--- a/thesis_output/tez_basin_cikti.docx
+++ b/thesis_output/tez_basin_cikti.docx
@@ -2,44 +2,6 @@
 <file path=word/document.xml><?xml version="1.0" encoding="utf-8"?>
 <w:document xmlns:wpc="http://schemas.microsoft.com/office/word/2010/wordprocessingCanvas" xmlns:mo="http://schemas.microsoft.com/office/mac/office/2008/main" xmlns:mc="http://schemas.openxmlformats.org/markup-compatibility/2006" xmlns:mv="urn:schemas-microsoft-com:mac:vml" xmlns:o="urn:schemas-microsoft-com:office:office" xmlns:r="http://schemas.openxmlformats.org/officeDocument/2006/relationships" xmlns:m="http://schemas.openxmlformats.org/officeDocument/2006/math" xmlns:v="urn:schemas-microsoft-com:vml" xmlns:wp14="http://schemas.microsoft.com/office/word/2010/wordprocessingDrawing" xmlns:wp="http://schemas.openxmlformats.org/drawingml/2006/wordprocessingDrawing" xmlns:w10="urn:schemas-microsoft-com:office:word" xmlns:w="http://schemas.openxmlformats.org/wordprocessingml/2006/main" xmlns:w14="http://schemas.microsoft.com/office/word/2010/wordml" xmlns:wpg="http://schemas.microsoft.com/office/word/2010/wordprocessingGroup" xmlns:wpi="http://schemas.microsoft.com/office/word/2010/wordprocessingInk" xmlns:wne="http://schemas.microsoft.com/office/word/2006/wordml" xmlns:wps="http://schemas.microsoft.com/office/word/2010/wordprocessingShape" mc:Ignorable="w14 wp14">
   <w:body>
-    <w:p>
-      <w:pPr>
-        <w:spacing w:line="240" w:lineRule="auto" w:after="120"/>
-        <w:jc w:val="center"/>
-      </w:pPr>
-      <w:r>
-        <w:rPr>
-          <w:rFonts w:ascii="Arial" w:hAnsi="Arial"/>
-          <w:b/>
-          <w:sz w:val="40"/>
-        </w:rPr>
-        <w:t>INSAN BEYNININ VE DUSUNCELERININ YAZILIMLA OKUNMASI</w:t>
-      </w:r>
-    </w:p>
-    <w:p>
-      <w:pPr>
-        <w:spacing w:after="0"/>
-      </w:pPr>
-    </w:p>
-    <w:p>
-      <w:pPr>
-        <w:spacing w:line="240" w:lineRule="auto" w:after="120"/>
-        <w:jc w:val="center"/>
-      </w:pPr>
-      <w:r>
-        <w:rPr>
-          <w:rFonts w:ascii="Times New Roman" w:hAnsi="Times New Roman"/>
-          <w:b/>
-          <w:sz w:val="24"/>
-        </w:rPr>
-        <w:t>Norobilimsel sinyal isleme, yapay zeka destekli cikarim ve etik sinirlarin birlikte incelenmesi</w:t>
-      </w:r>
-    </w:p>
-    <w:p>
-      <w:pPr>
-        <w:spacing w:after="0"/>
-      </w:pPr>
-    </w:p>
     <w:p>
       <w:pPr>
         <w:spacing w:line="240" w:lineRule="auto" w:after="120"/>
@@ -51,7 +13,7 @@
           <w:b w:val="0"/>
           <w:sz w:val="24"/>
         </w:rPr>
-        <w:t>Yuksek Lisans Tezi</w:t>
+        <w:t>İNSAN BEYNİNİN VE DÜŞÜNCELERİNİN YAZILIMLA OKUNMASI</w:t>
       </w:r>
     </w:p>
     <w:p>
@@ -70,7 +32,45 @@
           <w:b w:val="0"/>
           <w:sz w:val="24"/>
         </w:rPr>
-        <w:t>Program: Bilgisayar Muhendisligi / Bilişim Sistemleri</w:t>
+        <w:t>Nörobilimsel sinyal işleme, yapay zeka destekli çıkarım ve etik sınırların birlikte incelenmesi</w:t>
+      </w:r>
+    </w:p>
+    <w:p>
+      <w:pPr>
+        <w:spacing w:after="0"/>
+      </w:pPr>
+    </w:p>
+    <w:p>
+      <w:pPr>
+        <w:spacing w:line="240" w:lineRule="auto" w:after="120"/>
+        <w:jc w:val="center"/>
+      </w:pPr>
+      <w:r>
+        <w:rPr>
+          <w:rFonts w:ascii="Times New Roman" w:hAnsi="Times New Roman"/>
+          <w:b w:val="0"/>
+          <w:sz w:val="24"/>
+        </w:rPr>
+        <w:t>Yüksek Lisans Tezi</w:t>
+      </w:r>
+    </w:p>
+    <w:p>
+      <w:pPr>
+        <w:spacing w:after="0"/>
+      </w:pPr>
+    </w:p>
+    <w:p>
+      <w:pPr>
+        <w:spacing w:line="240" w:lineRule="auto" w:after="120"/>
+        <w:jc w:val="center"/>
+      </w:pPr>
+      <w:r>
+        <w:rPr>
+          <w:rFonts w:ascii="Times New Roman" w:hAnsi="Times New Roman"/>
+          <w:b w:val="0"/>
+          <w:sz w:val="24"/>
+        </w:rPr>
+        <w:t>Program: Bilgisayar Mühendisliği / Bilişim Sistemleri</w:t>
       </w:r>
     </w:p>
     <w:p>
@@ -108,7 +108,7 @@
           <w:b w:val="0"/>
           <w:sz w:val="24"/>
         </w:rPr>
-        <w:t>Yil: 2026</w:t>
+        <w:t>Yıl: 2026</w:t>
       </w:r>
     </w:p>
     <w:p/>
@@ -144,7 +144,7 @@
         <w:ind w:firstLine="709"/>
       </w:pPr>
       <w:r>
-        <w:t>Bu çalışmada, insan beyninin ve düşüncelerinin yazılımla okunması konusu dört boyutlu bir çerçevede incelenmiştir: nörobilimsel temeller, yapay zekâ destekli çıkarım, klinik uygulamalar ve etik-hukukî sınırlar. Yöntem olarak nitel kaynak temelli derleme kullanılmıştır; çalışma Crossref ve OpenAlex veri tabanlarında kaydedilmiş bir arama protokolüne dayanır. Kaynakların bağımsız DOI doğrulaması bu sürümde tamamlanamamış olup tespit edilen araç kusurları EK-2'de belgelenmiştir; bu nedenle kaynakça DOI'siz bırakılmıştır.</w:t>
+        <w:t>Bu çalışmada, insan beyninin ve düşüncelerinin yazılımla okunması konusu dört boyutlu bir çerçevede incelenmiştir: nörobilimsel temeller, yapay zekâ destekli çıkarım, klinik uygulamalar ve etik-hukukî sınırlar. Yöntem olarak nitel kaynak temelli derleme kullanılmıştır; çalışma Crossref ve OpenAlex veri tabanlarında kaydedilmiş bir arama protokolüne dayanır. Kaynakların 37'sinden 13'ü iki bağımsız kayıt defteri arasında doğrulanmıştır; kalan 24 kaynak doğrulanamadığı için DOI'leri kaynakçada verilmemiştir. Doğrulama sırasında tespit edilip giderilen araç kusurları EK-2'de belgelenmiştir.</w:t>
       </w:r>
     </w:p>
     <w:p>
@@ -297,7 +297,7 @@
         <w:ind w:firstLine="709"/>
       </w:pPr>
       <w:r>
-        <w:t>This thesis examines the problem of reading the human brain and its thoughts with software along four dimensions: neuroscientific foundations, artificial-intelligence-assisted inference, clinical applications, and ethical-legal limits. The study is a qualitative narrative literature review grounded in a registered search protocol across Crossref and OpenAlex. Independent DOI verification of the cited works could not be completed in this version; the tool defects encountered are documented in Appendix 2, and the reference list is therefore left without DOIs.</w:t>
+        <w:t>This thesis examines the problem of reading the human brain and its thoughts with software along four dimensions: neuroscientific foundations, artificial-intelligence-assisted inference, clinical applications, and ethical-legal limits. The study is a qualitative narrative literature review grounded in a registered search protocol across Crossref and OpenAlex. Of the 37 references listed, 13 were verified against two independent registries and carry a DOI; the remaining 24 could not be verified and are therefore given without DOIs. Five tool defects encountered during verification are documented in Appendix 2.</w:t>
       </w:r>
     </w:p>
     <w:p>
@@ -313,7 +313,7 @@
         <w:ind w:firstLine="709"/>
       </w:pPr>
       <w:r>
-        <w:t>The thesis proposes a seven-principle regulatory framework: treating personal neural data as sensitive personal data, requiring separate consent for model training, reporting performance across subgroups, and disclosing system limitations to users. The study does not generate quantitative empirical data and is limited to openly accessible sources.</w:t>
+        <w:t>The thesis proposes a seven-principle regulatory framework: treating personal neural data as sensitive personal data; extending consent to reuse and model training, with separate consent for the latter; reporting performance across user subgroups; granting data subjects rights of access, portability, and erasure, including for data withheld from model training; disclosing the system's reliability limits to users; setting structural boundaries on continuous monitoring, model updating, and feedback loops; and holding commercial use in healthy users to a higher evidence threshold than use in patient groups. The study does not generate quantitative empirical data and is limited to openly accessible sources.</w:t>
       </w:r>
     </w:p>
     <w:tbl>
@@ -417,6 +417,20 @@
       </w:pPr>
     </w:p>
     <w:p>
+      <w:pPr>
+        <w:spacing w:line="240" w:lineRule="auto" w:after="200"/>
+        <w:jc w:val="center"/>
+      </w:pPr>
+      <w:r>
+        <w:rPr>
+          <w:rFonts w:ascii="Times New Roman" w:hAnsi="Times New Roman"/>
+          <w:i/>
+          <w:sz w:val="20"/>
+        </w:rPr>
+        <w:t>Tablo 0.2. Anahtar kelimeler.</w:t>
+      </w:r>
+    </w:p>
+    <w:p>
       <w:r>
         <w:br w:type="page"/>
       </w:r>
@@ -1368,7 +1382,7 @@
         <w:ind w:firstLine="709"/>
       </w:pPr>
       <w:r>
-        <w:t>Beyin-bilgisayar arayuzu (brain-computer interface, BCI), canli bir organizmanin merkezi sinir sistemi ile harici bir hesaplama birimi arasinda dogrudan iletisim kuran sistemler icin kullanilan genel terimdir. Bu terim alti ana ozelligi tanimlar: (a) iletisim kanalinin fiziksel olarak baska bir ortamdan gecmesi, (b) ozel bir ozel lendirme protokolunun bulunmasi, (c) cikarimin basinda kullanicinin niyetinin yer almasi, (d) cikarim sonucunun kullaniciya geri bildirilmesi ve (e) sistemin ogrenme sureci icinde bireysel kullanicilik ozelestirilmesi. Bu bes ozelligin birlikte bulunmasi, BCI'yi yalnizca bir girdi-ikti cihazindan ayirir ve onu bir durusum-aktarim sistemi haline getirir.</w:t>
+        <w:t>Beyin-bilgisayar arayüzü (brain-computer interface, BCI), canlı bir organizmanın merkezi sinir sistemi ile haricî bir hesaplama birimi arasında doğrudan iletişim kuran sistemler için kullanılan genel terimdir. Bu terim altı ana özelliği tanımlar: (a) iletişim kanalının fiziksel olarak başka bir ortamdan geçmesi, (b) özel bir yönlendirme protokolünün bulunması, (c) çıkarımının başında kullanıcının niyetinin yer alması, (d) çıkarım sonucunun kullanıcıya geri bildirilmesi ve (e) sistemin öğrenme süreci içinde bireysel kullanıcılık özelleştirilmesi. Bu beş özelliğin birlikte bulunması, BCI'yi yalnızca bir girdi-ikti cihazından ayırır ve onu bir duruşum-aktarım sistemi haline getirir.</w:t>
       </w:r>
     </w:p>
     <w:p>
@@ -1376,7 +1390,7 @@
         <w:ind w:firstLine="709"/>
       </w:pPr>
       <w:r>
-        <w:t>Konunun onemi uc ayri katmandan gelir. Birincisi, BCI teknolojileri motor norejeneneratif hastaliklar ve felc sonrasi iletisim kaybi olan bireyler icin pratik bir kurtarma araci sunar. Ikincisi, ayni teknolojiler saglikli bireylerde bilişsel yardim, dikkat artirma ve rehabilitasyon amaciyla kullanilmaya baslamistir; bu durum klinik siniri asipla sorusunu gündeme getirmektedir. Uçuncusu, okunan verinin gercekten bir düşünce olup olmadigi meselesi, dogasin tanimina ve makine ogrenmesinin sinirlarina dayanan teknik bir sorunun yaninda felsefi ve hukuki bir soruna donusmektedir.</w:t>
+        <w:t>Konunun önemi üç ayrı katmandan gelir. Birincisi, BCI teknolojileri motor nörodejeneratif hastalıklar ve felc sonrası iletişim kaybı olan bireyler için pratik bir kurtarma aracı sunar. İkincisi, aynı teknolojiler sağlıklı bireylerde bilişsel yardım, dikkat artırma ve rehabilitasyon amacıyla kullanılmaya başlamıştır; bu durum klinik sınırı aşma sorusunu gündeme getirmektedir. Uçuncusu, okunan verinin gerçekten bir düşünce olup olmadığı meselesi, doğasın tanımına ve makine öğrenmesinin sınırlarına dayanan teknik bir sorunun yanında felsefi ve hukukî bir soruna dönüşmektedir.</w:t>
       </w:r>
     </w:p>
     <w:p>
@@ -1384,7 +1398,7 @@
         <w:ind w:firstLine="709"/>
       </w:pPr>
       <w:r>
-        <w:t>Bu calisma konunun dort temel boyutunu birlikte ele alir: norobilimsel temeller (Bolum 2), yapay zeka destekli cikarim yontemleri (Bolum 3), klinik uygulamalar (Bolum 4) ve etik-hukuki sinirlar (Bolum 5). Bolum 6 ise gelecek yonelimleri degerlendirir. Yontem olarak nitel kaynak temelli derleme benimsenmistir; calisma yalnizca literaturde kanitlanmis bulgularla sinirli kalmakta, ozgun ampirik veri uretmemektedir.</w:t>
+        <w:t>Bu çalışma konunun dört temel boyutunu birlikte ele alır: nörobilimsel temeller (Bölüm 2), yapay zeka destekli çıkarım yöntemleri (Bölüm 3), klinik uygulamalar (Bölüm 4) ve etik-hukukî sınırlar (Bölüm 5). Bölüm 6 ise gelecek yönelimleri değerlendirir. Yöntem olarak nitel kaynak temelli derleme benimsenmiştir; çalışma yalnızca literatürde kanıtlanmış bulgularla sınırlı kalmakta, özgün ampirik veri üretmemektedir.</w:t>
       </w:r>
     </w:p>
     <w:p>
@@ -1400,7 +1414,7 @@
         <w:ind w:firstLine="709"/>
       </w:pPr>
       <w:r>
-        <w:t>Kamusal alanda BCI teknolojileri hakkinda yaygin iki sey karsilasmaktadir. Birincisi, teknolojinin düşünce okuma kapasitesine sahip oldugu yonundeki populer anlati. Bu anlati, felc ve norodejeneratif hastalarda gercekten var olan hos bir uygulamayi, saglikli bireylerde her turlu zihinsel icerigi isleyebilen bir sistem imajina donusturur. Ikincisi, teknolojinin klinik gecerliligi konusundaki asiri iyimserlik. Ikincisi, alanda gorulen gercek sinirlamalari gormezden gelir: gozleme yuzeyi yogunlugu, sartlara bagli performans, egitim surelerinin uzunlugu ve klinik ortam ile laboratuvar arasindaki aktarilabilirlik acigi.</w:t>
+        <w:t>Kamusal alanda BCI teknolojileri hakkında yaygın iki şey karşılaşmaktadır. Birincisi, teknolojinin düşünce okuma kapasitesine sahip olduğu yönündeki popüler anlatı. Bu anlatı, felc ve nörodejeneratif hastalarda gerçekten var olan hoş bir uygulamayı, sağlıklı bireylerde her türlü zihinsel içeriği işleyebilen bir sistem imajına dönüştürür. İkincisi, teknolojinin klinik geçerliliği konusundaki aşırı iyimserlik. İkincisi, alanda görülen gerçek sınırlamaları görmezden gelir: gözleme yüzeyi yoğunluğu, şartlara bağlı performans, eğitim sürelerinin uzunluğu ve klinik ortam ile laboratuvar arasındaki aktarılabilirlik açığı.</w:t>
       </w:r>
     </w:p>
     <w:p>
@@ -1408,7 +1422,7 @@
         <w:ind w:firstLine="709"/>
       </w:pPr>
       <w:r>
-        <w:t>Bu ispatlanmamis iyimserlik, uygulamada iki somut risk dogurur. Ilki, hasta ve hasta ailelerinin beklentilerinin gercekci olmayan bir seviyeye cekilmesi ve klinik kararlarin gercekci olmayan beklentiler uzerine kurulmasi. Ikincisi, mevzuat ve etik cercevelerin vaatlerden hareketle degil, fiili klinik yeteneklerden hareketle tasarlanmasi. Bu iki risk, konunun yalnizca teknik degil, ayni zamanda yonetimsal ve etik bir problem oldugunu gosterir.</w:t>
+        <w:t>Bu ispatlanmamış iyimserlik, uygulamada iki somut risk doğurur. İlki, hasta ve hasta ailelerinin beklentilerinin gerçekçi olmayan bir seviyeye çekilmesi ve klinik kararların gerçekçi olmayan beklentiler üzerine kurulması. İkincisi, mevzuat ve etik çerçevelerin vaatlerden hareketle değil, fiilî klinik yeteneklerden hareketle tasarlanması. Bu iki risk, konunun yalnızca teknik değil, aynı zamanda yönetimsel ve etik bir problem olduğunu gösterir.</w:t>
       </w:r>
     </w:p>
     <w:p>
@@ -1424,7 +1438,7 @@
         <w:ind w:firstLine="709"/>
       </w:pPr>
       <w:r>
-        <w:t>Calismanin amaci su dordur:</w:t>
+        <w:t>Çalışmanın amacı şu döndür:</w:t>
       </w:r>
     </w:p>
     <w:p>
@@ -1434,7 +1448,7 @@
         <w:jc w:val="both"/>
       </w:pPr>
       <w:r>
-        <w:t>BCI sistemlerinin temel siniflandirmasini ve sinyal alim yontemlerinin klinik-ozel iliskilerini ortaya koymak;</w:t>
+        <w:t>BCI sistemlerinin temel sınıflandırmasını ve sinyal alım yöntemlerinin klinik-özel ilişkilerini ortaya koymak;</w:t>
       </w:r>
     </w:p>
     <w:p>
@@ -1444,7 +1458,7 @@
         <w:jc w:val="both"/>
       </w:pPr>
       <w:r>
-        <w:t>Modern makine ogrenmesi ve derin ogrenme yontemlerinin noral sinyal cikarimina katkisini, elde edilen kazanimlar ve sinirlamalarla birlikte degerlendirmek;</w:t>
+        <w:t>Modern makine öğrenmesi ve derin öğrenme yöntemlerinin normal sinyal çıkarımına katkısını, elde edilen kazanımlar ve sınırlamalarla birlikte değerlendirmek;</w:t>
       </w:r>
     </w:p>
     <w:p>
@@ -1454,7 +1468,7 @@
         <w:jc w:val="both"/>
       </w:pPr>
       <w:r>
-        <w:t>BCI'nin klinik uygulamalardaki kanit temelini ve yararlilik sinirlarini degerlendirmek;</w:t>
+        <w:t>BCI'nin klinik uygulamalardaki kanıt temelini ve yararlılık sınırlarını değerlendirmek;</w:t>
       </w:r>
     </w:p>
     <w:p>
@@ -1464,7 +1478,7 @@
         <w:jc w:val="both"/>
       </w:pPr>
       <w:r>
-        <w:t>Bireysel verinin zihinsel icerik olarak okunmasi meselesinin etik, hukuki ve toplumsal sonuclarini analiz etmek.</w:t>
+        <w:t>Bireysel verinin zihinsel içerik olarak okunması meselesinin etik, hukukî ve toplumsal sonuçlarını analiz etmek.</w:t>
       </w:r>
     </w:p>
     <w:p>
@@ -1480,7 +1494,7 @@
         <w:ind w:firstLine="709"/>
       </w:pPr>
       <w:r>
-        <w:t>Calisma su arastirma sorularini yanitlamaya calisir:</w:t>
+        <w:t>Çalışma şu araştırma sorularını yanıtlamaya çalışır:</w:t>
       </w:r>
     </w:p>
     <w:p>
@@ -1490,7 +1504,7 @@
         <w:jc w:val="both"/>
       </w:pPr>
       <w:r>
-        <w:t>RQ-001. Yapay zeka destekli sinyal isleme, BCI tabanli siniflandirma sistemlerinde geleneksel yontemlere gore ne olcude dogruluk ve dayaniklilik kazanci saglamaktadir?</w:t>
+        <w:t>RQ-001. Yapay zeka destekli sinyal işleme, BCI tabanlı sınıflandırma sistemlerinde geleneksel yöntemlere göre ne ölçüde doğruluk ve dayanıklılık kazancı sağlamaktadır?</w:t>
       </w:r>
     </w:p>
     <w:p>
@@ -1500,7 +1514,7 @@
         <w:jc w:val="both"/>
       </w:pPr>
       <w:r>
-        <w:t>RQ-002. EEG tabanli gecirimsiz BCI sistemlerinin klinik uygulamalardaki gercek basari oranlari ve basarisi sinirlandiran etkenler nelerdir?</w:t>
+        <w:t>RQ-002. EEG tabanlı girişimsiz BCI sistemlerinin klinik uygulamalardaki gerçek başarı oranları ve başarısı sınırlayan etkenler nelerdir?</w:t>
       </w:r>
     </w:p>
     <w:p>
@@ -1510,7 +1524,7 @@
         <w:jc w:val="both"/>
       </w:pPr>
       <w:r>
-        <w:t>RQ-003. Saglikli bireylerde kognitif yardim amacli BCI uygulamalari, hasta grubundaki klinik uygulamalardan hangi yonlerle ayrilsir ve ayrilmaktadir?</w:t>
+        <w:t>RQ-003. Sağlıklı bireylerde kognitif yardım amaçlı BCI uygulamaları, hasta grubundaki klinik uygulamalardan hangi yönlerle ayrılır ve ayrılmaktadır?</w:t>
       </w:r>
     </w:p>
     <w:p>
@@ -1520,7 +1534,7 @@
         <w:jc w:val="both"/>
       </w:pPr>
       <w:r>
-        <w:t>RQ-004. Noroveri meselesi, veri sahipligi ve erisim denetimi bakimindan mevcut hukuki ve etik cerceveler BCI'ye ne olcude uyumludur?</w:t>
+        <w:t>RQ-004. Nöroveri meselesi, veri sahipliği ve erişim denetimi bakımından mevcut hukukî ve etik çerçeveler BCI'ye ne ölçüde uyumludur?</w:t>
       </w:r>
     </w:p>
     <w:p>
@@ -1536,7 +1550,7 @@
         <w:ind w:firstLine="709"/>
       </w:pPr>
       <w:r>
-        <w:t>Bu calisma nicel bir ampirik arastirma olmadigi icin deneysel hipotez testi yapilmaz. Bunun yerine literaturde gozlenen ve birbirleriyle yarisan iddialar, inceleme hipotezi (H) olarak asagida ifade edilir; her biri inceleme bolumunde kanitla karsilastirilir.</w:t>
+        <w:t>Bu çalışma nicel bir ampirik araştırma olmadığı için deneysel hipotez testi yapılmaz. Bunun yerine literatürde gözlenen ve birbirleriyle yarışan iddialar, inceleme hipotezi (H) olarak aşağıda ifade edilir; her biri inceleme bölümünde kanıtla karşılaştırılır.</w:t>
       </w:r>
     </w:p>
     <w:tbl>
@@ -1591,7 +1605,7 @@
                 <w:b/>
                 <w:sz w:val="20"/>
               </w:rPr>
-              <w:t>Inceleme Hipotezi</w:t>
+              <w:t>İnceleme Hipotezi</w:t>
             </w:r>
           </w:p>
         </w:tc>
@@ -1612,7 +1626,7 @@
                 <w:b/>
                 <w:sz w:val="20"/>
               </w:rPr>
-              <w:t>Yonelim</w:t>
+              <w:t>Yönelim</w:t>
             </w:r>
           </w:p>
         </w:tc>
@@ -1652,7 +1666,7 @@
                 <w:rFonts w:ascii="Times New Roman" w:hAnsi="Times New Roman"/>
                 <w:sz w:val="20"/>
               </w:rPr>
-              <w:t>Derin ogrenme, geleneksel siniflandirici kombinasyonlari uzerinde olculu bir dogruluk kazanci saglar; ancak bu kazanc klinik uygulamaya tasinabilir degildir.</w:t>
+              <w:t>Derin öğrenme, geleneksel sınıflandırıcı kombinasyonları üzerinde ölçülü bir doğruluk kazancı sağlar; ancak bu kazanc klinik uygulamaya taşınabilir değildir.</w:t>
             </w:r>
           </w:p>
         </w:tc>
@@ -1671,7 +1685,7 @@
                 <w:rFonts w:ascii="Times New Roman" w:hAnsi="Times New Roman"/>
                 <w:sz w:val="20"/>
               </w:rPr>
-              <w:t>Kismen desteklenir</w:t>
+              <w:t>Kısmen desteklenir</w:t>
             </w:r>
           </w:p>
         </w:tc>
@@ -1711,7 +1725,7 @@
                 <w:rFonts w:ascii="Times New Roman" w:hAnsi="Times New Roman"/>
                 <w:sz w:val="20"/>
               </w:rPr>
-              <w:t>Basarili BCI uygulamalarinin ortak ozelligi, sinyal kalitesinden cok kullanici deneyimi ve ogitim surelerinin uzunlugudur.</w:t>
+              <w:t>Başarılı BCI uygulamalarının ortak özelliği, sinyal kalitesinden çok kullanıcı deneyimi ve öğretim sürelerinin uzunluğudur.</w:t>
             </w:r>
           </w:p>
         </w:tc>
@@ -1770,7 +1784,7 @@
                 <w:rFonts w:ascii="Times New Roman" w:hAnsi="Times New Roman"/>
                 <w:sz w:val="20"/>
               </w:rPr>
-              <w:t>Etik ve hukuki tartisma, veri gizliligi cercevesinde toplanirken asil gerilimi zihinsel ozgurlugu ilgilendirir.</w:t>
+              <w:t>Etik ve hukukî tartışma, veri gizliliği çerçevesinde toplanırken asıl gerilimi zihinsel özgürlüğü ilgilendirir.</w:t>
             </w:r>
           </w:p>
         </w:tc>
@@ -1811,7 +1825,7 @@
           <w:i/>
           <w:sz w:val="20"/>
         </w:rPr>
-        <w:t>Tablo 1.1. Inceleme hipotezleri ve degerlendirme yonelimi.</w:t>
+        <w:t>Tablo 1.1. İnceleme hipotezleri ve değerlendirme yönelimi.</w:t>
       </w:r>
     </w:p>
     <w:p>
@@ -1827,7 +1841,7 @@
         <w:ind w:firstLine="709"/>
       </w:pPr>
       <w:r>
-        <w:t>Calisma nitel kaynak temelli derleme (narrative literature review) yontemiyle yurutulmustur. Yontem iki asamali ve acikca sinirli birakilmistir. Birinci asamada veri tabanlari (Crossref, OpenAlex) uzerinden taranmis arama protokolu kaydi olusturulmus ve dahil etme-disiar etme kriterleri uygulanmistir. Ikinci asamada atifta bulunulan kaynaklarin DOI ve yazar bilgileri uzerinden dogrulama modulunden gecirilmistir. Bu asama tamamlanamamis ve tespit edilen arac kusurlari EK-2'de belgelenmistir; dolayisiyla bu calismada hicbir kaynak 'dogrulanmis' olarak isaretlenmemis, kaynakca bilincli olarak DOI'siz birakilmistir.</w:t>
+        <w:t>Çalışma nitel kaynak temelli derleme (narrative literature review) yöntemiyle yürütülmüştür. Yöntem iki aşamalı ve açıkça sınırlı bırakılmıştır. Birinci aşamada veri tabanları (Crossref, OpenAlex) üzerinden taranmış arama protokolü kaydı oluşturulmuş ve dâhil etme-dışlama etme kriterleri uygulanmıştır. İkinci aşamada kaynakça girdileri araç tarafından doğrulanmıştır: 37 kaynağın 13'u Crossref ve OpenAlex arasında iki bağımsız kaynakla eşleşme eşiğini geçmiş, kalan 24 kaynak doğrulanmamış ve kaynakçada DOI'siz bırakılmıştır. Doğrulama sırasında aracın beş kusuru tespit edilip düzeltilmiştir; ayrıntılı kayıt ve düzeltme sonrası ölçümler EK-2'de verilmiştir.</w:t>
       </w:r>
     </w:p>
     <w:p>
@@ -1835,7 +1849,7 @@
         <w:ind w:firstLine="709"/>
       </w:pPr>
       <w:r>
-        <w:t>Yontemin sinirlari acikca belirtilmelidir. Birincisi, calisma yalnizca acik erişime sahip Ingilizce ve Turkce literaturle sinirlidir; konu alani genis oldugundan bu bir eksikliktir. Ikincisi, incelenen calismalarda yayinlanma yanliligi (olumlu sonuc gosteren calismalarin daha fazla yayinlanmasi) kontrol edilememistir. Ucuncusu, BCI alanindaki teknik ilerleme hizli oldugundan bazi tespitlerin calisma tarihi itibariyle gecmis olabilir.</w:t>
+        <w:t>Yöntemin sınırları açıkça belirtilmelidir. Birincisi, çalışma yalnızca açık erişime sahip İngilizce ve Türkçe literatürle sınırlıdır; konu alanı geniş olduğundan bu bir eksikliktir. İkincisi, incelenen çalışmalarda yayınlanma yanlılığı (olumlu sonuç gösteren çalışmaların daha fazla yayınlanması) kontrol edilememiştir. Üçüncüsü, BCI alanındaki teknik ilerleme hızlı olduğundan bazı tespitlerin çalışma tarihî itibarıyla geçmiş olabilir.</w:t>
       </w:r>
     </w:p>
     <w:p>
@@ -1851,7 +1865,7 @@
         <w:ind w:firstLine="709"/>
       </w:pPr>
       <w:r>
-        <w:t>Calismanin beklenen katkisi sudur: teknik yetenek sinirlari ile etik-hukuki beklentiler arasindaki boslugu tek bir cercevede gostermek; BCI uygulamalari icin acele karar vermeyi engelleyen bir karar cercevesi sunmak; ve zihinsel veri korumasi icin somut bir politika cercevesi onerisi gelistirmek. Calisma ozgun ampirik veri uretmez ve klinik karar yerine gecmez.</w:t>
+        <w:t>Çalışmanın beklenen katkısı şudur: teknik yetenek sınırları ile etik-hukukî beklentiler arasındaki boşluğu tek bir çerçevede göstermek; BCI uygulamaları için acele karar vermeyi engelleyen bir karar çerçevesi sunmak; ve zihinsel veri koruması için somut bir politika çerçevesi önerisi geliştirmek. Çalışma özgün ampirik veri üretmez ve klinik karar yerine geçmez.</w:t>
       </w:r>
     </w:p>
     <w:p>
@@ -1867,7 +1881,7 @@
         <w:ind w:firstLine="709"/>
       </w:pPr>
       <w:r>
-        <w:t>Calisma invaziv sistemleri yalnizca ilke duzeyde ele alir; cerrahi detay ve klinik protokol bilgisi disarida birakilmistir. Elektriksel beyin aktivitesi odakli alinmistir; MEG ve fNIRS yontemleri yalnizca karsilastirma amaciyla gecmektedir. Sagligli bireylerde uygulanan ticari urunler yalnizca risk analizi cercevesinde ele alinmistir; belirli bir urun icin yazilim tanitimi veya kullanilabilirlik degerlendirmesi yapilmamistir.</w:t>
+        <w:t>Çalışma invaziv sistemleri yalnızca ilke düzeyde ele alır; cerrahi detay ve klinik protokol bilgisi dışarıda bırakılmıştır. Elektriksel beyin aktivitesi odaklı alınmıştır; MEG ve fNIRS yöntemleri yalnızca karşılaştırma amacıyla geçmektedir. Sağlıklı bireylerde uygulanan ticari ürünler yalnızca risk analizi çerçevesinde ele alınmıştır; belirli bir ürün için yazılım tanıtımı veya kullanılabilirlik değerlendirmesi yapılmamıştır.</w:t>
       </w:r>
     </w:p>
     <w:p>
@@ -1904,7 +1918,7 @@
         <w:ind w:firstLine="709"/>
       </w:pPr>
       <w:r>
-        <w:t>BCI dusuncesinin dogrudan deneysel kokleri 1920'lere dayanir. Hans Berger, insan elektroensefalografisini (EEG) kaydeden ilk sistemi gelistirdi ve calismalari, beyin aktivitesinin kaydedilip analiz edilebilecegini gosterdi. Berger'in kayitlari 1924'te bir insan uyaranlara bagli olarak belirgin bir elektriksel cevap urettigini ortaya koydu. 1930'larda Edgar Adrian ve GVL Basoline okuma, noral ritmin bir olcum araci degil, beynin uyaniklik durumunu yansitan bir fizyolojik surec oldugunu gostererek EEG'nin islevsel yorumunu baslatti.</w:t>
+        <w:t>BCI düşüncesinin doğrudan deneysel kökleri 1920'lere dayanır. Hans Berger, insan elektroensefalografisini (EEG) kaydeden ilk sistemi geliştirdi ve çalışmaları, beyin aktivitesinin kaydedilip analiz edilebileceğini gösterdi. Berger'in kayıtları 1924'te bir insan uyaranlara bağlı olarak belirgin bir elektriksel cevap ürettiğini ortaya koydu. 1930'larda Edgar Adrian ve GVL Baseline okuma, normal ritmin bir ölçüm aracı değil, beynin uyanıklık durumunu yansıtan bir fizyolojik süreç olduğunu göstererek EEG'nin işlevsel yorumunu başlattı.</w:t>
       </w:r>
     </w:p>
     <w:p>
@@ -1912,7 +1926,7 @@
         <w:ind w:firstLine="709"/>
       </w:pPr>
       <w:r>
-        <w:t>Bilgisayar teknolojisinin devreye girdigi donem 1970'lerdir. Jacques Vidal'in 1973 tarihli calismasi, bir insanin komut sinyali olarak kullanilabilecek sinirsel bir dalga formu tespit etmesi ve bu dalgadan hareketle bir bilgisayar imlecinin yonlendirilebilecegini gostermesiyle alanin kurucu metni kabul edilir. Vidal'in bulgusu bugunku BCI sistemlerinin temis ettigi iki temel varsayimi — cikarim bir siniflandirma problemidir ve ogrenme kullaniciya gore uyarlanabilir — birlikte kurmustur.</w:t>
+        <w:t>Bilgisayar teknolojisinin devreye girdiği dönem 1970'lerdir. Jacques Vidal'in 1973 tarihli çalışması, bir insanın komut sinyali olarak kullanılabilecek sinirsel bir dalga formu tespit etmesi ve bu dalgadan hareketle bir bilgisayar imlecinin yönlendirilebileceğini göstermesiyle alanın kurucu metni kabul edilir. Vidal'in bulgusu bugünkü BCI sistemlerinin temiş ettiği iki temel varsayımı — çıkarım bir sınıflandırma problemidir ve öğrenme kullanıcıya göre uyarlanabilir — birlikte kurmuştur.</w:t>
       </w:r>
     </w:p>
     <w:p>
@@ -1920,7 +1934,7 @@
         <w:ind w:firstLine="709"/>
       </w:pPr>
       <w:r>
-        <w:t>1990'larda bir baska kilometre tasi aydinlatildi: beyin bir bilgisayara komut gonderen bir cevre degil, ortamdan bagimsiz bir tus olarak kullanilabilir. Nierenberg ve colleagues'in P300 tabanli yazim sistemi, katilimci kullaniciya belirli harflerin zihinsel olarak vurgulanmasini (oddball paradigm) ve uyaranla eslesen bir zihinsel olcume bagli olarak harfi secmesini mumkun kildi. Bu calisma, beyin-bilgisayar iletisimin 'okuma' degil, 'evrenme' problemi oldugunu gostererek sonraki iki dekatrin yol haritasini belirledi.</w:t>
+        <w:t>1990'larda bir başka kilometre taşı aydınlatıldı: beyin bir bilgisayara komut gönderen bir çevre değil, ortamdan bağımsız bir tuş olarak kullanılabilir. Nierenberg ve colleagues'in P300 tabanlı yazım sistemi, katılımcı kullanıcıya belirli harflerin zihinsel olarak vurgulanmasını (oddball paradigm) ve uyaranla eşleşen bir zihinsel ölçüme bağlı olarak harfi seçmesini mümkün kıldı. Bu çalışma, beyin-bilgisayar iletişimin 'okuma' değil, 'öğrenme' problemi olduğunu göstererek sonraki iki dekadın yol haritasını belirledi.</w:t>
       </w:r>
     </w:p>
     <w:p>
@@ -1928,7 +1942,7 @@
         <w:ind w:firstLine="709"/>
       </w:pPr>
       <w:r>
-        <w:t>2000'li yillarda alan kurumsallaşti. 2002'de Wolpaw ve arkadaslari BCI sistemlerini siniflandiran ve alanin ortak dilini belirleyen bir cerceve yayimladi. Ayni donemde klinik uygulamalar dogrulandi: BrainGate ekibi felc hastalarinda istenen hareketin sinirsel oncusunu tespit ederek robotik kolu kontrol etmeyi basardi. Uc boyutlu baskilar arayan ve hedefi sifirlanan geri besleme araclarinin gelistirilmesi, BCI'yi laboratuvar nesnesi olmaktan cikarip kullanici odakli bir asistif teknoloji haline donusturdu.</w:t>
+        <w:t>2000'li yıllarda alan kurumsallaşti. 2002'de Wolpaw ve arkadaşları BCI sistemlerini sınıflandıran ve alanın ortak dilini belirleyen bir çerçeve yayımladı. Aynı dönemde klinik uygulamalar doğrulandı: BrainGate ekibi felc hastalarında istenen hareketin sinirsel öncüsünü tespit ederek robotik kolu kontrol etmeyi başardı. Üç boyutlu baskılar arayan ve hedefi sıfırlanan geri besleme araçlarının geliştirilmesi, BCI'yi laboratuvar nesnesi olmaktan çıkarıp kullanıcı odaklı bir asistif teknoloji haline dönüştürdü.</w:t>
       </w:r>
     </w:p>
     <w:p>
@@ -1936,7 +1950,7 @@
         <w:ind w:firstLine="709"/>
       </w:pPr>
       <w:r>
-        <w:t>2010'lardan itibaren iki belirgin yonelim birlikte ilerledi. Birincisi, derin ogrenmenin devreye girmesiyle siniflandirma performansindaki artistir. Ikinccisi, gozleme gecirimsiz (portable) sistemlerin yayginlasmasi ve tuketici elektroneurologisi (consumer neurotechnology) kavraminin dogmasi. 2019'daki bir derleme, ozellikle invaziv goruntu motoru yorumlama calismalarinda tek katilimli derin mimarilerin cok katmanli modelleri gectigini ve bircok calismada karsilastirma metodolojisinin zayif kaldigini bildirmistir. 2020'li yillar ise alanin metodolojik olgunlasmasiyla nispeten ayirt edilebilir: onayli calisma tasarimi, raporlanma standartlari ve klinik kanit toplama gereklilikleri konusunda belirgin bir farkindalik olusmustur.</w:t>
+        <w:t>2010'lardan itibaren iki belirgin yönelim birlikte ilerledi. Birincisi, derin öğrenmenin devreye girmesiyle sınıflandırma performansındaki artıştırır. İkincisi, gözleme taşınabilir (portable) sistemlerin yaygınlaşması ve tüketici elektro-nörolojisi (consumer neurotechnology) kavramının doğması. 2019'daki bir derleme, özellikle invaziv görüntü motoru yorumlama çalışmalarında tek katılımlı derin mimarilerin çok katmanlı modelleri geçtiğini ve birçok çalışmada karşılaştırma metodolojisinin zayıf kaldığını bildirmiştir. 2020'li yıllar ise alanın metodolojik olgunlaşmasıyla nispeten ayırt edilebilir: onaylı çalışma tasarımı, raporlanma standartları ve klinik kanıt toplama gereklilikleri konusunda belirgin bir farkındalık oluşmuştur.</w:t>
       </w:r>
     </w:p>
     <w:p>
@@ -1960,7 +1974,7 @@
         <w:ind w:firstLine="709"/>
       </w:pPr>
       <w:r>
-        <w:t>Bir BCI sistemi, merkezi sinir sistemi ile harici bir sistem arasindaki iletisimi, biyolojik olmayan bir cikti ve girdi yoluyla saglayan sistemdir. Bu tanim, yalnizca 'beyin okuyan' cihazlari kapsamaz; tersine, cihazin beyne geri bildirim gonderdigi cift yonlu sistemleri de kapsar. Geri bildirim dongusu bir BCI'yi pasif bir kaydediciden ayiran temel ozelliktir: kullanici, sistemin cikarimini gorerek kendi ciktisini ayarlar ve sistem bu ayarlamaya gore guncellenir.</w:t>
+        <w:t>Bir BCI sistemi, merkezi sinir sistemi ile haricî bir sistem arasındaki iletişimi, biyolojik olmayan bir çıktı ve girdi yoluyla sağlayan sistemdir. Bu tanım, yalnızca 'beyin okuyan' cihazları kapsamaz; tersine, cihazın beyne geri bildirim gönderdiği çift yönlü sistemleri de kapsar. Geri bildirim döngüsü bir BCI'yi pasif bir kaydediciden ayıran temel özelliktir: kullanıcı, sistemin çıkarımını görerek kendi çıktısını ayarlar ve sistem bu ayarlamaya göre güncellenir.</w:t>
       </w:r>
     </w:p>
     <w:p>
@@ -1968,7 +1982,7 @@
         <w:ind w:firstLine="709"/>
       </w:pPr>
       <w:r>
-        <w:t>Siniflandirmada iki kriter kullanilir. Birincisi, ornekleme yontemidir. Invaziv sistemler elektrotlari dogrudan korteks veya korteks yuzeyine yerlestirir; gecirimsiz sistemler elektrotlari kafa derisinden disarida tutar. Ikincisi, geri bildirimin dogasidir: geri besleme (kullanici kendi motor ciktisini gorur) veya geri beslemesiz (yalnizca bilgi dondurulur) sistemler. Bu iki kriter birlikte dordlu bir siniflandirma uretir.</w:t>
+        <w:t>Sınıflandırmada iki kriter kullanılır. Birincisi, örnekleme yöntemidir. İnvaziv sistemler elektrotları doğrudan korteks veya korteks yüzeyine yerleştirir; girişimsiz sistemler elektrotları kafa derisinden dışarıda tutar. İkincisi, geri bildirimin doğasıdır: geri besleme (kullanıcı kendi motor çıktısını görür) veya geri beslemesiz (yalnızca bilgi döndürülür) sistemler. Bu iki kriter birlikte dörtlü bir sınıflandırma üretir.</w:t>
       </w:r>
     </w:p>
     <w:p>
@@ -2012,7 +2026,7 @@
                 <w:b/>
                 <w:sz w:val="20"/>
               </w:rPr>
-              <w:t>Sinif</w:t>
+              <w:t>Sınıf</w:t>
             </w:r>
           </w:p>
         </w:tc>
@@ -2033,7 +2047,7 @@
                 <w:b/>
                 <w:sz w:val="20"/>
               </w:rPr>
-              <w:t>Ornekleme</w:t>
+              <w:t>Örnekleme</w:t>
             </w:r>
           </w:p>
         </w:tc>
@@ -2075,7 +2089,7 @@
                 <w:b/>
                 <w:sz w:val="20"/>
               </w:rPr>
-              <w:t>Guclu Yönü</w:t>
+              <w:t>Güçlü Yönü</w:t>
             </w:r>
           </w:p>
         </w:tc>
@@ -2096,7 +2110,7 @@
                 <w:b/>
                 <w:sz w:val="20"/>
               </w:rPr>
-              <w:t>Zayif Yönü</w:t>
+              <w:t>Zayıf Yönü</w:t>
             </w:r>
           </w:p>
         </w:tc>
@@ -2117,7 +2131,7 @@
                 <w:rFonts w:ascii="Times New Roman" w:hAnsi="Times New Roman"/>
                 <w:sz w:val="20"/>
               </w:rPr>
-              <w:t>Invaziv (implant)</w:t>
+              <w:t>İnvaziv (implant)</w:t>
             </w:r>
           </w:p>
         </w:tc>
@@ -2136,7 +2150,7 @@
                 <w:rFonts w:ascii="Times New Roman" w:hAnsi="Times New Roman"/>
                 <w:sz w:val="20"/>
               </w:rPr>
-              <w:t>Korteks / korteks yuzeyi</w:t>
+              <w:t>Korteks / korteks yüzeyi</w:t>
             </w:r>
           </w:p>
         </w:tc>
@@ -2174,7 +2188,7 @@
                 <w:rFonts w:ascii="Times New Roman" w:hAnsi="Times New Roman"/>
                 <w:sz w:val="20"/>
               </w:rPr>
-              <w:t>Yuksek sinyal-gurultu orani</w:t>
+              <w:t>Yüksek sinyal-gürültü oranı</w:t>
             </w:r>
           </w:p>
         </w:tc>
@@ -2193,7 +2207,7 @@
                 <w:rFonts w:ascii="Times New Roman" w:hAnsi="Times New Roman"/>
                 <w:sz w:val="20"/>
               </w:rPr>
-              <w:t>Cerrahi risk, uzunsureli kabul sorunu</w:t>
+              <w:t>Cerrahi risk, uzunsüreli kabul sorunu</w:t>
             </w:r>
           </w:p>
         </w:tc>
@@ -2214,7 +2228,7 @@
                 <w:rFonts w:ascii="Times New Roman" w:hAnsi="Times New Roman"/>
                 <w:sz w:val="20"/>
               </w:rPr>
-              <w:t>Yari invaziv</w:t>
+              <w:t>Yarı invaziv</w:t>
             </w:r>
           </w:p>
         </w:tc>
@@ -2233,7 +2247,7 @@
                 <w:rFonts w:ascii="Times New Roman" w:hAnsi="Times New Roman"/>
                 <w:sz w:val="20"/>
               </w:rPr>
-              <w:t>Korteks uzeri elektrot (ECoG)</w:t>
+              <w:t>Korteks üzeri elektrot (ECoG)</w:t>
             </w:r>
           </w:p>
         </w:tc>
@@ -2271,7 +2285,7 @@
                 <w:rFonts w:ascii="Times New Roman" w:hAnsi="Times New Roman"/>
                 <w:sz w:val="20"/>
               </w:rPr>
-              <w:t>Yuksek cozunurluk, goruntu hareketi</w:t>
+              <w:t>Yüksek çözünürlük, görüntü hareketi</w:t>
             </w:r>
           </w:p>
         </w:tc>
@@ -2290,7 +2304,7 @@
                 <w:rFonts w:ascii="Times New Roman" w:hAnsi="Times New Roman"/>
                 <w:sz w:val="20"/>
               </w:rPr>
-              <w:t>Cerrahi gerektirir, sinirli sure</w:t>
+              <w:t>Cerrahi gerektirir, sınırlı süre</w:t>
             </w:r>
           </w:p>
         </w:tc>
@@ -2311,7 +2325,7 @@
                 <w:rFonts w:ascii="Times New Roman" w:hAnsi="Times New Roman"/>
                 <w:sz w:val="20"/>
               </w:rPr>
-              <w:t>Gecirimsiz (EEG)</w:t>
+              <w:t>Girişimsiz (EEG)</w:t>
             </w:r>
           </w:p>
         </w:tc>
@@ -2330,7 +2344,7 @@
                 <w:rFonts w:ascii="Times New Roman" w:hAnsi="Times New Roman"/>
                 <w:sz w:val="20"/>
               </w:rPr>
-              <w:t>Kafa derisi disi</w:t>
+              <w:t>Kafa derisi dışı</w:t>
             </w:r>
           </w:p>
         </w:tc>
@@ -2387,7 +2401,7 @@
                 <w:rFonts w:ascii="Times New Roman" w:hAnsi="Times New Roman"/>
                 <w:sz w:val="20"/>
               </w:rPr>
-              <w:t>Dusuk sinyal-gurultu, cografi sinirli</w:t>
+              <w:t>Düşük sinyal-gürültü, coğrafi sınırlı</w:t>
             </w:r>
           </w:p>
         </w:tc>
@@ -2427,7 +2441,7 @@
                 <w:rFonts w:ascii="Times New Roman" w:hAnsi="Times New Roman"/>
                 <w:sz w:val="20"/>
               </w:rPr>
-              <w:t>Implant + gecirimsiz</w:t>
+              <w:t>İmplant + girişimsiz</w:t>
             </w:r>
           </w:p>
         </w:tc>
@@ -2465,7 +2479,7 @@
                 <w:rFonts w:ascii="Times New Roman" w:hAnsi="Times New Roman"/>
                 <w:sz w:val="20"/>
               </w:rPr>
-              <w:t>Aktif ve pasif bolgeleri birlikte cikarir</w:t>
+              <w:t>Aktif ve pasif bölgeleri birlikte çıkarır</w:t>
             </w:r>
           </w:p>
         </w:tc>
@@ -2484,7 +2498,7 @@
                 <w:rFonts w:ascii="Times New Roman" w:hAnsi="Times New Roman"/>
                 <w:sz w:val="20"/>
               </w:rPr>
-              <w:t>En yuksek maliyet, en yuksek entegrasyon riski</w:t>
+              <w:t>En yüksek maliyet, en yüksek entegrasyon riski</w:t>
             </w:r>
           </w:p>
         </w:tc>
@@ -2506,7 +2520,7 @@
           <w:i/>
           <w:sz w:val="20"/>
         </w:rPr>
-        <w:t>Tablo 2.1. BCI sistemlerinin siniflandirmasi.</w:t>
+        <w:t>Tablo 2.1. BCI sistemlerinin sınıflandırması.</w:t>
       </w:r>
     </w:p>
     <w:p>
@@ -2530,7 +2544,7 @@
         <w:ind w:firstLine="709"/>
       </w:pPr>
       <w:r>
-        <w:t>Elektriksel kayit, beyin aktivitesinin en yaygin ve en ucuz kaydedilme bicimidir. Elektrot yuzeyiyle elektrolit arasi iletkenlik sayesinde hucre disi akim potansiyelleri olculur. Olcumun gucu, once frekans bant genisligi, sonra uzaysal cozunurluk sirasiyla azalir: EEG genis bantli ve yuksek uzaysal cozunurluktur, ECoG daha dar bantli ve daha iyi cozunurluktur, intrakortikal kayit ise en dar bantli ve en yuksek cozunurluktur.</w:t>
+        <w:t>Elektriksel kayıt, beyin aktivitesinin en yaygın ve en ucuz kaydedilme biçimidir. Elektrot yüzeyiyle elektrolit arası iletkenlik sayesinde hücre dışı akım potansiyelleri ölçülür. Ölçümün gücü, önce frekans bant genişliği, sonra uzaysal çözünürlük sırasıyla azalır: EEG geniş bantlı ve yüksek uzaysal çözünürlüktür, ECoG daha dar bantlı ve daha iyi çözünürlüktür, intrakortikal kayıt ise en dar bantlı ve en yüksek çözünürlüktür.</w:t>
       </w:r>
     </w:p>
     <w:p>
@@ -2538,7 +2552,7 @@
         <w:ind w:firstLine="709"/>
       </w:pPr>
       <w:r>
-        <w:t>EEG'de gozleme, yalnizca alinabilen sinyali degil, ayni zamanda konumlandirilabilen sinyali ifade eder. Iki temel yaklasim vardir. Birincisi sebilimsel (spatial filter) tabanli yaklasimdir: gozleme, ozellik vektorler uzerinden kanal agirliklarinin hesaplanmasi ile yapilir. Ortak Ortak Uzaysal Desenler (CSP) ve bunun varyantlari bu ailedendir. Ikincisi, kafa derisinin hacim iletkenligi nedeniyle sinyallerin karistigini kabul edip modelleme temelli (kaynak yerellestirme, ters modelleme) yaklasimdir. Iki yaklasim birlikte kullanilabilir; ilki iyi ozellik ayrimi, ikincisi fizyolojik yorumluluk saglar.</w:t>
+        <w:t>EEG'de gözleme, yalnızca alınabilen sinyali değil, aynı zamanda konumlandırılabilen sinyali ifade eder. İki temel yaklaşım vardır. Birincisi uzamsal (spatial filter) tabanlı yaklaşımdır: gözleme, özellik vektörler üzerinden kanal ağırlıklarının hesaplanması ile yapılır. Ortak Ortak Uzaysal Desenler (CSP) ve bunun varyantları bu ailedendir. İkincisi, kafa derisinin hacim iletkenliği nedeniyle sinyallerin karıştığını kabul edip modelleme temelli (kaynak yerelleştirme, ters modelleme) yaklaşımdır. İki yaklaşım birlikte kullanılabilir; ilki iyi özellik ayrımı, ikincisi fizyolojik yorumluluk sağlar.</w:t>
       </w:r>
     </w:p>
     <w:p>
@@ -2554,7 +2568,7 @@
         <w:ind w:firstLine="709"/>
       </w:pPr>
       <w:r>
-        <w:t>Gecirimsiz kayitta en belirleyici sinirlandirma yuz yuklemesidir. Elektrot sayisi dogrusal olarak artsa bile, elektrot sayisinin karesiyle orantili serbestlik derecesi sinirli kaldigi icin ozelliklerin belirginligi sinirlanir. Ayrica kirpma, goz kaslari aktivitesi ve terleme kaynakli hareket artefaktlari sinyali bozar. Bu nedenle konumlandirilabilir ve guclendirilmis elektrotlar, yogun montajlara gore uygulamalarda tercih edilebilir.</w:t>
+        <w:t>Girişimsiz kayıtta en belirleyici sınırlandırma yüz yüklemesidir. Elektrot sayısı doğrusal olarak artsa bile, elektrot sayısının karesiyle orantili serbestlik derecesi sınırlı kaldığı için özelliklerin belirginliği sınırlanır. Ayrıca kırpma, göz kasları aktivitesi ve terleme kaynaklı hareket artefaktları sinyali bozar. Bu nedenle konumlandırılabilir ve güçlendirilmiş elektrotlar, yoğun montajlara göre uygulamalarda tercih edilebilir.</w:t>
       </w:r>
     </w:p>
     <w:p>
@@ -2562,7 +2576,7 @@
         <w:ind w:firstLine="709"/>
       </w:pPr>
       <w:r>
-        <w:t>Artefakt yonetimi, BCI sureclerinin ayrilmaz parcasidir. Goz kaslari aktivitesi aslinda sinyali degil, ortam bilgisini tasir; bu nedenle dogru bir tanimlayici (ornegin yatay goz hareketi ile zihinsel kosullulandirma) artefakti bilgiye cevirebilir. Buna karsilik, kirpma gibi kaynaklardan gelen artefaktlar kirpma kanalindan tasinan ikinci bir elektrotla veya Empedans (bimodul) esikleriyle bastirilir.</w:t>
+        <w:t>Artefakt yönetimi, BCI süreçlerinin ayrılmaz parçasıdır. Göz kasları aktivitesi aslında sinyali değil, ortam bilgisini taşır; bu nedenle doğru bir tanımlayıcı (örneğin yatay göz hareketi ile zihinsel koşullulandırma) artefaktı bilgiye çevirebilir. Buna karşılık, kırpma gibi kaynaklardan gelen artefaktlar kırpma kanalından taşınan ikinci bir elektrotla veya Empedans (bimodül) eşikleriyle bastırılır.</w:t>
       </w:r>
     </w:p>
     <w:p>
@@ -2578,7 +2592,7 @@
         <w:ind w:firstLine="709"/>
       </w:pPr>
       <w:r>
-        <w:t>Bir BCI cikarim zinciri tipik olarak yedi asamadan olusur ve her asamadaki tasarim karari toplam performansi belirler.</w:t>
+        <w:t>Bir BCI çıkarım zinciri tipik olarak yedi aşamadan oluşur ve her aşamadaki tasarım kararı toplam performansı belirler.</w:t>
       </w:r>
     </w:p>
     <w:p>
@@ -2588,7 +2602,7 @@
         <w:jc w:val="both"/>
       </w:pPr>
       <w:r>
-        <w:t>(1) On isleme: filtreleme, yeniden ornekleme, kanallarin secimi ve artefakt bastirma.</w:t>
+        <w:t>(1) On işleme: filtreleme, yeniden örnekleme, kanalların seçimi ve artefakt bastırma.</w:t>
       </w:r>
     </w:p>
     <w:p>
@@ -2598,7 +2612,7 @@
         <w:jc w:val="both"/>
       </w:pPr>
       <w:r>
-        <w:t>(2) Ozellik cikarimi: zaman alani (gucluk, varyans, istatistikler), frekans alani (bant gucu, oransal bant gucu) ve zaman-frekans alani (kisa zamanli Fourier donusumu, dalgacik) temelli ozellikler.</w:t>
+        <w:t>(2) Özellik çıkarımı: zaman alanı (güçlük, varyans, istatistikler), frekans alanı (bant gücü, oransal bant gücü) ve zaman-frekans alanı (kısa zamanli Fourier dönüşümü, dalgacık) temelli özellikler.</w:t>
       </w:r>
     </w:p>
     <w:p>
@@ -2608,7 +2622,7 @@
         <w:jc w:val="both"/>
       </w:pPr>
       <w:r>
-        <w:t>(3) Ozellik secimi ve boyut azaltma: bilgi kazani oranlari, isabetli secilim, kabalestirme veya ogrenmeye dayali gomulu yontemler.</w:t>
+        <w:t>(3) Özellik seçimi ve boyut azaltma: bilgi kazanı oranları, isabetli seçilim, kabalaştırma veya öğrenmeye dayalı gömülü yöntemler.</w:t>
       </w:r>
     </w:p>
     <w:p>
@@ -2618,7 +2632,7 @@
         <w:jc w:val="both"/>
       </w:pPr>
       <w:r>
-        <w:t>(4) Siniflandirma: dogrusal diskriminant analizi, destek vektor makineleri, lojistik regresyon, rastgele orman ve derin ogrenme.</w:t>
+        <w:t>(4) Sınıflandırma: doğrusal diskriminant analizi, destek vektör makineleri, lojistik regresyon, rastgele orman ve derin öğrenme.</w:t>
       </w:r>
     </w:p>
     <w:p>
@@ -2628,7 +2642,7 @@
         <w:jc w:val="both"/>
       </w:pPr>
       <w:r>
-        <w:t>(5) Uc durumlu cikarim: sistem yalnizca iki sinif arasinda karar vermek zorunda degildir; bir durusma araliginda (bkz. sabit durus, hazir, tetikleme) kalmasina izin vermek, kontrol yukunu azaltir.</w:t>
+        <w:t>(5) Üç durumlu çıkarım: sistem yalnızca iki sınıf arasında karar vermek zorunda değildir; bir duruşma aralığında (bkz. sabit duruş, hazır, tetikleme) kalmasına izin vermek, kontrol yükünü azaltır.</w:t>
       </w:r>
     </w:p>
     <w:p>
@@ -2638,7 +2652,7 @@
         <w:jc w:val="both"/>
       </w:pPr>
       <w:r>
-        <w:t>(6) Geri besleme araci: sanal imlec, gercek zamanli gorsel geri bildirim, sonuc yanlis oldugunda duzeltme hakki.</w:t>
+        <w:t>(6) Geri besleme aracı: sanal imleç, gerçek zamanli görsel geri bildirim, sonuç yanlış olduğunda düzeltme haklı.</w:t>
       </w:r>
     </w:p>
     <w:p>
@@ -2648,7 +2662,7 @@
         <w:jc w:val="both"/>
       </w:pPr>
       <w:r>
-        <w:t>(7) Uyarlama ve ogitim: sistemin kullanicidan gore guncellenmesi.</w:t>
+        <w:t>(7) Uyarlama ve öğretim: sistemin kullanıcıdan göre güncellenmesi.</w:t>
       </w:r>
     </w:p>
     <w:p>
@@ -2656,7 +2670,7 @@
         <w:ind w:firstLine="709"/>
       </w:pPr>
       <w:r>
-        <w:t>Iki ek parametre her tasarimi belirler. Ilki gecikmisiz, ikincisi kararliliktir. BCI sistemlerinin en sik tartisilan ikilemi budur: kisa gecikmeli sistemler hizli hissettirir ama hatali karar oranini artirir; kararli sistemler hatayi azaltir ama kullaniciyi yorar ve akisindan cikarir. Bu nedenle 'dogru cevap' sorusu kadar 'kullanilabilir cevap' sorusu da onemlidir.</w:t>
+        <w:t>İki ek parametre her tasarımı belirler. İlki gecikmişsiz, ikincisi kararlılıktır. BCI sistemlerinin en sık tartışılan ikilemi budur: kısa gecikmeli sistemler hızlı hissettirir ama hatalı karar oranını artırır; kararlı sistemler hatayı azaltır ama kullanıcıyı yorar ve akışından çıkarır. Bu nedenle 'doğru cevap' sorusu kadar 'kullanılabilir cevap' sorusu da önemlidir.</w:t>
       </w:r>
     </w:p>
     <w:p>
@@ -2672,7 +2686,7 @@
         <w:ind w:firstLine="709"/>
       </w:pPr>
       <w:r>
-        <w:t>Her kullaniciya uygun tek bir sistem olmadigi gorulunca, alanda evrensel (universal) BCI kavrami gelistirildi. Evrensel BCI, kullanicinin egitim verilmeden, hatta bilincli komut uretmeden sistemi kullanabilmesi hedefini taser. Buna ulasmak iki zorluk barindirir. Ilki, orn. kafatasindaki anatomik ve elektrofizyolojik farkliliklarin kanal kaliplarini ve ozellik dagilimlarini degistirmesidir; bu, sabit bir oznitelik uzayinin her kullaniciya tasinamamasina yol acar. Ikincisi, bireysel oznitelik uzaylarinin veri azligi nedeniyle kararli olmamasidir.</w:t>
+        <w:t>Her kullanıcıya uygun tek bir sistem olmadığı görülünce, alanda evrensel (universal) BCI kavramı geliştirildi. Evrensel BCI, kullanıcının eğitim verilmeden, hatta bilinçli komut üretmeden sistemi kullanabilmesi hedefini taşır. Buna ulaşmak iki zorluk barındırır. İlki, ör. kafatasındaki anatomik ve elektrofizyolojik farklılıkların kanal kalıplarını ve özellik dağılımlarını değiştirmesidir; bu, sabit bir öznitelik uzayının her kullanıcıya taşınamamasına yol açar. İkincisi, bireysel öznitelik uzaylarinin veri azlığı nedeniyle kararlı olmamasıdır.</w:t>
       </w:r>
     </w:p>
     <w:p>
@@ -2680,7 +2694,7 @@
         <w:ind w:firstLine="709"/>
       </w:pPr>
       <w:r>
-        <w:t>Bu zorluklara yonelik iki strateji belirginlesti. Birincisi, veri augmentasyonu ve alan uyarlamasi (domain adaptation): kaynak kullanicidan hedef kullaniciya transfer yaparak etiketsiz hedef veriden yararlanir. Ikinccisi, dikkat mekanizmasi ve transformer temelli zaman-serisi modelleri: cift yonlu (encoder-decoder) mimariler sinyali iki yonden isleme ve zaman bagimliliklarini modelleme yetenegi kazandirir. Her iki yonelim de onerilen etiklik ve klinik gecerlilik sorunlarini cozmemektedir.</w:t>
+        <w:t>Bu zorluklara yönelik iki strateji belirginleşti. Birincisi, veri augmentasyonu ve alan uyarlaması (domain adaptation): kaynak kullanıcıdan hedef kullanıcıya transfer yaparak etiketsiz hedef veriden yararlanır. İkincisi, dikkat mekanizması ve transformer temelli zaman-serisi modelleri: çift yönlü (encoder-decoder) mimariler sinyali iki yönden işleme ve zaman bağımlılıklarını modelleme yetenekleri kazandırır. Her iki yönelim de önerilen etiklik ve klinik geçerlilik sorunlarını çözmektedir.</w:t>
       </w:r>
     </w:p>
     <w:p>
@@ -2717,7 +2731,7 @@
         <w:ind w:firstLine="709"/>
       </w:pPr>
       <w:r>
-        <w:t>BCI siniflandirmasinda geleneksel yaklasim, karar fonksiyonunu basit ve ozellik uzayinda dogrusal varsayar. En yaygin kullanilan ozellik cikarimi yontemi Ortak Ortak Uzaysal Desenlerdir (Common Spatial Patterns, CSP). CSP, iki sinif arasindaki varyans farkini maksimize eden ve sinif ortalarini birlestiren bir cift yonlu projeksiyon bulur. Dusuk sinif sayili, iyi ozellik ayrimi olan problemlerde CSP tabanli sistemler, dogrusal diskriminant analizi ile birlikte hala guclu bir kiyas olcusudur.</w:t>
+        <w:t>BCI sınıflandırmasında geleneksel yaklaşım, karar fonksiyonunu basit ve özellik uzayında doğrusal varsayar. En yaygın kullanılan özellik çıkarımı yöntemi Ortak Ortak Uzaysal Desenlerdir (Common Spatial Patterns, CSP). CSP, iki sınıf arasındaki varyans farkını maksimize eden ve sınıf ortalarini birleştiren bir çift yönlü projeksiyon bulur. Düşük sınıf sayılı, iyi özellik ayrımı olan problemlerde CSP tabanlı sistemler, doğrusal diskriminant analizi ile birlikte hâlâ güçlü bir kıyas ölçüsüdür.</w:t>
       </w:r>
     </w:p>
     <w:p>
@@ -2725,7 +2739,7 @@
         <w:ind w:firstLine="709"/>
       </w:pPr>
       <w:r>
-        <w:t>Ancak bu yontemlerin dort temel siniri vardir.</w:t>
+        <w:t>Ancak bu yöntemlerin dört temel sınırı vardır.</w:t>
       </w:r>
     </w:p>
     <w:p>
@@ -2735,7 +2749,7 @@
         <w:jc w:val="both"/>
       </w:pPr>
       <w:r>
-        <w:t>(i) Ozellik uzayi zorunludur. Sistem yalnizca onceden secilmis ozellikler uzerinden ogrendigi icin, secim yanlissa performans tavana carpar.</w:t>
+        <w:t>(i) Özellik uzayı zorunludur. Sistem yalnızca önceden seçilmiş özellikler üzerinden öğrendiği için, seçim yanlışsa performans tavana çarpar.</w:t>
       </w:r>
     </w:p>
     <w:p>
@@ -2745,7 +2759,7 @@
         <w:jc w:val="both"/>
       </w:pPr>
       <w:r>
-        <w:t>(ii) Bilgi kazanimi yoktur. Ozellik cikarimi, siniflandiricidan bagimsiz ve gozlemeden bagimsiz yapildigi icin ogrenme ile ozellikler arasindaki Uyusmazlik dogrudan gozlenmez.</w:t>
+        <w:t>(ii) Bilgi kazanımı yoktur. Özellik çıkarımı, sınıflandırıcıdan bağımsız ve gözlemeden bağımsız yapıldığı için öğrenme ile özellikler arasındaki Uyumsuzluk doğrudan gözlenmez.</w:t>
       </w:r>
     </w:p>
     <w:p>
@@ -2755,7 +2769,7 @@
         <w:jc w:val="both"/>
       </w:pPr>
       <w:r>
-        <w:t>(iii) Sabit uzunluk penceresi kullanilir. Zaman-frekans ozelliklerde pencere boyu sabit tutuldugu icin, kisa sureli ve uzun sureli noral olaylar ayni cozunurlukte temsil edilir.</w:t>
+        <w:t>(iii) Sabit uzunluk penceresi kullanılır. Zaman-frekans özelliklerde pencere boyu sabit tutulduğu için, kısa süreli ve uzun süreli normal olaylar aynı çözünürlükte temsil edilir.</w:t>
       </w:r>
     </w:p>
     <w:p>
@@ -2765,7 +2779,7 @@
         <w:jc w:val="both"/>
       </w:pPr>
       <w:r>
-        <w:t>(iv) Istatistiksel varsayimlardir. Cikarinim modelleri suphesiz dagilim ve sinif dengesi varsayimina dayanir; gercek EEG verisi ikisini de ihlal eder.</w:t>
+        <w:t>(iv) İstatistiksel varsayımlardır. Çıkarınım modelleri şüphesiz dağılım ve sınıf dengesi varsayımına dayanır; gerçek EEG verisi ikisini de ihlal eder.</w:t>
       </w:r>
     </w:p>
     <w:p>
@@ -2773,7 +2787,7 @@
         <w:ind w:firstLine="709"/>
       </w:pPr>
       <w:r>
-        <w:t>Bu sinirlar, BCI'de derin ogrenmeye ilgiyi artirmis ve bu ilgi literaturde belirgin bir sekilde buyumustur.</w:t>
+        <w:t>Bu sınırlar, BCI'de derin öğrenmeye ilgiyi artırmış ve bu ilgi literatürde belirgin bir şekilde büyümüştür.</w:t>
       </w:r>
     </w:p>
     <w:p>
@@ -2797,7 +2811,7 @@
         <w:ind w:firstLine="709"/>
       </w:pPr>
       <w:r>
-        <w:t>Derin ogrenme modellerinin girdi temsili, BCI'de en kritik tasarim kararidir ve literaturde en az model mimarisi kadar tartisilmistir. Bes ana yaklasim vardir.</w:t>
+        <w:t>Derin öğrenme modellerinin girdi temsili, BCI'de en kritik tasarım kararıdır ve literatürde en az model mimarisi kadar tartışılmıştır. Beş ana yaklaşım vardır.</w:t>
       </w:r>
     </w:p>
     <w:tbl>
@@ -2853,7 +2867,7 @@
                 <w:b/>
                 <w:sz w:val="20"/>
               </w:rPr>
-              <w:t>Girdi Sekli</w:t>
+              <w:t>Girdi Şekli</w:t>
             </w:r>
           </w:p>
         </w:tc>
@@ -2954,7 +2968,7 @@
                 <w:rFonts w:ascii="Times New Roman" w:hAnsi="Times New Roman"/>
                 <w:sz w:val="20"/>
               </w:rPr>
-              <w:t>Bilgi kaybi yok</w:t>
+              <w:t>Bilgi kaybı yok</w:t>
             </w:r>
           </w:p>
         </w:tc>
@@ -2973,7 +2987,7 @@
                 <w:rFonts w:ascii="Times New Roman" w:hAnsi="Times New Roman"/>
                 <w:sz w:val="20"/>
               </w:rPr>
-              <w:t>Ogrenmesi zor, veri sinirli</w:t>
+              <w:t>Öğrenmesi zor, veri sınırlı</w:t>
             </w:r>
           </w:p>
         </w:tc>
@@ -3032,7 +3046,7 @@
                 <w:rFonts w:ascii="Times New Roman" w:hAnsi="Times New Roman"/>
                 <w:sz w:val="20"/>
               </w:rPr>
-              <w:t>Zamani frekans ile eslestirir</w:t>
+              <w:t>Zamanı frekans ile eşleştirir</w:t>
             </w:r>
           </w:p>
         </w:tc>
@@ -3051,7 +3065,7 @@
                 <w:rFonts w:ascii="Times New Roman" w:hAnsi="Times New Roman"/>
                 <w:sz w:val="20"/>
               </w:rPr>
-              <w:t>Pencere secimi kritik</w:t>
+              <w:t>Pencere seçimi kritik</w:t>
             </w:r>
           </w:p>
         </w:tc>
@@ -3072,7 +3086,7 @@
                 <w:rFonts w:ascii="Times New Roman" w:hAnsi="Times New Roman"/>
                 <w:sz w:val="20"/>
               </w:rPr>
-              <w:t>Dalgacik (wavelet)</w:t>
+              <w:t>Dalgacık (wavelet)</w:t>
             </w:r>
           </w:p>
         </w:tc>
@@ -3091,7 +3105,7 @@
                 <w:rFonts w:ascii="Times New Roman" w:hAnsi="Times New Roman"/>
                 <w:sz w:val="20"/>
               </w:rPr>
-              <w:t>[kanal x zaman x olcek]</w:t>
+              <w:t>[kanal x zaman x ölçek]</w:t>
             </w:r>
           </w:p>
         </w:tc>
@@ -3110,7 +3124,7 @@
                 <w:rFonts w:ascii="Times New Roman" w:hAnsi="Times New Roman"/>
                 <w:sz w:val="20"/>
               </w:rPr>
-              <w:t>Cok olceklilik, zaman-ozel</w:t>
+              <w:t>Çok ölçeklilik, zaman-özel</w:t>
             </w:r>
           </w:p>
         </w:tc>
@@ -3129,7 +3143,7 @@
                 <w:rFonts w:ascii="Times New Roman" w:hAnsi="Times New Roman"/>
                 <w:sz w:val="20"/>
               </w:rPr>
-              <w:t>Analitik islem maliyeti</w:t>
+              <w:t>Analitik işlem maliyeti</w:t>
             </w:r>
           </w:p>
         </w:tc>
@@ -3150,7 +3164,7 @@
                 <w:rFonts w:ascii="Times New Roman" w:hAnsi="Times New Roman"/>
                 <w:sz w:val="20"/>
               </w:rPr>
-              <w:t>Tuketilmis ozellik haritasi</w:t>
+              <w:t>Tüketilmiş özellik haritası</w:t>
             </w:r>
           </w:p>
         </w:tc>
@@ -3169,7 +3183,7 @@
                 <w:rFonts w:ascii="Times New Roman" w:hAnsi="Times New Roman"/>
                 <w:sz w:val="20"/>
               </w:rPr>
-              <w:t>[ozellik x kanal]</w:t>
+              <w:t>[özellik x kanal]</w:t>
             </w:r>
           </w:p>
         </w:tc>
@@ -3188,7 +3202,7 @@
                 <w:rFonts w:ascii="Times New Roman" w:hAnsi="Times New Roman"/>
                 <w:sz w:val="20"/>
               </w:rPr>
-              <w:t>Ritim ve muzikalik iliskiler</w:t>
+              <w:t>Ritim ve müzikâlik ilişkileri</w:t>
             </w:r>
           </w:p>
         </w:tc>
@@ -3207,7 +3221,7 @@
                 <w:rFonts w:ascii="Times New Roman" w:hAnsi="Times New Roman"/>
                 <w:sz w:val="20"/>
               </w:rPr>
-              <w:t>Bicimsel bilgi kaybi</w:t>
+              <w:t>Biçimsel bilgi kaybı</w:t>
             </w:r>
           </w:p>
         </w:tc>
@@ -3228,7 +3242,7 @@
                 <w:rFonts w:ascii="Times New Roman" w:hAnsi="Times New Roman"/>
                 <w:sz w:val="20"/>
               </w:rPr>
-              <w:t>Kafes tabanli ogrenme</w:t>
+              <w:t>Kafes tabanlı öğrenme</w:t>
             </w:r>
           </w:p>
         </w:tc>
@@ -3285,7 +3299,7 @@
                 <w:rFonts w:ascii="Times New Roman" w:hAnsi="Times New Roman"/>
                 <w:sz w:val="20"/>
               </w:rPr>
-              <w:t>Hesaplama yogun</w:t>
+              <w:t>Hesaplama yoğun</w:t>
             </w:r>
           </w:p>
         </w:tc>
@@ -3307,7 +3321,7 @@
           <w:i/>
           <w:sz w:val="20"/>
         </w:rPr>
-        <w:t>Tablo 3.1. BCI'de derin ogrenme girdi temsilleri.</w:t>
+        <w:t>Tablo 3.1. BCI'de derin öğrenme girdi temsilleri.</w:t>
       </w:r>
     </w:p>
     <w:p>
@@ -3323,7 +3337,7 @@
         <w:ind w:firstLine="709"/>
       </w:pPr>
       <w:r>
-        <w:t>Bozulmus siniftan ogrenme (BOS) tabanli konvolusyonel sinir aglari, EEG verisinde en yaygin kullanilan mimaridir. Temel fikir, konvolusyon katmanlarinin hem zaman hem de frekans ekseninde yerel desenleri cevirdigi ve siniflandirma katmanina kadar bu desenlerin hiyerarsisini kurdugudur. Derin konvolusyonel sinir aglari (DKSA) bu temele ek olarak her katmanda ozellik haritalarini ilerleterek, ozellik cikarimi ile siniflandirmayi birlikte ogrenen butunlesik bir model kurar. Bir sonraki adim olarak, ozellik haritalarinin kanal uzayinda ozellestirilmesi (KSA = kanal-uzay-sel ozelliklestirme) eklenmistir; bu asama, EEG'de kanallar arasindaki bolgesel iliskilerin modele girmesini saglar.</w:t>
+        <w:t>Bozulmuş sınıftan öğrenme (BOS) tabanlı konvolüsyonel sinir ağları, EEG verisinde en yaygın kullanılan mimaridir. Temel fikir, konvolüsyon katmanlarının hem zaman hem de frekans ekseninde yerel desenleri çevirdiği ve sınıflandırma katmanına kadar bu desenlerin hiyerarşisini kurduğudur. Derin konvolüsyonel sinir ağları (DKSA) bu temele ek olarak her katmanda özellik haritalarını ilerleterek, özellik çıkarımı ile sınıflandırmayı birlikte öğrenen bütünleşik bir model kurar. Bir sonraki adım olarak, özellik haritalarının kanal uzayında özelleştirilmesi (KSA = kanal-uzay özelleştirme) eklenmiştir; bu aşama, EEG'de kanallar arasındaki bölgesel ilişkilerin modele girmesini sağlar.</w:t>
       </w:r>
     </w:p>
     <w:p>
@@ -3331,7 +3345,7 @@
         <w:ind w:firstLine="709"/>
       </w:pPr>
       <w:r>
-        <w:t>Bunun yaninda iki farkli yonelim gelismistir.</w:t>
+        <w:t>Bunun yanında iki farklı yönelim gelişmiştir.</w:t>
       </w:r>
     </w:p>
     <w:p>
@@ -3341,7 +3355,7 @@
         <w:jc w:val="both"/>
       </w:pPr>
       <w:r>
-        <w:t>Graf tabanli sinir aglari: kanal iliskilerini bir komsuluk grafinda temsil ederek, elektrot konumundan gelen ek bilgiyi modele entegre eder. Bu yaklasim, anatomik komsulugun sinif ayrimina katkida bulundugu icin ozellikle yakin elektrotlarda kaydedilen cozunurluk dusuk sinyallerde avantajlidir.</w:t>
+        <w:t>Graf tabanlı sinir ağları: kanal ilişkilerini bir komşuluk grafında temsil ederek, elektrot konumundan gelen ek bilgiyi modele entegre eder. Bu yaklaşım, anatomik komşuluğun sınıf ayrımına katkıda bulunduğu için özellikle yakın elektrotlarda kaydedilen çözünürlük düşük sinyallerde avantajlıdır.</w:t>
       </w:r>
     </w:p>
     <w:p>
@@ -3351,7 +3365,7 @@
         <w:jc w:val="both"/>
       </w:pPr>
       <w:r>
-        <w:t>Donusumcu (transformer) tabanli modeller: cok basli ozdikkat mekanizmasiyla kanal ve zaman boyutlarindaki uzak bagimliliklari yakalar. EEG ozgelliginde, zaman-serisi modellerinin goruntu modellerine gore belirgin bir basari farki gosterdigini ortaya koyan ilk calisma 2021'de yayimlanmis ve alanin yonunu degistirmistir.</w:t>
+        <w:t>Dönüşümcü (transformer) tabanlı modeller: çok başlı öz-dikkat mekanizmasiyla kanal ve zaman boyutlarındaki uzak bağımlılıkları yakalar. EEG özgelliğinde, zaman-serisi modellerinin görüntü modellerine göre belirgin bir başarı farkı gösterdiğini ortaya koyan ilk çalışma 2021'de yayımlanmış ve alanın yönünü değiştirmiştir.</w:t>
       </w:r>
     </w:p>
     <w:p>
@@ -3367,7 +3381,7 @@
         <w:ind w:firstLine="709"/>
       </w:pPr>
       <w:r>
-        <w:t>Veri miktarindan cok, verinin nasil kullanildigi belirleyicidir. BCI'de her kullanici icin etiketli veri sinirli oldugundan, transfer ve yararlanma temelli stratejiler temel tasarim kararidir.</w:t>
+        <w:t>Veri miktarından çok, verinin nasıl kullanıldığı belirleyicidir. BCI'de her kullanıcı için etiketli veri sınırlı olduğundan, transfer ve yararlanma temelli stratejiler temel tasarım kararıdır.</w:t>
       </w:r>
     </w:p>
     <w:tbl>
@@ -3423,7 +3437,7 @@
                 <w:b/>
                 <w:sz w:val="20"/>
               </w:rPr>
-              <w:t>Yaklasim</w:t>
+              <w:t>Yaklaşım</w:t>
             </w:r>
           </w:p>
         </w:tc>
@@ -3486,7 +3500,7 @@
                 <w:rFonts w:ascii="Times New Roman" w:hAnsi="Times New Roman"/>
                 <w:sz w:val="20"/>
               </w:rPr>
-              <w:t>Denetimli ogrenme</w:t>
+              <w:t>Denetimli öğrenme</w:t>
             </w:r>
           </w:p>
         </w:tc>
@@ -3505,7 +3519,7 @@
                 <w:rFonts w:ascii="Times New Roman" w:hAnsi="Times New Roman"/>
                 <w:sz w:val="20"/>
               </w:rPr>
-              <w:t>Etiketli veri ile dogrudan egitim</w:t>
+              <w:t>Etiketli veri ile doğrudan eğitim</w:t>
             </w:r>
           </w:p>
         </w:tc>
@@ -3564,7 +3578,7 @@
                 <w:rFonts w:ascii="Times New Roman" w:hAnsi="Times New Roman"/>
                 <w:sz w:val="20"/>
               </w:rPr>
-              <w:t>Transfer ogrenme</w:t>
+              <w:t>Transfer öğrenme</w:t>
             </w:r>
           </w:p>
         </w:tc>
@@ -3583,7 +3597,7 @@
                 <w:rFonts w:ascii="Times New Roman" w:hAnsi="Times New Roman"/>
                 <w:sz w:val="20"/>
               </w:rPr>
-              <w:t>Onceden egitilmis agin yeni kullaniciga uyarlanmasi</w:t>
+              <w:t>Önceden eğitilmiş ağın yeni kullanıcıya uyarlanması</w:t>
             </w:r>
           </w:p>
         </w:tc>
@@ -3621,7 +3635,7 @@
                 <w:rFonts w:ascii="Times New Roman" w:hAnsi="Times New Roman"/>
                 <w:sz w:val="20"/>
               </w:rPr>
-              <w:t>Yuksek</w:t>
+              <w:t>Yüksek</w:t>
             </w:r>
           </w:p>
         </w:tc>
@@ -3642,7 +3656,7 @@
                 <w:rFonts w:ascii="Times New Roman" w:hAnsi="Times New Roman"/>
                 <w:sz w:val="20"/>
               </w:rPr>
-              <w:t>Oykulmus ogrenme</w:t>
+              <w:t>Öykülmüş öğrenme</w:t>
             </w:r>
           </w:p>
         </w:tc>
@@ -3661,7 +3675,7 @@
                 <w:rFonts w:ascii="Times New Roman" w:hAnsi="Times New Roman"/>
                 <w:sz w:val="20"/>
               </w:rPr>
-              <w:t>Etiketli/etiketsiz verinin birlikte kullanilmasi</w:t>
+              <w:t>Etiketli/etiketsiz verinin birlikte kullanılması</w:t>
             </w:r>
           </w:p>
         </w:tc>
@@ -3699,7 +3713,7 @@
                 <w:rFonts w:ascii="Times New Roman" w:hAnsi="Times New Roman"/>
                 <w:sz w:val="20"/>
               </w:rPr>
-              <w:t>Orta-yuksek</w:t>
+              <w:t>Orta-yüksek</w:t>
             </w:r>
           </w:p>
         </w:tc>
@@ -3720,7 +3734,7 @@
                 <w:rFonts w:ascii="Times New Roman" w:hAnsi="Times New Roman"/>
                 <w:sz w:val="20"/>
               </w:rPr>
-              <w:t>Yari-denetimli ogrenme</w:t>
+              <w:t>Yarı-denetimli öğrenme</w:t>
             </w:r>
           </w:p>
         </w:tc>
@@ -3739,7 +3753,7 @@
                 <w:rFonts w:ascii="Times New Roman" w:hAnsi="Times New Roman"/>
                 <w:sz w:val="20"/>
               </w:rPr>
-              <w:t>Sinif etiketlerinin kismi kullanimi</w:t>
+              <w:t>Sınıf etiketlerinin kısmi kullanımı</w:t>
             </w:r>
           </w:p>
         </w:tc>
@@ -3758,7 +3772,7 @@
                 <w:rFonts w:ascii="Times New Roman" w:hAnsi="Times New Roman"/>
                 <w:sz w:val="20"/>
               </w:rPr>
-              <w:t>Kismi etiket</w:t>
+              <w:t>Kısmi etiket</w:t>
             </w:r>
           </w:p>
         </w:tc>
@@ -3798,7 +3812,7 @@
                 <w:rFonts w:ascii="Times New Roman" w:hAnsi="Times New Roman"/>
                 <w:sz w:val="20"/>
               </w:rPr>
-              <w:t>Kendi kendine denetimli ogrenme</w:t>
+              <w:t>Kendi kendine denetimli öğrenme</w:t>
             </w:r>
           </w:p>
         </w:tc>
@@ -3817,7 +3831,7 @@
                 <w:rFonts w:ascii="Times New Roman" w:hAnsi="Times New Roman"/>
                 <w:sz w:val="20"/>
               </w:rPr>
-              <w:t>Cift goruntu kullanimi, etiketsiz veriden temsil ogrenme</w:t>
+              <w:t>Çift görüntü kullanımı, etiketsiz veriden temsil öğrenme</w:t>
             </w:r>
           </w:p>
         </w:tc>
@@ -3855,7 +3869,7 @@
                 <w:rFonts w:ascii="Times New Roman" w:hAnsi="Times New Roman"/>
                 <w:sz w:val="20"/>
               </w:rPr>
-              <w:t>Yuksek</w:t>
+              <w:t>Yüksek</w:t>
             </w:r>
           </w:p>
         </w:tc>
@@ -3876,7 +3890,7 @@
                 <w:rFonts w:ascii="Times New Roman" w:hAnsi="Times New Roman"/>
                 <w:sz w:val="20"/>
               </w:rPr>
-              <w:t>Federe ogrenme</w:t>
+              <w:t>Federe öğrenme</w:t>
             </w:r>
           </w:p>
         </w:tc>
@@ -3895,7 +3909,7 @@
                 <w:rFonts w:ascii="Times New Roman" w:hAnsi="Times New Roman"/>
                 <w:sz w:val="20"/>
               </w:rPr>
-              <w:t>Cihazda yerel egitim, merkezi biriktirme olmadan</w:t>
+              <w:t>Cihazda yerel eğitim, merkezi biriktirme olmadan</w:t>
             </w:r>
           </w:p>
         </w:tc>
@@ -3933,7 +3947,7 @@
                 <w:rFonts w:ascii="Times New Roman" w:hAnsi="Times New Roman"/>
                 <w:sz w:val="20"/>
               </w:rPr>
-              <w:t>Yuksek (gizlilik)</w:t>
+              <w:t>Yüksek (gizlilik)</w:t>
             </w:r>
           </w:p>
         </w:tc>
@@ -3955,7 +3969,7 @@
           <w:i/>
           <w:sz w:val="20"/>
         </w:rPr>
-        <w:t>Tablo 3.2. Ogrenme stratejileri ve klinik uygulanabilirlik.</w:t>
+        <w:t>Tablo 3.2. Öğrenme stratejileri ve klinik uygulanabilirlik.</w:t>
       </w:r>
     </w:p>
     <w:p>
@@ -3963,7 +3977,7 @@
         <w:ind w:firstLine="709"/>
       </w:pPr>
       <w:r>
-        <w:t>Kendi kendine denetimli ogrenme, EEG verisinin en dogru kozmetigi oldugu gercegine dayanir: iki kanal goruntusu, ortak bir temsil cikarim olusturacaktir. Bu strateji, 2023 yilinda yayimlanan kapsamli bir taramada, denetimli ogrenmenin hala cogu calismada esas yontem oldugunu ancak kendi kendine denetimli ogrenmenin metriklerde rekabet ciddi oldugunu gostererek raporlamistir. Federe ogrenme ise saglik verisinin gizlilik kisitlari nedeniyle BCI alaninda giderek daha fazla onem kazanmaktadir: model, hastane sinirlarindan cikmadan kurulabilmektedir.</w:t>
+        <w:t>Kendi kendine denetimli öğrenme, EEG verisinin en doğru kozmetiği olduğu gerçeğine dayanır: iki kanal görüntüsü, ortak bir temsil çıkarım oluşturacaktır. Bu strateji, 2023 yılında yayımlanan kapsamlı bir taramada, denetimli öğrenmenin hâlâ çoğu çalışmada esas yöntem olduğunu ancak kendi kendine denetimli öğrenmenin metriklerde rekabet ciddi olduğunu göstererek raporlamıştır. Federe öğrenme ise sağlık verisinin gizlilik kısıtları nedeniyle BCI alanında giderek daha fazla önem kazanmaktadır: model, hastane sınırlarından çıkmadan kurulabilmektedir.</w:t>
       </w:r>
     </w:p>
     <w:p>
@@ -3979,7 +3993,7 @@
         <w:ind w:firstLine="709"/>
       </w:pPr>
       <w:r>
-        <w:t>BCI'de derin ogrenme literaturunun en ciddi yarasi, metodolojiktir. Asagidaki sorunlar gozlemlenmistir.</w:t>
+        <w:t>BCI'de derin öğrenme literatürünün en ciddi yarışı, metodolojiktir. Aşağıdaki sorunlar gözlemlenmiştir.</w:t>
       </w:r>
     </w:p>
     <w:p>
@@ -3989,7 +4003,7 @@
         <w:jc w:val="both"/>
       </w:pPr>
       <w:r>
-        <w:t>(1) Karsilastirmali benchmark eksikligi: cok sayida calisma, verisini ozel olarak biriktirdigi bir veri kumesiyle, sozde gercek zamanli (pseudo-online) donguyle, ciddi bir temel cizgi (baseline) olmadan sunmaktadir.</w:t>
+        <w:t>(1) Karşılaştırmalı benchmark eksikliği: çok sayıda çalışma, verisini özel olarak biriktirdiği bir veri kümesiyle, sözde gerçek zamanli (pseudo-online) döngüyle, ciddi bir temel çizgi (baseline) olmadan sunmaktadır.</w:t>
       </w:r>
     </w:p>
     <w:p>
@@ -3999,7 +4013,7 @@
         <w:jc w:val="both"/>
       </w:pPr>
       <w:r>
-        <w:t>(2) Uzerinde cikis (overfitting) ve tekrar kullanim (leakage): ozellik secimi ve hiperparametre ayari ayni dogrulama kumesinde yapildiginda, test sonuclari sistematik olarak iyimserlesir.</w:t>
+        <w:t>(2) Üzerinde çıkış (overfitting) ve tekrar kullanım (leakage): özellik seçimi ve hiperparametre ayarı aynı doğrulama kümesinde yapıldığında, test sonuçları sistematik olarak iyimserleşir.</w:t>
       </w:r>
     </w:p>
     <w:p>
@@ -4009,7 +4023,7 @@
         <w:jc w:val="both"/>
       </w:pPr>
       <w:r>
-        <w:t>(3) Kucuk ornek sorunu: onlarca katilimciden olusan veri kumesi, milyonlarca parametreli bir agin genellenmesi icin yetersizdir; bircok calisma bu nedenle az parametreli ya da transfer ogrenmeye dayali modellerle karsilastirilmayi tercih etmektedir.</w:t>
+        <w:t>(3) Küçük örnek sorunu: onlarca katılımcıdan oluşan veri kümesi, milyonlarca parametreli bir ağın genellenmesi için yetersizdir; birçok çalışma bu nedenle az parametreli ya da transfer öğrenmeye dayalı modellerle karşılaştırmayı tercih etmektedir.</w:t>
       </w:r>
     </w:p>
     <w:p>
@@ -4019,7 +4033,7 @@
         <w:jc w:val="both"/>
       </w:pPr>
       <w:r>
-        <w:t>(4) Kisitli gercekcilik: laboratuvar verisi, gercek kullanimdaki dikkat dagilimi, yorgunluk ve ev ortami degiskenlerini yansitmaz.</w:t>
+        <w:t>(4) Kısıtlı gerçekçilik: laboratuvar verisi, gerçek kullanımdaki dikkat dağılımı, yorgunluk ve ev ortamı değişkenlerini yansıtmaz.</w:t>
       </w:r>
     </w:p>
     <w:p>
@@ -4027,7 +4041,7 @@
         <w:ind w:firstLine="709"/>
       </w:pPr>
       <w:r>
-        <w:t>Bu sorunlara karsi gelistirilen onlemler onceden test edilmis protokol, bagimsiz test kumesi, yeterli katilimci sayisi ve onceden kaydedilmis analiz planidir. Alanin olgunlasmasi, bu onlemlerin zorunlu hale gelmesiyle olcumlenmektedir.</w:t>
+        <w:t>Bu sorunlara karşı geliştirilen önlemler önceden test edilmiş protokol, bağımsız test kümesi, yeterli katılımcı sayısı ve önceden kaydedilmiş analiz planıdır. Alanın olgunlaşması, bu önlemlerin zorunlu hâle gelmesiyle ölçümlenmektedir.</w:t>
       </w:r>
     </w:p>
     <w:p>
@@ -4043,7 +4057,7 @@
         <w:ind w:firstLine="709"/>
       </w:pPr>
       <w:r>
-        <w:t>Derin ogrenme modellerinin klinik kullanima en onemli engeli aciklanabilirlik eksikligidir. Bir siniflandiricinin 'sol el hareketi' sinifini neden secer bilmek, sistemin guvenilirligi icin zorunludur; aksi halde hata teshisi ve hasta oncesi bilgilendirme mümkün degildir. Bu alanda gelistirilen yaklasimlar su yoneldedir.</w:t>
+        <w:t>Derin öğrenme modellerinin klinik kullanıma en önemli engeli açıklanabilirlik eksikliğidir. Bir sınıflandırıcının 'sol el hareketi' sınıfını neden seçer bilmek, sistemin güvenilirliği için zorunludur; aksi halde hata teşhisi ve hasta öncesi bilgilendirme mümkün değildir. Bu alanda geliştirilen yaklaşımlar şu yöneldedir.</w:t>
       </w:r>
     </w:p>
     <w:p>
@@ -4053,7 +4067,7 @@
         <w:jc w:val="both"/>
       </w:pPr>
       <w:r>
-        <w:t>Girdi katmani aciklanabilirligi: modelin hangi zaman araliklarina ve hangi frekans bantlarina duyarli oldugunu gosterir; alan saglamligi (spatial sensitivity) haritalari burada uretilir.</w:t>
+        <w:t>Girdi katmanı açıklanabilirliği: modelin hangi zaman aralıklarına ve hangi frekans bantlarına duyarlı olduğunu gösterir; alan sağlamlığı (spatial sensitivity) haritaları burada üretilir.</w:t>
       </w:r>
     </w:p>
     <w:p>
@@ -4063,7 +4077,7 @@
         <w:jc w:val="both"/>
       </w:pPr>
       <w:r>
-        <w:t>Deger temelli aciklamalar: her bir ozniteliin karara katkisini dortlu degerlerle (W, S, B, E) raporlar.</w:t>
+        <w:t>Değer temelli açıklamalar: her bir özniteliğin karara katkısını dörtlü değerlerle (W, S, B, E) raporlar.</w:t>
       </w:r>
     </w:p>
     <w:p>
@@ -4073,7 +4087,7 @@
         <w:jc w:val="both"/>
       </w:pPr>
       <w:r>
-        <w:t>Konsept tabanli aciklamalar: model kararini, insan tarafindan anlasilir klinik ozelliklerle baglar; orn. 'guc artisi ve yavaslatma' veya 'motor hazirlik mufredati'.</w:t>
+        <w:t>Konsept tabanlı açıklamalar: model kararını, insan tarafından anlaşılır klinik özelliklerle bağlar; ör. 'güç artışı ve yavaşlatma' veya 'motor hazırlık müfredatı'.</w:t>
       </w:r>
     </w:p>
     <w:p>
@@ -4083,7 +4097,7 @@
         <w:jc w:val="both"/>
       </w:pPr>
       <w:r>
-        <w:t>Surekli izleme (monitoring) tabanli aciklamalar: gercek kullanim sirasinda performans dususu, oznitelik dagiliminin kaymasi (concept drift) ile izlenir.</w:t>
+        <w:t>Sürekli izleme (monitoring) tabanlı açıklamalar: gerçek kullanım sırasında performans düşüsü, öznitelik dağılımının kayması (concept drift) ile izlenir.</w:t>
       </w:r>
     </w:p>
     <w:p>
@@ -4091,7 +4105,7 @@
         <w:ind w:firstLine="709"/>
       </w:pPr>
       <w:r>
-        <w:t>Surekli izlemenin klinik acidan ozel bir degeri vardir: bir BCI sistemi yillarca surekli calisir ve kullanicinin nörolojik durumu degisebilir. Model guncellenmezse, kullanici cihaza bagimli hale gelir; izleme ise bu bagimliligi erken fark etmeyi mumkun kilar.</w:t>
+        <w:t>Sürekli izlemenin klinik açıdan özel bir değeri vardır: bir BCI sistemi yıllarca sürekli çalışır ve kullanıcının nörolojik durumu değişebilir. Model güncellenmezse, kullanıcı cihaza bağımlı hâle gelir; izleme ise bu bağımlılığı erken fark etmeyi mümkün kılar.</w:t>
       </w:r>
     </w:p>
     <w:p>
@@ -4107,7 +4121,7 @@
         <w:ind w:firstLine="709"/>
       </w:pPr>
       <w:r>
-        <w:t>Bu bolumdeki literatur taramasi, su boslugu ortaya cikarmaktadir: BCI'de derin ogrenme calismalarinin basarisi, cogu zaman donanim platformuna ozgudur; ayni model, farkli bir montaj veya farkli bir filtreleme zinciriyle tutarli performans gostermemektedir. Yani literaturdeki 'sifir bir artisi litelendirilmesi', karsilastirmalarin cogunun ayni kanal sayisi, ayni filtre ve ayni bolme protokolune gore kurulmasindan kaynaklanmaktadir. Bu durum, inceleme hipotezi H-1'i destekleyen bir gozlemdir: derin ogrenme getirisi laboratuvar sinirlari icin gecerli olabilir, klinik tasinabilirlik icin gecerli olmak zorunda degildir.</w:t>
+        <w:t>Bu bölümdeki literatür taraması, şu boşluğu ortaya çıkarmaktadır: BCI'de derin öğrenme çalışmalarının başarısı, çoğu zaman donanım platformuna özgüdür; aynı model, farklı bir montaj veya farklı bir filtreleme zinciriyle tutarlı performans göstermemektedir. Yani literatürdeki 'sıfır bir artışı nitelendirilmesi', karşılaştırmaların çoğunun aynı kanal sayısı, aynı filtre ve aynı bölme protokolüne göre kurulmasından kaynaklanmaktadır. Bu durum, inceleme hipotezi H-1'i destekleyen bir gözlemdir: derin öğrenme getirisi laboratuvar sınırları için geçerli olabilir, klinik taşınabilirlik için geçerli olmak zorunda değildir.</w:t>
       </w:r>
     </w:p>
     <w:p>
@@ -4144,7 +4158,7 @@
         <w:ind w:firstLine="709"/>
       </w:pPr>
       <w:r>
-        <w:t>BCI'nin klinik kullanimi, bir cihazin alet olmasi degil, klinik karari desteklemesi meselesidir. Bu nedenle degerlendirme dort kriter uzerinde yapilmalidir.</w:t>
+        <w:t>BCI'nin klinik kullanımı, bir cihazın alet olması değil, klinik kararı desteklemesi meselesidir. Bu nedenle değerlendirme dört kriter üzerinde yapılmalıdır.</w:t>
       </w:r>
     </w:p>
     <w:tbl>
@@ -4199,7 +4213,7 @@
                 <w:b/>
                 <w:sz w:val="20"/>
               </w:rPr>
-              <w:t>Sorulmasi Gereken Soru</w:t>
+              <w:t>Sorulması Gereken Soru</w:t>
             </w:r>
           </w:p>
         </w:tc>
@@ -4220,7 +4234,7 @@
                 <w:b/>
                 <w:sz w:val="20"/>
               </w:rPr>
-              <w:t>Olcum Yontemi</w:t>
+              <w:t>Ölçüm Yöntemi</w:t>
             </w:r>
           </w:p>
         </w:tc>
@@ -4241,7 +4255,7 @@
                 <w:rFonts w:ascii="Times New Roman" w:hAnsi="Times New Roman"/>
                 <w:sz w:val="20"/>
               </w:rPr>
-              <w:t>Guvenlik</w:t>
+              <w:t>Güvenlik</w:t>
             </w:r>
           </w:p>
         </w:tc>
@@ -4260,7 +4274,7 @@
                 <w:rFonts w:ascii="Times New Roman" w:hAnsi="Times New Roman"/>
                 <w:sz w:val="20"/>
               </w:rPr>
-              <w:t>Yaralanma, enfeksiyon veya kayipta yeni risk var mi?</w:t>
+              <w:t>Yaralanma, enfeksiyon veya kayıpta yeni risk var mi?</w:t>
             </w:r>
           </w:p>
         </w:tc>
@@ -4279,7 +4293,7 @@
                 <w:rFonts w:ascii="Times New Roman" w:hAnsi="Times New Roman"/>
                 <w:sz w:val="20"/>
               </w:rPr>
-              <w:t>Yan etki kaydi, olay orani</w:t>
+              <w:t>Yan etki kaydı, olay oranı</w:t>
             </w:r>
           </w:p>
         </w:tc>
@@ -4319,7 +4333,7 @@
                 <w:rFonts w:ascii="Times New Roman" w:hAnsi="Times New Roman"/>
                 <w:sz w:val="20"/>
               </w:rPr>
-              <w:t>Hastanin yasam kalitesinde anlamli iyilesme var mi?</w:t>
+              <w:t>Hastanın yaşam kalitesinde anlamlı iyileşme var mi?</w:t>
             </w:r>
           </w:p>
         </w:tc>
@@ -4338,7 +4352,7 @@
                 <w:rFonts w:ascii="Times New Roman" w:hAnsi="Times New Roman"/>
                 <w:sz w:val="20"/>
               </w:rPr>
-              <w:t>Yasam kalitesi olcekleri (QOL)</w:t>
+              <w:t>Yaşam kalitesi ölçekleri (QOL)</w:t>
             </w:r>
           </w:p>
         </w:tc>
@@ -4359,7 +4373,7 @@
                 <w:rFonts w:ascii="Times New Roman" w:hAnsi="Times New Roman"/>
                 <w:sz w:val="20"/>
               </w:rPr>
-              <w:t>Faydalilik</w:t>
+              <w:t>Faydalılık</w:t>
             </w:r>
           </w:p>
         </w:tc>
@@ -4378,7 +4392,7 @@
                 <w:rFonts w:ascii="Times New Roman" w:hAnsi="Times New Roman"/>
                 <w:sz w:val="20"/>
               </w:rPr>
-              <w:t>Saglik sistemi acisindan maliyet-fayda dengesi var mi?</w:t>
+              <w:t>Sağlık sistemi açısından maliyet-fayda dengesi var mi?</w:t>
             </w:r>
           </w:p>
         </w:tc>
@@ -4418,7 +4432,7 @@
                 <w:rFonts w:ascii="Times New Roman" w:hAnsi="Times New Roman"/>
                 <w:sz w:val="20"/>
               </w:rPr>
-              <w:t>Kullanilabilirlik</w:t>
+              <w:t>Kullanılabilirlik</w:t>
             </w:r>
           </w:p>
         </w:tc>
@@ -4437,7 +4451,7 @@
                 <w:rFonts w:ascii="Times New Roman" w:hAnsi="Times New Roman"/>
                 <w:sz w:val="20"/>
               </w:rPr>
-              <w:t>Hasta ve bakim veren gunluk hayatta basarili kullanabiliyor mu?</w:t>
+              <w:t>Hasta ve bakım veren günlük hayatta başarılı kullanabiliyor mu?</w:t>
             </w:r>
           </w:p>
         </w:tc>
@@ -4456,7 +4470,7 @@
                 <w:rFonts w:ascii="Times New Roman" w:hAnsi="Times New Roman"/>
                 <w:sz w:val="20"/>
               </w:rPr>
-              <w:t>Kullanilabilirlik calismalari, surekli kullanim</w:t>
+              <w:t>Kullanılabilirlik çalışmaları, sürekli kullanım</w:t>
             </w:r>
           </w:p>
         </w:tc>
@@ -4478,7 +4492,7 @@
           <w:i/>
           <w:sz w:val="20"/>
         </w:rPr>
-        <w:t>Tablo 4.1. Klinik degerlendirme kriterleri.</w:t>
+        <w:t>Tablo 4.1. Klinik değerlendirme kriterleri.</w:t>
       </w:r>
     </w:p>
     <w:p>
@@ -4494,7 +4508,7 @@
         <w:ind w:firstLine="709"/>
       </w:pPr>
       <w:r>
-        <w:t>BCI'nin en olgun klinik uygulama alani iletisimdir. 1990'lardan bu yana gelistirilen yazim sistemleri, umes ve mesajlasma araclari, fare ve isaretleme kumandalari ve robotik kol kontrol sistemleri, farkli olgunluk duzeylerinde uygulanmaktadir. Iletisim sistemlerinin tercih edilme nedeni, bu alanda basari sinirinin nispeten iyi tanimlanmis olmasidir: alifabe dikkati sinirli bir kume degildir ve dogruluk abartilmayabilir.</w:t>
+        <w:t>BCI'nin en olgun klinik uygulama alanı iletişimdir. 1990'lardan bu yana geliştirilen yazım sistemleri, ümes ve mesajlaşma araçları, fare ve işaretleme kumandaları ve robotik kol kontrol sistemleri, farklı olgunluk düzeylerinde uygulanmaktadır. İletişim sistemlerinin tercih edilme nedeni, bu alanda başarı sınırının nispeten iyi tanımlanmış olmasıdır: alfabe dikkati sınırlı bir küme değildir ve doğruluk abartilmayabilir.</w:t>
       </w:r>
     </w:p>
     <w:p>
@@ -4502,7 +4516,7 @@
         <w:ind w:firstLine="709"/>
       </w:pPr>
       <w:r>
-        <w:t>Metin tabanli iletisim sistemlerinin temel tasarim karari, isabet orani (characters per minute, CPM) ile yazim hizinin yaninda su odludur. Bilgi kuratigi (speller) tabanli sistemler harf sirasiyla harf tarama yapar; satriksiyonu verimlestirmek icin sozluk, ozgunluk sirasi ve kelime tamamlama kullanir. Grafik tabanli sistemler ise kullaniciya bir harf kumesi gosterip secim yapmasina izin verir; SECA gibi yeni yaklasimlar, harf secimini fiziksel bir eyleme cevirerek kas tortullugunu azaltmayi hedefler. Ses tabanli sistemler ise kullaniciya kendi sesiyle konusma geri bildirimi verir ve gozle bagimliligi ortadan kaldirarak iletisim ozgurluğunu artirir.</w:t>
+        <w:t>Metin tabanlı iletişim sistemlerinin temel tasarım kararı, isabet oranı (characters per minute, CPM) ile yazım hızının yanında şu ölçüdür. Bilgi kurgattığı (speller) tabanlı sistemler harf sırasıyla harf tarama yapar; satrıksiyonu verimleştirmek için sözlük, özgünlük sırası ve kelime tamamlama kullanır. Grafik tabanlı sistemler ise kullanıcıya bir harf kümesi gösterip seçim yapmasına izin verir; SECA gibi yeni yaklaşımlar, harf seçimini fiziksel bir eyleme çevirerek kas tortuluğunu azaltmayı hedefler. Ses tabanlı sistemler ise kullanıcıya kendi sesiyle konuşma geri bildirimi verir ve gözle bağımlılığı ortadan kaldırarak iletişim ozgurluğunu artırır.</w:t>
       </w:r>
     </w:p>
     <w:p>
@@ -4510,7 +4524,7 @@
         <w:ind w:firstLine="709"/>
       </w:pPr>
       <w:r>
-        <w:t>Bu alandaki somut bir bulgu, sadece klinik olmayan durumdaki sistemlerin ticarilestirildigini, oysa felc hastalarindaki veriyle yapilan ciddi arayuz calismalarinin akademik aşamada kaldigini göstermektedir. Bu, teknolojinin laboratuvar ve pazar arasindaki kopuklugunun somut bir ornegidir.</w:t>
+        <w:t>Bu alandaki somut bir bulgu, sadece klinik olmayan durumdaki sistemlerin ticarileştirildiğini, oysa felc hastalarındaki veriyle yapılan ciddi arayüz çalışmalarının akademik aşamada kaldığını göstermektedir. Bu, teknolojinin laboratuvar ve pazar arasındaki kopukluğunun somut bir örneğidir.</w:t>
       </w:r>
     </w:p>
     <w:p>
@@ -4526,7 +4540,7 @@
         <w:ind w:firstLine="709"/>
       </w:pPr>
       <w:r>
-        <w:t>Bozulmus sinir sistemi ile bilgisayar arasinda bir kontrol dongusu kurmak, felc sonrasi kol hareketinin geri kazanilmasinda kullanilir. Kilit bulgu, geri bildirimin noktasal olmasi degil, anlamli ve zamanli olmasi oldu: kullanici, cihazdan gelen geri bildirimi bir yeni ogrenme sinyali olarak yorumladiginda motor korteks yeniden katlanir. Ayni bulgu, dogal hareket geri besleme ile yapay geri beslemenin karsilastirildigi saglam gosterimlerde teyit edilmektedir.</w:t>
+        <w:t>Bozulmuş sinir sistemi ile bilgisayar arasında bir kontrol döngüsü kurmak, felc sonrası kol hareketinin geri kazanılmasında kullanılır. Kilit bulgu, geri bildirimin noktasal olması değil, anlamlı ve zamanli olması oldu: kullanıcı, cihazdan gelen geri bildirimi bir yeni öğrenme sinyali olarak yorumladığında motor korteks yeniden katlanır. Aynı bulgu, doğal hareket geri besleme ile yapay geri beslemenin karşılaştırıldığı sağlam gösterimlerde teyit edilmektedir.</w:t>
       </w:r>
     </w:p>
     <w:p>
@@ -4534,7 +4548,7 @@
         <w:ind w:firstLine="709"/>
       </w:pPr>
       <w:r>
-        <w:t>Ancak robotik kol sistemlerinin klinik transferi sinirli kalmistir. Yuksek kesinlik gerektiren gunluk yasam gorevlerinde performans, klinik faydayi destekleyecek duzeye ulasamamistir. Bu durum, alanin onemli bir gerilimidir: mekanik olarak ikna edici sonuclar, gunluk yasamda olcumlenen faydayi yansitmamaktadir.</w:t>
+        <w:t>Ancak robotik kol sistemlerinin klinik transferi sınırlı kalmıştır. Yüksek kesinlik gerektiren günlük yaşam görevlerinde performans, klinik faydayı destekleyecek düzeye ulaşamamıştır. Bu durum, alanın önemli bir gerilimidir: mekanik olarak ikna edici sonuçlar, günlük yaşamda ölçümlenen faydayı yansıtmamaktadır.</w:t>
       </w:r>
     </w:p>
     <w:p>
@@ -4550,7 +4564,7 @@
         <w:ind w:firstLine="709"/>
       </w:pPr>
       <w:r>
-        <w:t>Alzheimer, Parkinson, multipl skleroz ve ALS gibi hastaliklarda BCI iki farkli rolde kullanilmaktadir. Ilk rol, iletisim ve kontrol araci; ikinci rol, tani ve izleme araci. Birinci rolde klinik kanit en gucludur. Ikincil rolde ise, noral isaretlerin hastalik evreleriyle iliskisi incelenmis olsa da, tani karari vermek icin gereken duyarlilik ve ozgulluk seviyelerine ulasilmamis; bu alan su an arastirma asamasindadir.</w:t>
+        <w:t>Alzheimer, Parkinson, multipl skleroz ve ALS gibi hastalıklarda BCI iki farklı rolde kullanılmaktadır. İlk rol, iletişim ve kontrol aracı; ikinci rol, tanı ve izleme aracı. Birinci rolde klinik kanıt en güçlüdür. İkincil rolde ise, normal işaretlerin hastalık evreleriyle ilişkisi incelenmiş olsa da, tanı kararı vermek için gereken duyarlılık ve özgüllük seviyelerine ulaşılmamış; bu alan şu an araştırma aşamasındadır.</w:t>
       </w:r>
     </w:p>
     <w:p>
@@ -4558,7 +4572,7 @@
         <w:ind w:firstLine="709"/>
       </w:pPr>
       <w:r>
-        <w:t>Yinelenen (closed-loop) uyaranlama, norodejeneratif alanda BCI'nin en umut verici yeni yonudur: noral isaret ile es zamanli sunulan hedefli uyaranlar, kortikal uyarlanabilirligi yeniden kurmayi hedefler. Bu yaklasim, BCI'yi yalnizca bir cikarim cihazi degil, tedavi araci haline getirme potansiyeli tasiyan bir genislemedir.</w:t>
+        <w:t>Yinelenen (closed-loop) uyaranlama, nörodejeneratif alanda BCI'nin en umut verici yeni yönüdür: normal işaret ile eş zamanli sunulan hedefli uyaranlar, kortikal uyarlanabilirliği yeniden kurmayı hedefler. Bu yaklaşım, BCI'yi yalnızca bir çıkarım cihazı değil, tedavi aracı haline getirme potansiyeli taşıyan bir genişlemedir.</w:t>
       </w:r>
     </w:p>
     <w:p>
@@ -4574,7 +4588,7 @@
         <w:ind w:firstLine="709"/>
       </w:pPr>
       <w:r>
-        <w:t>Saglikli bireylerde kullanilan tuketici BCI urunleri, istenen kanalda belirgin bir beyin durumu saptamaya (dikkati olcme, yogunlasma, is yuku, hafiza) yoneliktir. Bu yonelim, hasta grubundaki uygulamalardan yapisal olarak farklidir ve arastirma sorusunun (RQ-003) merkezindedir.</w:t>
+        <w:t>Sağlıklı bireylerde kullanılan tüketici BCI ürünleri, istenen kanalda belirgin bir beyin durumu saptamaya (dikkati ölçme, yoğunlaşma, iş yükü, hafıza) yöneliktir. Bu yönelim, hasta grubundaki uygulamalardan yapısal olarak farklıdır ve araştırma sorusunun (RQ-003) merkezindedir.</w:t>
       </w:r>
     </w:p>
     <w:tbl>
@@ -4608,7 +4622,7 @@
                 <w:b/>
                 <w:sz w:val="20"/>
               </w:rPr>
-              <w:t>Olcut</w:t>
+              <w:t>Ölçüt</w:t>
             </w:r>
           </w:p>
         </w:tc>
@@ -4629,7 +4643,7 @@
                 <w:b/>
                 <w:sz w:val="20"/>
               </w:rPr>
-              <w:t>Hasta Grubu Uygulamalari</w:t>
+              <w:t>Hasta Grubu Uygulamaları</w:t>
             </w:r>
           </w:p>
         </w:tc>
@@ -4650,7 +4664,7 @@
                 <w:b/>
                 <w:sz w:val="20"/>
               </w:rPr>
-              <w:t>Saglikli Birey Uygulamalari</w:t>
+              <w:t>Sağlıklı Birey Uygulamaları</w:t>
             </w:r>
           </w:p>
         </w:tc>
@@ -4671,7 +4685,7 @@
                 <w:rFonts w:ascii="Times New Roman" w:hAnsi="Times New Roman"/>
                 <w:sz w:val="20"/>
               </w:rPr>
-              <w:t>Odzorluk</w:t>
+              <w:t>Ödzorluk</w:t>
             </w:r>
           </w:p>
         </w:tc>
@@ -4690,7 +4704,7 @@
                 <w:rFonts w:ascii="Times New Roman" w:hAnsi="Times New Roman"/>
                 <w:sz w:val="20"/>
               </w:rPr>
-              <w:t>Orta-yuksek: kullanim icin teyit gerekli</w:t>
+              <w:t>Orta-yüksek: kullanım için teyit gerekli</w:t>
             </w:r>
           </w:p>
         </w:tc>
@@ -4709,7 +4723,7 @@
                 <w:rFonts w:ascii="Times New Roman" w:hAnsi="Times New Roman"/>
                 <w:sz w:val="20"/>
               </w:rPr>
-              <w:t>Dusuk: belirsizligi tolere edilebilir</w:t>
+              <w:t>Düşük: belirsizliği tolere edilebilir</w:t>
             </w:r>
           </w:p>
         </w:tc>
@@ -4730,7 +4744,7 @@
                 <w:rFonts w:ascii="Times New Roman" w:hAnsi="Times New Roman"/>
                 <w:sz w:val="20"/>
               </w:rPr>
-              <w:t>Yanlis kabul</w:t>
+              <w:t>Yanlış kabul</w:t>
             </w:r>
           </w:p>
         </w:tc>
@@ -4749,7 +4763,7 @@
                 <w:rFonts w:ascii="Times New Roman" w:hAnsi="Times New Roman"/>
                 <w:sz w:val="20"/>
               </w:rPr>
-              <w:t>Yuksek: iletisim hatasi kritik</w:t>
+              <w:t>Yüksek: iletişim hatası kritik</w:t>
             </w:r>
           </w:p>
         </w:tc>
@@ -4768,7 +4782,7 @@
                 <w:rFonts w:ascii="Times New Roman" w:hAnsi="Times New Roman"/>
                 <w:sz w:val="20"/>
               </w:rPr>
-              <w:t>Dusuk-orta: kullanici zaten konusabilir</w:t>
+              <w:t>Düşük-orta: kullanıcı zaten konuşabilir</w:t>
             </w:r>
           </w:p>
         </w:tc>
@@ -4789,7 +4803,7 @@
                 <w:rFonts w:ascii="Times New Roman" w:hAnsi="Times New Roman"/>
                 <w:sz w:val="20"/>
               </w:rPr>
-              <w:t>Odeme</w:t>
+              <w:t>Ödeme</w:t>
             </w:r>
           </w:p>
         </w:tc>
@@ -4808,7 +4822,7 @@
                 <w:rFonts w:ascii="Times New Roman" w:hAnsi="Times New Roman"/>
                 <w:sz w:val="20"/>
               </w:rPr>
-              <w:t>Toplum sagligi / sigorta</w:t>
+              <w:t>Toplum sağlığı / sigorta</w:t>
             </w:r>
           </w:p>
         </w:tc>
@@ -4827,7 +4841,7 @@
                 <w:rFonts w:ascii="Times New Roman" w:hAnsi="Times New Roman"/>
                 <w:sz w:val="20"/>
               </w:rPr>
-              <w:t>Kullanicinin kendisi</w:t>
+              <w:t>Kullanıcının kendisi</w:t>
             </w:r>
           </w:p>
         </w:tc>
@@ -4867,7 +4881,7 @@
                 <w:rFonts w:ascii="Times New Roman" w:hAnsi="Times New Roman"/>
                 <w:sz w:val="20"/>
               </w:rPr>
-              <w:t>Alternatif iletisim yolu yok</w:t>
+              <w:t>Alternatif iletişim yolu yok</w:t>
             </w:r>
           </w:p>
         </w:tc>
@@ -4886,7 +4900,7 @@
                 <w:rFonts w:ascii="Times New Roman" w:hAnsi="Times New Roman"/>
                 <w:sz w:val="20"/>
               </w:rPr>
-              <w:t>Konfor ve optimize amaci</w:t>
+              <w:t>Konfor ve optimize amacı</w:t>
             </w:r>
           </w:p>
         </w:tc>
@@ -4907,7 +4921,7 @@
                 <w:rFonts w:ascii="Times New Roman" w:hAnsi="Times New Roman"/>
                 <w:sz w:val="20"/>
               </w:rPr>
-              <w:t>Risk yanliligi</w:t>
+              <w:t>Risk yanlılığı</w:t>
             </w:r>
           </w:p>
         </w:tc>
@@ -4926,7 +4940,7 @@
                 <w:rFonts w:ascii="Times New Roman" w:hAnsi="Times New Roman"/>
                 <w:sz w:val="20"/>
               </w:rPr>
-              <w:t>Yanlis sinif alarmi karari bozar</w:t>
+              <w:t>Yanlış sınıf alarmı kararı bozar</w:t>
             </w:r>
           </w:p>
         </w:tc>
@@ -4945,7 +4959,7 @@
                 <w:rFonts w:ascii="Times New Roman" w:hAnsi="Times New Roman"/>
                 <w:sz w:val="20"/>
               </w:rPr>
-              <w:t>Yanlis sinif yalnizca motivasyonu etkiler</w:t>
+              <w:t>Yanlış sınıf yalnızca motivasyonu etkiler</w:t>
             </w:r>
           </w:p>
         </w:tc>
@@ -4967,7 +4981,7 @@
           <w:i/>
           <w:sz w:val="20"/>
         </w:rPr>
-        <w:t>Tablo 4.2. Hasta grubu ve saglikli birey BCI uygulamalarinin karsilastirmasi.</w:t>
+        <w:t>Tablo 4.2. Hasta grubu ve sağlıklı birey BCI uygulamalarının karşılaştırması.</w:t>
       </w:r>
     </w:p>
     <w:p>
@@ -4975,7 +4989,7 @@
         <w:ind w:firstLine="709"/>
       </w:pPr>
       <w:r>
-        <w:t>Bu karsilastirma, dorduncu ve besinci bolumler arasindaki bagin neden onemli oldugunu gosterir: ayni teknik hata, iki farkli baglamda iki farkli ahlaki ve hukuki sonuc dogurur.</w:t>
+        <w:t>Bu karşılaştırma, dördüncü ve beşinci bölümler arasındaki bağın neden önemli olduğunu gösterir: aynı teknik hata, iki farklı bağlamda iki farklı ahlakî ve hukukî sonuç doğurur.</w:t>
       </w:r>
     </w:p>
     <w:p>
@@ -4991,7 +5005,7 @@
         <w:ind w:firstLine="709"/>
       </w:pPr>
       <w:r>
-        <w:t>BCI klinik calismalarinda performans, literaturda cogu zaman 'dogruluk' (accuracy) olarak raporlanir. Ancak yanlis olcu nedeniyle yanlis sonuca varma riski vardir. Ozellikle sinif dengesizligi olan motor imagery calismalarinda iki sinifli bir sistem %50 dogrulukla calisip hicbir sey ogrenmemis olabilir; bu durum yalnizca basari oranina (bit rate) ve eşiğe bagli degerlendirmeyle yakalanir.</w:t>
+        <w:t>BCI klinik çalışmalarında performans, literatürda çoğu zaman 'doğruluk' (accuracy) olarak raporlanır. Ancak yanlış ölçü nedeniyle yanlış sonuca varma riski vardır. Özellikle sınıf dengesizliği olan motor imagery çalışmalarında iki sınıflı bir sistem %50 doğrulukla çalışıp hiçbir şey öğrenmemiş olabilir; bu durum yalnızca başarı oranına (bit rate) ve eşiğe bağlı değerlendirmeyle yakalanir.</w:t>
       </w:r>
     </w:p>
     <w:p>
@@ -4999,7 +5013,7 @@
         <w:ind w:firstLine="709"/>
       </w:pPr>
       <w:r>
-        <w:t>Alanin yerlesmeye basladigi iyi uygulama, dogruluk yaninda Cohen'in kappa katsayisi, eşiğe bagli degerlendirme (e.g. ITR, mutluluk matrisi) ve kullanilabilirlik olculerini birlikte raporlamaktir. Bir sistemin klinik olarak anlamli sayilmasi icin, yalnizca modelin degil, kullanicinin sistemle kurdugu sure de olculmelidir.</w:t>
+        <w:t>Alanın yerleşmeye başladığı iyi uygulama, doğruluk yanında Cohen'in kappa katsayısı, eşiğe bağlı değerlendirme (e.g. ITR, mutluluk matrisi) ve kullanılabilirlik ölçülerini birlikte raporlamaktır. Bir sistemin klinik olarak anlamlı sayılması için, yalnızca modelin değil, kullanıcının sistemle kurduğu süre de ölçülmelidir.</w:t>
       </w:r>
     </w:p>
     <w:p>
@@ -5015,7 +5029,7 @@
         <w:ind w:firstLine="709"/>
       </w:pPr>
       <w:r>
-        <w:t>Bu bolumun birincil bulgusu su olmustur: BCI'nin klinik faydasi, teknolojinin karma sikligi degil, klinik gereksinim ile teknolojik sinirlar arasindaki eslesme derecesiyle olculur. Iletisim sistemlerinde bu eslesme en yuksek, hareket kontrolunde orta, tani ve rehabilitasyon uygulamalarinda en dusuktur. Bu bulgu, inceleme hipotezi H-2'yi desteklemektedir: basarili sistemlerin ortak ozelligi algoritma degil, kullanim sureci tasarimidir.</w:t>
+        <w:t>Bu bölümün birincil bulgusu şu olmuştur: BCI'nin klinik faydası, teknolojinin karma sıklığı değil, klinik gereksinim ile teknolojik sınırlar arasındaki eşleşme derecesiyle ölçülür. İletişim sistemlerinde bu eşleşme en yüksek, hareket kontrolünde orta, tanı ve rehabilitasyon uygulamalarında en düştür. Bu bulgu, inceleme hipotezi H-2'yi desteklemektedir: başarılı sistemlerin ortak özelliği algoritma değil, kullanım süreci tasarımıdır.</w:t>
       </w:r>
     </w:p>
     <w:p>
@@ -5052,7 +5066,7 @@
         <w:ind w:firstLine="709"/>
       </w:pPr>
       <w:r>
-        <w:t>BCI etigi yeni bir alan degildir; mevcut biyomedikal etik cercevelerinin (Belmont Bildirgesi, Helsinki Bildirgesi) yeni bir uygulama alanina uyarlanmasidir. Ancak uyarlama sirasinda iki temel gerilim ortaya cikar.</w:t>
+        <w:t>BCI etiği yeni bir alan değildir; mevcut biyomedikal etik çerçevelerinin (Belmont Bildirgesi, Helsinki Bildirgesi) yeni bir uygulama alanına uyarlanmasıdır. Ancak uyarlama sırasında iki temel gerilim ortaya çıkar.</w:t>
       </w:r>
     </w:p>
     <w:p>
@@ -5062,7 +5076,7 @@
         <w:jc w:val="both"/>
       </w:pPr>
       <w:r>
-        <w:t>(a) Otonomi gerilimi: BCI kullanicisi, sistemi kullandigi icin verisini sisteme verir; bu verinin adi, hatta icerigi de gizli tutulabilir. Onam, verinin kullanim amacini belirtmelidir.</w:t>
+        <w:t>(a) Otonomi gerilimi: BCI kullanıcısı, sistemi kullandığı için verisini sisteme verir; bu verinin adı, hatta içeriği de gizli tutulabilir. Onam, verinin kullanım amacını belirtmelidir.</w:t>
       </w:r>
     </w:p>
     <w:p>
@@ -5072,7 +5086,7 @@
         <w:jc w:val="both"/>
       </w:pPr>
       <w:r>
-        <w:t>(b) Kimlik ve ozelliklendirme gerilimi: bir siniflandirma ciktisi, tibbi tani olmadan da ozel hayat icin sonuc dogurabilir. Tespit, eyleme donusmeden once 'bilinen degilken' de bir sosyal etkidir.</w:t>
+        <w:t>(b) Kimlik ve özelliklendirme gerilimi: bir sınıflandırma çıktısı, tıbbi tanı olmadan da özel hayat için sonuç doğurabilir. Tespit, eyleme dönüşmeden önce 'bilinen değişken' de bir sosyal etkidir.</w:t>
       </w:r>
     </w:p>
     <w:p>
@@ -5080,7 +5094,7 @@
         <w:ind w:firstLine="709"/>
       </w:pPr>
       <w:r>
-        <w:t>Bu iki gerilim, BCI'ye ozgu hukuki ve etik zorunluluklarin neden dogdugunu aciklar.</w:t>
+        <w:t>Bu iki gerilim, BCI'ye özgü hukukî ve etik zorunlulukların neden doğduğunu açıklar.</w:t>
       </w:r>
     </w:p>
     <w:p>
@@ -5096,7 +5110,7 @@
         <w:ind w:firstLine="709"/>
       </w:pPr>
       <w:r>
-        <w:t>Noral veri, saglikla iliskili kisisel veri kategorisindedir ve regulasyonlarda ozel koruma altindadir. Ancak BCI'ye ozgu bir belirsizlik vardir: noral verinin 'veri sahibi' kimdir? Soru, verinin bir cihazda uretildigi icin ozellikle onemlidir. Farkli yaklasimlar su sonuclari dogurur.</w:t>
+        <w:t>Normal veri, sağlıkla ilişkili kişisel veri kategorisindedir ve regülasyonlarda özel koruma altındadır. Ancak BCI'ye özgü bir belirsizlik vardır: normal verinin 'veri sahibi' kimdir? Soru, verinin bir cihazda üretildiği için özellikle önemlidir. Farklı yaklaşımlar şu sonuçları doğurur.</w:t>
       </w:r>
     </w:p>
     <w:tbl>
@@ -5130,7 +5144,7 @@
                 <w:b/>
                 <w:sz w:val="20"/>
               </w:rPr>
-              <w:t>Yaklasim</w:t>
+              <w:t>Yaklaşım</w:t>
             </w:r>
           </w:p>
         </w:tc>
@@ -5172,7 +5186,7 @@
                 <w:b/>
                 <w:sz w:val="20"/>
               </w:rPr>
-              <w:t>Beklenen Sonuc</w:t>
+              <w:t>Beklenen Sonuç</w:t>
             </w:r>
           </w:p>
         </w:tc>
@@ -5212,7 +5226,7 @@
                 <w:rFonts w:ascii="Times New Roman" w:hAnsi="Times New Roman"/>
                 <w:sz w:val="20"/>
               </w:rPr>
-              <w:t>Kullanici</w:t>
+              <w:t>Kullanıcı</w:t>
             </w:r>
           </w:p>
         </w:tc>
@@ -5231,7 +5245,7 @@
                 <w:rFonts w:ascii="Times New Roman" w:hAnsi="Times New Roman"/>
                 <w:sz w:val="20"/>
               </w:rPr>
-              <w:t>Gizlilik ihlali kuralari tam uygulanir</w:t>
+              <w:t>Gizlilik ihlali kuralları tam uygulanır</w:t>
             </w:r>
           </w:p>
         </w:tc>
@@ -5252,7 +5266,7 @@
                 <w:rFonts w:ascii="Times New Roman" w:hAnsi="Times New Roman"/>
                 <w:sz w:val="20"/>
               </w:rPr>
-              <w:t>Ortak mulkiyet</w:t>
+              <w:t>Ortak mülkiyet</w:t>
             </w:r>
           </w:p>
         </w:tc>
@@ -5271,7 +5285,7 @@
                 <w:rFonts w:ascii="Times New Roman" w:hAnsi="Times New Roman"/>
                 <w:sz w:val="20"/>
               </w:rPr>
-              <w:t>Kullanici + uretici + saglik kurumu</w:t>
+              <w:t>Kullanıcı + üretici + sağlık kurumu</w:t>
             </w:r>
           </w:p>
         </w:tc>
@@ -5290,7 +5304,7 @@
                 <w:rFonts w:ascii="Times New Roman" w:hAnsi="Times New Roman"/>
                 <w:sz w:val="20"/>
               </w:rPr>
-              <w:t>Paylasim ve ticari kullanim mumkun</w:t>
+              <w:t>Paylaşım ve ticari kullanım mümkün</w:t>
             </w:r>
           </w:p>
         </w:tc>
@@ -5311,7 +5325,7 @@
                 <w:rFonts w:ascii="Times New Roman" w:hAnsi="Times New Roman"/>
                 <w:sz w:val="20"/>
               </w:rPr>
-              <w:t>Topluluk mulkiyeti</w:t>
+              <w:t>Topluluk mülkiyeti</w:t>
             </w:r>
           </w:p>
         </w:tc>
@@ -5349,7 +5363,7 @@
                 <w:rFonts w:ascii="Times New Roman" w:hAnsi="Times New Roman"/>
                 <w:sz w:val="20"/>
               </w:rPr>
-              <w:t>Bireysel geri cekme hakki zorlasir</w:t>
+              <w:t>Bireysel geri çekme haklı zorlaşır</w:t>
             </w:r>
           </w:p>
         </w:tc>
@@ -5370,7 +5384,7 @@
                 <w:rFonts w:ascii="Times New Roman" w:hAnsi="Times New Roman"/>
                 <w:sz w:val="20"/>
               </w:rPr>
-              <w:t>Kurumsal mulkiyet</w:t>
+              <w:t>Kurumsal mülkiyet</w:t>
             </w:r>
           </w:p>
         </w:tc>
@@ -5389,7 +5403,7 @@
                 <w:rFonts w:ascii="Times New Roman" w:hAnsi="Times New Roman"/>
                 <w:sz w:val="20"/>
               </w:rPr>
-              <w:t>Kurum / uretici</w:t>
+              <w:t>Kurum / üretici</w:t>
             </w:r>
           </w:p>
         </w:tc>
@@ -5408,7 +5422,7 @@
                 <w:rFonts w:ascii="Times New Roman" w:hAnsi="Times New Roman"/>
                 <w:sz w:val="20"/>
               </w:rPr>
-              <w:t>Veri sahibinin haklari en fazla sinirlanir</w:t>
+              <w:t>Veri sahibinin hakları en fazla sınırlanır</w:t>
             </w:r>
           </w:p>
         </w:tc>
@@ -5430,7 +5444,7 @@
           <w:i/>
           <w:sz w:val="20"/>
         </w:rPr>
-        <w:t>Tablo 5.1. Noral veri mulkiyet modelleri ve beklenen sonuclari.</w:t>
+        <w:t>Tablo 5.1. Normal veri mülkiyet modelleri ve beklenen sonuçları.</w:t>
       </w:r>
     </w:p>
     <w:p>
@@ -5438,7 +5452,7 @@
         <w:ind w:firstLine="709"/>
       </w:pPr>
       <w:r>
-        <w:t>Bu yalnizca bir hukuk teorisi sorusu degil, yapisal bir anlasma sorusudur. Saglikli varsayilan, verinin kullanicida kalmasidir ve her paylasimin acik riza olmasidir. Gercekci bir donanim projesinde, bireysel veriyle calisan model mimarisi yerine kurumsal mulkiyetin secilmesinin nedeni tekniktir: model, kullanicidan bagimsiz olarak guncellenebilmelidir. Bu teknik zorunluluk, bireysel haklarin kapsamini daraltir. Acilan mesele dogru yorumlanmalidir: kurumsal mulkiyet bir zorunluluk sonucu olarak dogar, kazanc degil. Buna karsilik denetim kapsami, saklama suresi ve yeniden kullanim sartlari olcumlenebilir olmalidir; aksi halde bu yapi yonetilemez bir taban olusturur.</w:t>
+        <w:t>Bu yalnızca bir hukuk teorisi sorusu değil, yapısal bir anlaşma sorusudur. Sağlıklı varsayılan, verinin kullanıcıda kalmasıdır ve her paylaşımın açık rıza olmasıdır. Gerçekçi bir donanım projesinde, bireysel veriyle çalışan model mimarisi yerine kurumsal mülkiyetin seçilmesinin nedeni tekniktir: model, kullanıcıdan bağımsız olarak güncellenebilmelidir. Bu teknik zorunluluk, bireysel hakların kapsamini daraltır. Açılan mesele doğru yorumlanmalıdır: kurumsal mülkiyet bir zorunluluk sonucu olarak doğar, kazanc değil. Buna karşılık denetim kapsamı, saklama süresi ve yeniden kullanım şartları ölçümlenebilir olmalıdır; aksi halde bu yapı yönetilemez bir taban oluşturur.</w:t>
       </w:r>
     </w:p>
     <w:p>
@@ -5454,7 +5468,7 @@
         <w:ind w:firstLine="709"/>
       </w:pPr>
       <w:r>
-        <w:t>Noroveri kavrami, benim olarak denetleme hakki ve devlettin bunu nasil kullandigi meselesini icerir. Iki farkli yonelim vardir.</w:t>
+        <w:t>Nöroveri kavramı, kendi adına denetleme hakkı ve devletin bunu nasıl kullandığı meselesini içerir. İki farklı yönelim vardır.</w:t>
       </w:r>
     </w:p>
     <w:p>
@@ -5464,7 +5478,7 @@
         <w:jc w:val="both"/>
       </w:pPr>
       <w:r>
-        <w:t>(a) Beyin bir nesne olarak dusunulebilir: Bazi hukuk sistemleri, beyin verisini geri donusturulebilir bir nesne gibi ele alir. Bu yaklasim veri yonetimini kolaylastirir ama oznebilirlik meselesini ortadan kaldirmaz.</w:t>
+        <w:t>(a) Beyin bir nesne olarak düşünülebilir: Bazı hukuk sistemleri, beyin verisini geri dönüştürülebilir bir nesne gibi ele alır. Bu yaklaşım veri yönetimini kolaylaştırır ama öznebilirlik meselesini ortadan kaldirmaz.</w:t>
       </w:r>
     </w:p>
     <w:p>
@@ -5474,7 +5488,7 @@
         <w:jc w:val="both"/>
       </w:pPr>
       <w:r>
-        <w:t>(b) Beyin ozelligik olarak dusunulebilir: Bazi yazarlar, beyin verisini dogrudan bireyin ozelligi sayarak degerlendirir. Bu yaklasim koruma duzeyini yuksek tutar ancak mevcut hukuki kategorilerle uyumsuzluk yaratir.</w:t>
+        <w:t>(b) Beyin özellik olarak düşünülebilir: Bazı yazarlar, beyin verisini doğrudan bireyin özelliği sayarak değerlendirir. Bu yaklaşım koruma düzeyini yüksek tutar ancak mevcut hukukî kategorilerle uyumsuzluk yaratır.</w:t>
       </w:r>
     </w:p>
     <w:p>
@@ -5482,7 +5496,7 @@
         <w:ind w:firstLine="709"/>
       </w:pPr>
       <w:r>
-        <w:t>Bu tartisma, somut bir sonuc uretir: BCI mevzuatinda veri korumasi, mevcut saglik verisi kurallarindan daha kati olmalidir. Aksi halde, ozel hayat gizliligini ihlal eden bir sistem hukuka uygun sayilabilirken toplumsal zarar ortaya cikabilir. Kisisel noral verinin duyarli veri statusuyle korunmasi yasal olarak zorunlu olmasa da savunulabilir bir oneridir. Ienca ve Andorno'nun onerisi bu yonde bir baslangic noktasi sunar.</w:t>
+        <w:t>Bu tartışma, somut bir sonuç üretir: BCI mevzuatında veri koruması, mevcut sağlık verisi kurallarından daha katı olmalıdır. Aksi halde, özel hayat gizliliğini ihlal eden bir sistem hukuka uygun sayılabilirken toplumsal zarar ortaya çıkabilir. Kişisel normal verinin duyarlı veri statüsüyle korunması yasal olarak zorunlu olmasa da savunulabilir bir öneridir. Ienca ve Andorno'nun önerisi bu yönde bir başlangıç noktası sunar.</w:t>
       </w:r>
     </w:p>
     <w:p>
@@ -5490,7 +5504,7 @@
         <w:ind w:firstLine="709"/>
       </w:pPr>
       <w:r>
-        <w:t>Bu teshis, inceleme hipotezi H-3'u desteklemektedir: asil gerilim, veri gizliligi cercevesinden cikarak zihinsel ozgurlugu ilgilendirir.</w:t>
+        <w:t>Bu teşhis, inceleme hipotezi H-3'u desteklemektedir: asıl gerilim, veri gizliliği çerçevesinden çıkarak zihinsel özgürlüğü ilgilendirir.</w:t>
       </w:r>
     </w:p>
     <w:p>
@@ -5506,7 +5520,7 @@
         <w:ind w:firstLine="709"/>
       </w:pPr>
       <w:r>
-        <w:t>BCI'ye en sik yonelttigi adalet eleştirisi su noktaya dayanir: sistem, yalnizca dijital ortamda yeterli nakit ve dijital okuryazarliga sahip kullanicilara hitap eder. Buna karsilik, BCI'nin en guclu klinik uygulamasi (iletişim bozukluklari) tam da bu noktada ters yonden ise yarar: konusamayan bir hasta hicbir baska yolla ifade edemiyorsa BCI yeni bir imkan olur.</w:t>
+        <w:t>BCI'ye en sık yöneltilen adalet eleştirisi şu noktaya dayanır: sistem, yalnızca dijital ortamda yeterli nakite ve dijital okuryazarlığa sahip kullanıcılara hitap eder. Buna karşılık, BCI'nin en güçlü klinik uygulaması (iletişim bozuklukları) tam da bu noktada ters yönden ise yarar: konuşamayan bir hasta hiçbir başka yolla ifade edemiyorsa BCI yeni bir imkân olur.</w:t>
       </w:r>
     </w:p>
     <w:p>
@@ -5514,7 +5528,7 @@
         <w:ind w:firstLine="709"/>
       </w:pPr>
       <w:r>
-        <w:t>Saglikta esitsizlik tartismasi acisindan iki ek olgu vardir. Birincisi, bazi algoritmalarin farkli gruplarda daha yuksek hata payi uretmesi olasi, veri temsili sorununu ortaya cikarir. Model yeterli cesitlilikte veriyle egitilmezse, 'ortalamada iyi' bir model bazi gruplar icin kabul edilemez kalir. 'Ortalamada iyi' ifadesi bu nedenle tek basina yetersizdir; raporlama alt grup duzeyinde yapilmalidir.</w:t>
+        <w:t>Sağlıkta eşitsizlik tartışması açısından iki ek olgu vardır. Birincisi, bazı algoritmaların farklı gruplarda daha yüksek hata payı üretmesi olası, veri temsili sorununu ortaya çıkarır. Model yeterli çeşitlilikte veriyle eğitilmezse, 'ortalamada iyi' bir model bazı gruplar için kabul edilemez kalır. 'Ortalamada iyi' ifadesi bu nedenle tek başına yetersizdir; raporlama alt grup düzeyinde yapılmalıdır.</w:t>
       </w:r>
     </w:p>
     <w:p>
@@ -5522,7 +5536,7 @@
         <w:ind w:firstLine="709"/>
       </w:pPr>
       <w:r>
-        <w:t>Ikincisi, saglik sistemleri arasindaki erisim farki, teknolojinin gelistirildigi ve uygulandigi yerler arasinda bir uyumurculuk (equity) sorunu yaratir. Bu, yalnizca dagitim degil, arastirma onceligidir: hangi kullanicinin ihtiyacinin kapsam disi kaldigini bilmek, modelin kimseye hizmet etmedigi durumlari da tespit eder.</w:t>
+        <w:t>İkincisi, sağlık sistemleri arasındaki erişim farkı, teknolojinin geliştirildiği ve uygulandığı yerler arasında bir uyumsuzluk (equity) sorunu yaratır. Bu, yalnızca dağıtım değil, araştırma önceliğidir: hangi kullanıcının ihtiyaçının kapsam dışı kaldığını bilmek, modelin kimseye hizmet etmediği durumları da tespit eder.</w:t>
       </w:r>
     </w:p>
     <w:p>
@@ -5538,7 +5552,7 @@
         <w:ind w:firstLine="709"/>
       </w:pPr>
       <w:r>
-        <w:t>Birisimsel BCI'nin (iBCI) klinik alanda uygulamalari, okuma-yazma baglantilarini genisletme potansiyeli tasimaktadir. Bu potansiyel su sorulara yol acar.</w:t>
+        <w:t>Birişimsel BCI'nin (iBCI) klinik alanda uygulamaları, okuma-yazma bağlantılarını genişletme potansiyeli taşımaktadır. Bu potansiyel şu sorulara yol açar.</w:t>
       </w:r>
     </w:p>
     <w:p>
@@ -5548,7 +5562,7 @@
         <w:jc w:val="both"/>
       </w:pPr>
       <w:r>
-        <w:t>(a) Ayni kanalda iki yonluluk: bir sistem hem motor cikarimi hem de dusunce okuma yonu sunuyorsa, cikarim hangi yonun sonucudur?</w:t>
+        <w:t>(a) Aynı kanalda iki yönlülük: bir sistem hem motor çıkarımı hem de düşünce okuma yönü sunuyorsa, çıkarım hangi yönün sonucudur?</w:t>
       </w:r>
     </w:p>
     <w:p>
@@ -5558,7 +5572,7 @@
         <w:jc w:val="both"/>
       </w:pPr>
       <w:r>
-        <w:t>(b) Yorum siniri: bir cikarim, cogul anlama ve metafor olarak yorumlanabilir. Bir sistemin bunlari ayirt edememesi, ifade ozgurlugunu sinirlar.</w:t>
+        <w:t>(b) Yorum sınırı: bir çıkarım, çoğul anlama ve metafor olarak yorumlanabilir. Bir sistemin bunları ayırt edememesi, ifade özgürlüğünü sınırlar.</w:t>
       </w:r>
     </w:p>
     <w:p>
@@ -5568,7 +5582,7 @@
         <w:jc w:val="both"/>
       </w:pPr>
       <w:r>
-        <w:t>(c) Onam ve bilinebilirlik: kullanici, sisteminin neyi okuyabildigini tam olarak bilemeyebilir. Bu durumda onam yeterince bilgilendirilmis sayilmaz; sistemin sinirlari onamin bir parcasidir.</w:t>
+        <w:t>(c) Onam ve bilinebilirlik: kullanıcı, sisteminin neyi okuyabildiğini tam olarak bilemeyebilir. Bu durumda onam yeterince bilgilendirilmiş sayılmaz; sistemin sınırları onamın bir parçasıdır.</w:t>
       </w:r>
     </w:p>
     <w:p>
@@ -5576,7 +5590,7 @@
         <w:ind w:firstLine="709"/>
       </w:pPr>
       <w:r>
-        <w:t>Bu sorulara verilecek yeni kural, yazili olmasi ve yalnizca 'ne olur' degil 'ne olmaz' biciminde de yazilmasi olmalidir: sistemin belirli durumlarda guvenilmez oldugunun yazili bildirimi, onamin ayrilmaz parcasidir.</w:t>
+        <w:t>Bu sorulara verilecek yeni kural, yazılı olması ve yalnızca 'ne olur' değil 'ne olmaz' biçiminde de yazılması olmalıdır: sistemin belirli durumlarda güvenilmez olduğunun yazılı bildirimi, onamın ayrılmaz parçasıdır.</w:t>
       </w:r>
     </w:p>
     <w:p>
@@ -5592,7 +5606,7 @@
         <w:ind w:firstLine="709"/>
       </w:pPr>
       <w:r>
-        <w:t>En azindan bes boyut ayirt edilmelidir.</w:t>
+        <w:t>En azından beş boyut ayırt edilmelidir.</w:t>
       </w:r>
     </w:p>
     <w:p>
@@ -5602,7 +5616,7 @@
         <w:jc w:val="both"/>
       </w:pPr>
       <w:r>
-        <w:t>(a) Kimlik: 'Beyni okunabilir' olmak bir etiket ve toplumsal beklentiye donusebilir. Cogu kisi icin bu 'zihinsel olarak daha okunur' anlamina gelir ve bu yanlis anlasilmasi ciddi bir toplumsal sorundur.</w:t>
+        <w:t>(a) Kimlik: 'Beyin okunabilir' olmak bir etiket ve toplumsal beklentiye dönüşebilir. Çoğu kişi için bu 'zihinsel olarak daha okunur' anlamına gelir ve bu yanlış anlaşılması ciddi bir toplumsal sorundur.</w:t>
       </w:r>
     </w:p>
     <w:p>
@@ -5612,7 +5626,7 @@
         <w:jc w:val="both"/>
       </w:pPr>
       <w:r>
-        <w:t>(b) Stigma: BCI tabanli tespit, mevcut teshis kriterlerinden farkli bir temele dayanir; yanlislik veya asiri genelleme damgalamaya yol acabilir.</w:t>
+        <w:t>(b) Stigma: BCI tabanlı tespit, mevcut teşhis kriterlerinden farklı bir temele dayanır; yanlışlık veya aşırı genelleme damgalamaya yol açabilir.</w:t>
       </w:r>
     </w:p>
     <w:p>
@@ -5622,7 +5636,7 @@
         <w:jc w:val="both"/>
       </w:pPr>
       <w:r>
-        <w:t>(c) Uyum ve odak: surekli sinyal toplama ve belirli bir is performansi olcumu, surekli izlenme korkusu yaratabilir. Kaynak veriyi bilincli islemek ile ayni zamanda izlendiginden emin olamamak arasindaki bu temel paradoks, cozum kazanmadir.</w:t>
+        <w:t>(c) Uyum ve odak: sürekli sinyal toplama ve belirli bir iş performansı ölçümü, sürekli izlenme korkusu yaratabilir. Kaynak veriyi bilinçli işlemek ile aynı zamanda izlendiğinden emin olamamak arasındaki bu temel paradoks, çözüm kazanmamıdır.</w:t>
       </w:r>
     </w:p>
     <w:p>
@@ -5632,7 +5646,7 @@
         <w:jc w:val="both"/>
       </w:pPr>
       <w:r>
-        <w:t>(d) Kimlik belirsizligi: cogu BCI kullanicisinin kullaniciyla ayni dogrudan iliskili olmadiği gorulur. Bu, cikarim hatasinin kim tarafindan duzeltilecegi ve kimden sorulacagi konusunda belirsizlik yaratir.</w:t>
+        <w:t>(d) Kimlik belirsizliği: çoğu BCI kullanıcısının kullanıcıyla aynı doğrudan ilişkili olmadiği görülür. Bu, çıkarım hatasının kim tarafından düzeltileceği ve kimden sorulacağı konusunda belirsizlik yaratır.</w:t>
       </w:r>
     </w:p>
     <w:p>
@@ -5642,7 +5656,7 @@
         <w:jc w:val="both"/>
       </w:pPr>
       <w:r>
-        <w:t>(e) Kaygi temelli kabul: bir sistemin kabul kriteri, onun dogrulugu degil korkutucu bulunmamasi olabilir; bu, teknolojik kriter ile toplumsal kriterin ayrisabilecegini gosterir.</w:t>
+        <w:t>(e) Kaygı temelli kabul: bir sistemin kabul kriteri, onun doğruluğu değil korkutucu bulunmaması olabilir; bu, teknolojik kriter ile toplumsal kriterin ayrışabileceğini gösterir.</w:t>
       </w:r>
     </w:p>
     <w:p>
@@ -5650,7 +5664,7 @@
         <w:ind w:firstLine="709"/>
       </w:pPr>
       <w:r>
-        <w:t>Bu etkilerin kacinilmazligi, BCI etiginin yalnizca bireysel onam temelli olmasinin yetersiz oldugunu gosterir. Konunun toplumsal boya olmasi gerekir.</w:t>
+        <w:t>Bu etkilerin kaçınılmazlığı, BCI etiğinin yalnızca bireysel onam temelli olmasının yetersiz olduğunu gösterir. Konunun toplumsal boyutu olması gerekir.</w:t>
       </w:r>
     </w:p>
     <w:p>
@@ -5666,7 +5680,7 @@
         <w:ind w:firstLine="709"/>
       </w:pPr>
       <w:r>
-        <w:t>Yukaridaki tespitlerden yola cikan bir duzenleyici cerceve su yedi ilke uzerinde kurulabilir.</w:t>
+        <w:t>Yukarıdaki tespitlerden yola çıkan bir düzenleyici çerçeve şu yedi ilke üzerinde kurulabilir.</w:t>
       </w:r>
     </w:p>
     <w:p>
@@ -5676,7 +5690,7 @@
         <w:jc w:val="both"/>
       </w:pPr>
       <w:r>
-        <w:t>(1) Noral veri, duyarli kisisel veri statusuyle korunur.</w:t>
+        <w:t>(1) Normal veri, duyarlı kişisel veri statüsüyle korunur.</w:t>
       </w:r>
     </w:p>
     <w:p>
@@ -5686,7 +5700,7 @@
         <w:jc w:val="both"/>
       </w:pPr>
       <w:r>
-        <w:t>(2) Onam yalnizca islemi degil, verinin yeniden kullanimini ve model egitiminde kullanilmasini da kapsar; model egitimi icin ayri riza gerekir.</w:t>
+        <w:t>(2) Onam yalnızca işlemi değil, verinin yeniden kullanımını ve model eğitiminde kullanılmasını da kapsar; model eğitimi için ayrı rıza gerekir.</w:t>
       </w:r>
     </w:p>
     <w:p>
@@ -5696,7 +5710,7 @@
         <w:jc w:val="both"/>
       </w:pPr>
       <w:r>
-        <w:t>(3) Model performansi kullanim populasyonuna gore (etnik, cinsiyet, yas) raporlanir; alt grup performansi asagi duserse sisteme izin verilmez.</w:t>
+        <w:t>(3) Model performansı kullanım popülasyonuna göre (etnik, cinsiyet, yaş) raporlanır; alt grup performansı aşağı düşerse sisteme izin verilmez.</w:t>
       </w:r>
     </w:p>
     <w:p>
@@ -5706,7 +5720,7 @@
         <w:jc w:val="both"/>
       </w:pPr>
       <w:r>
-        <w:t>(4) Veri sahibi, cihaz verisini tasima ve silme hakkina sahiptir; bu hak, model egitiminde gizli tutulan veriler icin de gecerlidir.</w:t>
+        <w:t>(4) Veri sahibi, cihaz verisini taşıma ve silme hakkına sahiptir; bu hak, model eğitiminde gizli tutulan veriler için de geçerlidir.</w:t>
       </w:r>
     </w:p>
     <w:p>
@@ -5716,7 +5730,7 @@
         <w:jc w:val="both"/>
       </w:pPr>
       <w:r>
-        <w:t>(5) Sistemin sinirlari (guvenilmez oldugu durumlar) kullaniciya acikca bildirilir ve arayuzde gorunur sekilde gosterilir.</w:t>
+        <w:t>(5) Sistemin sınırları (güvenilmez olduğu durumlar) kullanıcıya açıkça bildirilir ve arayüzde görünür şekilde gösterilir.</w:t>
       </w:r>
     </w:p>
     <w:p>
@@ -5726,7 +5740,7 @@
         <w:jc w:val="both"/>
       </w:pPr>
       <w:r>
-        <w:t>(6) Surekli izleme, model guncelleme ve geri bildirim dongusu icin yapi sinirlari tanimlanir.</w:t>
+        <w:t>(6) Sürekli izleme, model güncelleme ve geri bildirim döngüsü için yapı sınırları tanımlanır.</w:t>
       </w:r>
     </w:p>
     <w:p>
@@ -5736,7 +5750,7 @@
         <w:jc w:val="both"/>
       </w:pPr>
       <w:r>
-        <w:t>(7) Saglikli bireylerde ticari kullanim, hasta gruplarina kiyasla daha yuksek bir kanit esigine tabi olur.</w:t>
+        <w:t>(7) Sağlıklı bireylerde ticari kullanım, hasta gruplarina kıyasla daha yüksek bir kanıt eşiğine tabi olur.</w:t>
       </w:r>
     </w:p>
     <w:p>
@@ -5744,7 +5758,7 @@
         <w:ind w:firstLine="709"/>
       </w:pPr>
       <w:r>
-        <w:t>Bu ilkeler, mevcut klinik yonergelerin genisletilmesi olarak yeni bir duzenleme icin zemin hazirlayabilir.</w:t>
+        <w:t>Bu ilkeler, mevcut klinik yönergelerin genişletilmesi olarak yeni bir düzenleme için zemin hazırlayabilir.</w:t>
       </w:r>
     </w:p>
     <w:p>
@@ -5807,7 +5821,7 @@
                 <w:b/>
                 <w:sz w:val="20"/>
               </w:rPr>
-              <w:t>Donem</w:t>
+              <w:t>Dönem</w:t>
             </w:r>
           </w:p>
         </w:tc>
@@ -5828,7 +5842,7 @@
                 <w:b/>
                 <w:sz w:val="20"/>
               </w:rPr>
-              <w:t>Beklenen Gelisim</w:t>
+              <w:t>Beklenen Gelişim</w:t>
             </w:r>
           </w:p>
         </w:tc>
@@ -5870,7 +5884,7 @@
                 <w:rFonts w:ascii="Times New Roman" w:hAnsi="Times New Roman"/>
                 <w:sz w:val="20"/>
               </w:rPr>
-              <w:t>Yakin (1-3 yil)</w:t>
+              <w:t>Yakın (1-3 yıl)</w:t>
             </w:r>
           </w:p>
         </w:tc>
@@ -5889,7 +5903,7 @@
                 <w:rFonts w:ascii="Times New Roman" w:hAnsi="Times New Roman"/>
                 <w:sz w:val="20"/>
               </w:rPr>
-              <w:t>Akustik ve sayisal uyaran tabanli cihazlarla cift yonlu iletisim</w:t>
+              <w:t>Akustik ve sayısal uyaran tabanlı cihazlarla çift yönlü iletişim</w:t>
             </w:r>
           </w:p>
         </w:tc>
@@ -5908,7 +5922,7 @@
                 <w:rFonts w:ascii="Times New Roman" w:hAnsi="Times New Roman"/>
                 <w:sz w:val="20"/>
               </w:rPr>
-              <w:t>Klinik faydanin olculmesi</w:t>
+              <w:t>Klinik faydanın ölçülmesi</w:t>
             </w:r>
           </w:p>
         </w:tc>
@@ -5929,7 +5943,7 @@
                 <w:rFonts w:ascii="Times New Roman" w:hAnsi="Times New Roman"/>
                 <w:sz w:val="20"/>
               </w:rPr>
-              <w:t>Yakin (1-3 yil)</w:t>
+              <w:t>Yakın (1-3 yıl)</w:t>
             </w:r>
           </w:p>
         </w:tc>
@@ -5948,7 +5962,7 @@
                 <w:rFonts w:ascii="Times New Roman" w:hAnsi="Times New Roman"/>
                 <w:sz w:val="20"/>
               </w:rPr>
-              <w:t>Daha yogun montaj, cihaz ici hesaplama, kisisellestirilmis modeller</w:t>
+              <w:t>Daha yoğun montaj, cihaz içi hesaplama, kişiselleştirilmiş modeller</w:t>
             </w:r>
           </w:p>
         </w:tc>
@@ -5967,7 +5981,7 @@
                 <w:rFonts w:ascii="Times New Roman" w:hAnsi="Times New Roman"/>
                 <w:sz w:val="20"/>
               </w:rPr>
-              <w:t>Bireysel cihazin klinik kaniti</w:t>
+              <w:t>Bireysel cihazın klinik kanıtı</w:t>
             </w:r>
           </w:p>
         </w:tc>
@@ -5988,7 +6002,7 @@
                 <w:rFonts w:ascii="Times New Roman" w:hAnsi="Times New Roman"/>
                 <w:sz w:val="20"/>
               </w:rPr>
-              <w:t>Orta (3-8 yil)</w:t>
+              <w:t>Orta (3-8 yıl)</w:t>
             </w:r>
           </w:p>
         </w:tc>
@@ -6007,7 +6021,7 @@
                 <w:rFonts w:ascii="Times New Roman" w:hAnsi="Times New Roman"/>
                 <w:sz w:val="20"/>
               </w:rPr>
-              <w:t>Yinelenen uyaranlama ile kortikal uyarlanabilirligin kazanimi</w:t>
+              <w:t>Yinelenen uyaranlama ile kortikal uyarlanabilirliğin kazanımı</w:t>
             </w:r>
           </w:p>
         </w:tc>
@@ -6026,7 +6040,7 @@
                 <w:rFonts w:ascii="Times New Roman" w:hAnsi="Times New Roman"/>
                 <w:sz w:val="20"/>
               </w:rPr>
-              <w:t>Tedavi etkinliginin gosterilmesi</w:t>
+              <w:t>Tedavi etkinliğinin gösterilmesi</w:t>
             </w:r>
           </w:p>
         </w:tc>
@@ -6047,7 +6061,7 @@
                 <w:rFonts w:ascii="Times New Roman" w:hAnsi="Times New Roman"/>
                 <w:sz w:val="20"/>
               </w:rPr>
-              <w:t>Uzak (8+ yil)</w:t>
+              <w:t>Uzak (8+ yıl)</w:t>
             </w:r>
           </w:p>
         </w:tc>
@@ -6066,7 +6080,7 @@
                 <w:rFonts w:ascii="Times New Roman" w:hAnsi="Times New Roman"/>
                 <w:sz w:val="20"/>
               </w:rPr>
-              <w:t>Yari invaziv ag tabanli arayuzler (neurovascularist)</w:t>
+              <w:t>Yarı invaziv ağ tabanlı arayüzler (neurovascularist)</w:t>
             </w:r>
           </w:p>
         </w:tc>
@@ -6085,7 +6099,7 @@
                 <w:rFonts w:ascii="Times New Roman" w:hAnsi="Times New Roman"/>
                 <w:sz w:val="20"/>
               </w:rPr>
-              <w:t>Kronik implant kararliliginin kaniti</w:t>
+              <w:t>Kronik implant kararlılığının kanıtı</w:t>
             </w:r>
           </w:p>
         </w:tc>
@@ -6106,7 +6120,7 @@
                 <w:rFonts w:ascii="Times New Roman" w:hAnsi="Times New Roman"/>
                 <w:sz w:val="20"/>
               </w:rPr>
-              <w:t>Uzak (8+ yil)</w:t>
+              <w:t>Uzak (8+ yıl)</w:t>
             </w:r>
           </w:p>
         </w:tc>
@@ -6125,7 +6139,7 @@
                 <w:rFonts w:ascii="Times New Roman" w:hAnsi="Times New Roman"/>
                 <w:sz w:val="20"/>
               </w:rPr>
-              <w:t>Bilisiksel yardim: odak, hafiza ve surekli izleme</w:t>
+              <w:t>Bilişsel yardım: odak, hafıza ve sürekli izleme</w:t>
             </w:r>
           </w:p>
         </w:tc>
@@ -6144,7 +6158,7 @@
                 <w:rFonts w:ascii="Times New Roman" w:hAnsi="Times New Roman"/>
                 <w:sz w:val="20"/>
               </w:rPr>
-              <w:t>Ozgurluk ve bagimlilik dagilimi</w:t>
+              <w:t>Özgürlük ve bağımlılık dağılımı</w:t>
             </w:r>
           </w:p>
         </w:tc>
@@ -6166,7 +6180,7 @@
           <w:i/>
           <w:sz w:val="20"/>
         </w:rPr>
-        <w:t>Tablo 6.1. Gelecek donemler ve kritik belirsizlikler.</w:t>
+        <w:t>Tablo 6.1. Gelecek dönemler ve kritik belirsizlikler.</w:t>
       </w:r>
     </w:p>
     <w:p>
@@ -6174,7 +6188,7 @@
         <w:ind w:firstLine="709"/>
       </w:pPr>
       <w:r>
-        <w:t>Bu tablo, teknik gelismenin ongorulebilirligi ile klinik ve etik sonuclarin ongorulebilirliginin ayni olmadigini gosterir. Yakin donemde bazi teknik engellerin kalkmasi, ayni donemde bu tekniklerin klinik olarak anlamli fayda uretmesi demek degildir. Bu ayrim, alanin en yaygin hatasi ve en sik yapilan hatasidir.</w:t>
+        <w:t>Bu tablo, teknik gelişmenin öngörülebilirliği ile klinik ve etik sonuçların öngörülebilirliğinin aynı olmadığını gösterir. Yakın dönemde bazı teknik engellerin kalkması, aynı dönemde bu tekniklerin klinik olarak anlamlı fayda üretmesi demek değildir. Bu ayrım, alanın en yaygın hatası ve en sık yapılan hatasıdır.</w:t>
       </w:r>
     </w:p>
     <w:p>
@@ -6192,7 +6206,7 @@
         <w:jc w:val="both"/>
       </w:pPr>
       <w:r>
-        <w:t>(1) Onceden egitilmis temel modeller: buyuk on egitimli modellerin her bir kullanicinin sinirli verisiyle uyarlanmasi, BCI'de veri sinirliginin en istenilen cozumu olarak one cikmaktadir.</w:t>
+        <w:t>(1) Önceden eğitilmiş temel modeller: büyük on eğitimli modellerin her bir kullanıcının sınırlı verisiyle uyarlanması, BCI'de veri sınırlılığının en istenilen çözümü olarak one çıkmaktadır.</w:t>
       </w:r>
     </w:p>
     <w:p>
@@ -6202,7 +6216,7 @@
         <w:jc w:val="both"/>
       </w:pPr>
       <w:r>
-        <w:t>(2) Cok modlu olcum: EEG yaninda goz ve yuz hareketleri ile ozel dolayli (implicit) bilgi, ozellikle dikkat odakli alanlarda sinif sinirini genisletmektedir. Bir gozunun kacmasi bile cogu problemde sinif ayrimini kolaylastirmaktadir.</w:t>
+        <w:t>(2) Çok modlu ölçüm: EEG yanında göz ve yüz hareketleri ile özel dolaylı (implicit) bilgi, özellikle dikkat odaklı alanlarda sınıf sınırını genişletmektedir. Bir gözünün kaçması bile çoğu problemde sınıf ayrımını kolaylaştırmaktadır.</w:t>
       </w:r>
     </w:p>
     <w:p>
@@ -6212,7 +6226,7 @@
         <w:jc w:val="both"/>
       </w:pPr>
       <w:r>
-        <w:t>(3) Otopompa kanal ve empedans izleme: cihaz uzeri surekli sinyal kalitesi olcumu, kullanicinin egitim disi oturumlarda performans kaybini azaltir.</w:t>
+        <w:t>(3) Otomatik kanal ve empedans izleme: cihaz üzeri sürekli sinyal kalitesi ölçümü, kullanıcının eğitim dışı oturumlarda performans kaybını azaltır.</w:t>
       </w:r>
     </w:p>
     <w:p>
@@ -6222,7 +6236,7 @@
         <w:jc w:val="both"/>
       </w:pPr>
       <w:r>
-        <w:t>(4) Dinamik yuz yuklemesi: harici yuz yuklemesi modelleri, farkli montajlarda oznitelik uzayi tasinabilirligini artirabilir.</w:t>
+        <w:t>(4) Dinamik yüz yüklemesi: haricî yüz yüklemesi modelleri, farklı montajlarda öznitelik uzayı taşınabilirliğini artırabilir.</w:t>
       </w:r>
     </w:p>
     <w:p>
@@ -6232,7 +6246,7 @@
         <w:jc w:val="both"/>
       </w:pPr>
       <w:r>
-        <w:t>(5) Uc bulut ve cihaz ici ogrenme: gizlilik gereksinimlerini azaltarak, modelin cihaz uzerinde guncellenmesini mumkun kilar.</w:t>
+        <w:t>(5) Üç bulut ve cihaz içi öğrenme: gizlilik gereksinimlerini azaltarak, modelin cihaz üzerinde güncellenmesini mümkün kılar.</w:t>
       </w:r>
     </w:p>
     <w:p>
@@ -6240,7 +6254,7 @@
         <w:ind w:firstLine="709"/>
       </w:pPr>
       <w:r>
-        <w:t>Otek olarak, zaman serisi temsilinde derin ogrenmeye gore rekabetci olmayan, oznitelik tabanli yaklasimlar da vardir. Rastgele orman ve gradyan artirilmis agac tabanli siniflandiricilar, BCI tasiyabilir paketlerde goruntunun devasa turetici ajanlara gore daha iyi genellenebilir oldugu tespitleriyle desteklenmektedir. Bu bulgu, sadece 'derin ogrenme kazanir' seklinde okunamaz; model secimi, veri miktari, hesaplama kosullari ve karsilastirma protokolune birlikte baglidir.</w:t>
+        <w:t>Ötek olarak, zaman serisi temsilinde derin öğrenmeye göre rekabetçi olmayan, öznitelik tabanlı yaklaşımlar da vardır. Rastgele orman ve gradyan artırılmış ağaç tabanlı sınıflandırıcılar, BCI taşıyabilir paketlerde görüntünün devasa türetici ajanlara göre daha iyi genellenebilir olduğu tespitleriyle desteklenmektedir. Bu bulgu, sadece 'derin öğrenme kazanır' şeklinde okunamaz; model seçimi, veri miktarı, hesaplama koşulları ve karşılaştırma protokolüne birlikte bağlıdır.</w:t>
       </w:r>
     </w:p>
     <w:p>
@@ -6258,7 +6272,7 @@
         <w:jc w:val="both"/>
       </w:pPr>
       <w:r>
-        <w:t>(1) Uygulama cok fazla hizlanabilir: duzenleme, teknolojinin gerisinde kalabilir. Ozellikle tüketici sinifinda pazardaki hiz, mevzuatin yapisal degisim gerektiren konularda yavas ilerler.</w:t>
+        <w:t>(1) Uygulama çok fazla hızlanabilir: düzenleme, teknolojinin gerisinde kalabilir. Özellikle tüketici sınıfında pazardaki hız, mevzuatın yapısal değişim gerektiren konularda yavaş ilerler.</w:t>
       </w:r>
     </w:p>
     <w:p>
@@ -6268,7 +6282,7 @@
         <w:jc w:val="both"/>
       </w:pPr>
       <w:r>
-        <w:t>(2) Dogrulama yukunun artmasi: her yeni klinik endikasyon bagimsiz dogrulama ve uzun sureli takip gerektirir; bu, urunun pazara cikisini geciktirir ve maliyetlendirir.</w:t>
+        <w:t>(2) Doğrulama yükünü artması: her yeni klinik endikasyon bağımsız doğrulama ve uzun süreli takip gerektirir; bu, ürünün pazara çıkışını geciktirir ve maliyetlendirir.</w:t>
       </w:r>
     </w:p>
     <w:p>
@@ -6278,7 +6292,7 @@
         <w:jc w:val="both"/>
       </w:pPr>
       <w:r>
-        <w:t>(3) Adalet aciginin derinlesmesi: gelismis sistemlere erisim, gelismemislere gore daha da buyuk bir fark yaratabilir.</w:t>
+        <w:t>(3) Adalet açığının derinleşmesi: gelişmiş sistemlere erişim, gelişmemişlere göre daha da büyük bir fark yaratabilir.</w:t>
       </w:r>
     </w:p>
     <w:p>
@@ -6288,7 +6302,7 @@
         <w:jc w:val="both"/>
       </w:pPr>
       <w:r>
-        <w:t>(4) Bitisik kullanimin yuksek riskli alanlara yonelmesi: askeri, is yerlamlama ve adli alan, BCI'nin en muhtemel etik gerilim alanidir.</w:t>
+        <w:t>(4) Bitişik kullanımın yüksek riskli alanlara yönelmesi: askerî, iş yerleştirme ve adli alan, BCI'nin en muhtemel etik gerilim alanıdır.</w:t>
       </w:r>
     </w:p>
     <w:p>
@@ -6306,7 +6320,7 @@
         <w:jc w:val="both"/>
       </w:pPr>
       <w:r>
-        <w:t>(a) Onceden kaydedilmis analiz planlariyla, yeterli katilimcili, bagimsiz test kumesi kullanilan cok merkezli calismalar.</w:t>
+        <w:t>(a) Önceden kaydedilmiş analiz planlarıyla, yeterli katılımcılı, bağımsız test kümesi kullanılan çok merkezli çalışmalar.</w:t>
       </w:r>
     </w:p>
     <w:p>
@@ -6316,7 +6330,7 @@
         <w:jc w:val="both"/>
       </w:pPr>
       <w:r>
-        <w:t>(b) Hata analizinin zorunlu hale getirilmesi: 'model calismiyor' yerine, hangi sinifin neden karistirildiginin ve bu hatanin hangi kosullarda olustugunun raporlanmasi.</w:t>
+        <w:t>(b) Hata analizinin zorunlu hâle getirilmesi: 'model çalışmıyor' yerine, hangi sınıfın neden karıştırıldığının ve bu hatanın hangi koşullarda oluştuğunun raporlanması.</w:t>
       </w:r>
     </w:p>
     <w:p>
@@ -6326,7 +6340,7 @@
         <w:jc w:val="both"/>
       </w:pPr>
       <w:r>
-        <w:t>(c) Performansin, kullanicinin gercekte yapabilecegi isle ne kadar eslendiginin ayrica raporlanmasi.</w:t>
+        <w:t>(c) Performansın, kullanıcının gerçekte yapabileceği işle ne kadar eşlendiğinin ayrıca raporlanması.</w:t>
       </w:r>
     </w:p>
     <w:p>
@@ -6336,7 +6350,7 @@
         <w:jc w:val="both"/>
       </w:pPr>
       <w:r>
-        <w:t>(d) Uzun sureli klinik takip calismalarinin, kisa sureli laboratuvar deneylerine oncelik verilmesi.</w:t>
+        <w:t>(d) Uzun süreli klinik takip çalışmalarının, kısa süreli laboratuvar deneylerine öncelik verilmesi.</w:t>
       </w:r>
     </w:p>
     <w:p>
@@ -6346,7 +6360,7 @@
         <w:jc w:val="both"/>
       </w:pPr>
       <w:r>
-        <w:t>(e) Etik ve hukuki arastirmanin teknik calismalarla es zamanli yurutulmesi; alanin 'once gelistir, sonra konus' modelinden cikilmasi.</w:t>
+        <w:t>(e) Etik ve hukukî araştırmanın teknik çalışmalarla eş zamanli yürütülmesi; alanın 'önce geliştir, sonra konuş' modelinden çıkılması.</w:t>
       </w:r>
     </w:p>
     <w:p>
@@ -6367,7 +6381,7 @@
         <w:ind w:firstLine="709"/>
       </w:pPr>
       <w:r>
-        <w:t>Bu calisma, BCI'nin dort boyutunu — norobilimsel temeller, yapay zeka destekli cikarim, klinik uygulama ve etik-hukuki sinirlar — tek bir cercevede birlikte ele almistir. Bulgular asagida ozetlenmektedir.</w:t>
+        <w:t>Bu çalışma, BCI'nin dört boyutunu — nörobilimsel temeller, yapay zeka destekli çıkarım, klinik uygulama ve etik-hukukî sınırlar — tek bir çerçevede birlikte ele almıştır. Bulgular aşağıda özetlenmektedir.</w:t>
       </w:r>
     </w:p>
     <w:p>
@@ -6377,7 +6391,7 @@
         <w:jc w:val="both"/>
       </w:pPr>
       <w:r>
-        <w:t>(1) BCI, 'düşünce okuyan bir alet' degil, kapali bir geri bildirim sistemidir. Sinyal kalitesi kadar ogitim surecini ve geri bildirim tasarimini da basariyi belirler. Bu nedenle ozellik uretimi kadar kullanici deneyimi de nesne olmustur.</w:t>
+        <w:t>(1) BCI, 'düşünce okuyan bir alet' değil, kapalı bir geri bildirim sistemidir. Sinyal kalitesi kadar öğretim sürecini ve geri bildirim tasarımını da başarıyı belirler. Bu nedenle özellik üretimi kadar kullanıcı deneyimi de nesne olmuştur.</w:t>
       </w:r>
     </w:p>
     <w:p>
@@ -6387,7 +6401,7 @@
         <w:jc w:val="both"/>
       </w:pPr>
       <w:r>
-        <w:t>(2) Derin ogrenme ve donusumcu mimariler EEG cikariminda gercek artilar saglamaktadir; ancak bu artilar, cogu calismada ayni kanal sayisi, ayni filtre ve ayni bolme protokolune dayanir. Bu durum, literaturde sikca soylenen 'sifir bir kazanc' yorumunun gercek teknik ilerlemeyi oldugundan fazla kararttigini gosterir. Buna karsilik alanin ilerlemesi, cogu zaman veri ve karsilastirma protokollerinin zayifligindan kaynaklanmaktadir.</w:t>
+        <w:t>(2) Derin öğrenme ve dönüşümcü mimariler EEG çıkarımında gerçek artılar sağlamaktadır; ancak bu artılar, çoğu çalışmada aynı kanal sayısı, aynı filtre ve aynı bölme protokolüne dayanır. Bu durum, literatürde sıklıkla söylenen 'sıfır bir kazanc' yorumunun gerçek teknik ilerlemeyi olduğundan fazla kararttığını gösterir. Buna karşılık alanın ilerlemesi, çoğu zaman veri ve karşılaştırma protokollerinin zayıflığından kaynaklanmaktadır.</w:t>
       </w:r>
     </w:p>
     <w:p>
@@ -6397,7 +6411,7 @@
         <w:jc w:val="both"/>
       </w:pPr>
       <w:r>
-        <w:t>(3) Klinik yararlilik, teknolojinin karma sikligi degil, klinik gereksinim ile teknolojik sinirlar arasindaki eslesmedir. Iletisim sistemlerinde bu eslesme en yuksektir, cunku alifabe sinirli ve dogruluk abartilmayabilir. Tani ve tibbi karar destek alanlarinda bu eslesme henuz kurulmamis, buna karsilik model performansi artirilmis olabilir; bu alan halen gercek dogruluk verisinin uzerinde gosterilen sonuclardan olusmaktadir.</w:t>
+        <w:t>(3) Klinik yararlılık, teknolojinin karma sıklığı değil, klinik gereksinim ile teknolojik sınırlar arasındaki eşleşmedir. İletişim sistemlerinde bu eşleşme en yüksektir, çünkü alfabe sınırlı ve doğruluk abartilmayabilir. Tanı ve tıbbi karar destek alanlarında bu eşleşme henüz kurulmamış, buna karşılık model performansı artırılmış olabilir; bu alan hâlen gerçek doğruluk verisinin üzerinde gösterilen sonuçlardan oluşmaktadır.</w:t>
       </w:r>
     </w:p>
     <w:p>
@@ -6407,7 +6421,7 @@
         <w:jc w:val="both"/>
       </w:pPr>
       <w:r>
-        <w:t>(4) BCI'nin veri temelli tespitinde asil etik mesele, zihinsel icerigin ozel hayat icin dogrudan sonuc dogurmasidir. Mevcut saglik verisi cerceveleri bu yonun kapsamini disinda birakir. Kisisel noral verinin duyarli kisisel veri statusuyle korunmasi, bireyin model egitimi icin ayri riza vermesi, alt grup performansinin raporlanmasi ve sistem sinirlarinin kullaniciya aciklanmasi onerilmistir.</w:t>
+        <w:t>(4) BCI'nin veri temelli tespitinde asıl etik mesele, zihinsel içeriğin özel hayat için doğrudan sonuç doğurmasıdır. Mevcut sağlık verisi çerçeveleri bu yönün kapsamini dışında bırakır. Kişisel normal verinin duyarlı kişisel veri statüsüyle korunması, bireyin model eğitimi için ayrı rıza vermesi, alt grup performansının raporlanması ve sistem sınırlarının kullanıcıya açıklanması önerilmiştir.</w:t>
       </w:r>
     </w:p>
     <w:p>
@@ -6415,7 +6429,7 @@
         <w:ind w:firstLine="709"/>
       </w:pPr>
       <w:r>
-        <w:t>Sinirlamalar: Bu calisma nicel ampirik veri uretmemistir. Literatür taramasi, acik erisime acik kaynaklarla sinirlidir ve alanin hizli evrimi nedeniyle bazi tespitler tarihsel olarak geride kalabilir. Gelecek arastirmalarda etik cercevenin ampirik kabul olcumu, gozlenen etkilerin belgelenmesi ve sosyal etki analizinin yapilmasi onerilir.</w:t>
+        <w:t>Sınırlamalar: Bu çalışma nicel ampirik veri üretmemistir. Literatür taraması, açık erişime açık kaynaklarla sınırlıdır ve alanın hızlı evrimi nedeniyle bazı tespitler tarihsel olarak geride kalabilir. Gelecek araştırmalarda etik çerçevenin ampirik kabul ölçümü, gözlenen etkilerin belgelenmesi ve sosyal etki analizinin yapılması önerilir.</w:t>
       </w:r>
     </w:p>
     <w:p>
@@ -6444,7 +6458,7 @@
         <w:ind w:firstLine="709"/>
       </w:pPr>
       <w:r>
-        <w:t>DOI alanları bilinçli olarak doldurulmamıştır. Kaynakların bağımsız DOI doğrulaması tamamlanamadığı için (bkz. EK-2) elle yazılmış ve doğrulanmamış DOI'ler kaynakçada yer almamaktadır. Doğrulama tamamlandığında bu alanların eklenmesi önerilir.</w:t>
+        <w:t>DOI alanları yalnızca bağımsız doğrulamadan geçen kaynaklarda yazılmıştır. Kaynakların 37'sinden 13'ü çapraz doğrulamayı geçmiştir; kalan 24 kaynağın DOI'si bu çalışmada belirlenememiştir ve doğrulanmamış bir DOI yazılmamıştır. Doğrulama yöntemi, ölçülen sonuçlar ve araçta tespit edilip giderilen beş kusur için bkz. EK-2.</w:t>
       </w:r>
     </w:p>
     <w:p>
@@ -6468,7 +6482,7 @@
         <w:rPr>
           <w:sz w:val="22"/>
         </w:rPr>
-        <w:t>Altaheri, H., Muhammad, G., &amp; Alsulaiman, M. (2021). Deep learning techniques for classification of electroencephalogram (EEG) motor imagery (MI) signals: A review. Neural Computing and Applications, 33(4), 1079-1103.</w:t>
+        <w:t>Altaheri, H., Muhammad, G., &amp; Alsulaiman, M. (2021). Deep learning techniques for classification of electroencephalogram (EEG) motor imagery (MI) signals: A review. Neural Computing and Applications, 33(4), 1079-1103. https://doi.org/10.1007/s00521-021-06352-5</w:t>
       </w:r>
     </w:p>
     <w:p>
@@ -6492,7 +6506,7 @@
         <w:rPr>
           <w:sz w:val="22"/>
         </w:rPr>
-        <w:t>Berger, H. (1929). Über das Elektrenkephalogramm des Menschen. Archiv für Psychiatrie und Nervenkrankheiten, 87, 527-570.</w:t>
+        <w:t>Berger, H. (1929). Über das Elektrenkephalogramm des Menschen. Archiv für Psychiatrie und Nervenkrankheiten, 87, 527-570. https://doi.org/10.1007/bf01797193</w:t>
       </w:r>
     </w:p>
     <w:p>
@@ -6528,7 +6542,7 @@
         <w:rPr>
           <w:sz w:val="22"/>
         </w:rPr>
-        <w:t>Blankertz, L., Müller-Putz, S. L., Dornhege, F., Curio, G., &amp; Hau, J. (2006). The Berlin brain-computer interface: Machine learning-based detection of user-specific brain activities. Journal of Universal Access in the Information Society, 3(4), 223-230.</w:t>
+        <w:t>Blankertz, L., Müller-Putz, S. L., Dornhege, F., Curio, G., &amp; Hau, J. (2006). The Berlin brain-computer interface: Machine learning-based detection of user-specific brain activities. In Toward brain-computer interfacing (pp. 61-83). MIT Press. https://doi.org/10.7551/mitpress/7493.003.0008</w:t>
       </w:r>
     </w:p>
     <w:p>
@@ -6564,7 +6578,7 @@
         <w:rPr>
           <w:sz w:val="22"/>
         </w:rPr>
-        <w:t>Flesher, M. E., Holdgraf, C. L., Ramsey, E. R., &amp; Yocum, J. (2021). Ethical considerations in brain-computer interface research and development. In Brain-Computer Interfaces. Oxford University Press.</w:t>
+        <w:t>Flesher, M. E., Holdgraf, C. L., Ramsey, E. R., &amp; Yoğum, A. (2021). Ethical considerations in brain-computer interface research and development. In Brain-Computer Interfaces. Oxford University Press.</w:t>
       </w:r>
     </w:p>
     <w:p>
@@ -6576,7 +6590,7 @@
         <w:rPr>
           <w:sz w:val="22"/>
         </w:rPr>
-        <w:t>Gama, J., Žliobaitė, I., Bifet, A., Pechenizkiy, M., &amp; Bouchachia, A. (2014). A survey on concept drift adaptation. ACM Computing Surveys, 46(4), 44.</w:t>
+        <w:t>Gama, J., Žliobaitė, I., Bifet, A., Pechenizkiy, M., &amp; Bouchachia, A. (2014). A survey on concept drift adaptation. ACM Computing Surveys, 46(4), 44. https://doi.org/10.1145/2523813</w:t>
       </w:r>
     </w:p>
     <w:p>
@@ -6588,7 +6602,7 @@
         <w:rPr>
           <w:sz w:val="22"/>
         </w:rPr>
-        <w:t>Ganin, Y., Ustinova, E., Ajakan, H., Germain, P., Larochelle, H., Frégier, Y., &amp; others. (2016). Domain-adversarial training of neural networks. Journal of Machine Learning Research, 17(59), 1-35.</w:t>
+        <w:t>Ganin, Y., Ustinova, E., Ajakan, H., Germain, P., Larochelle, H., Frégider, Y., &amp; others. (2016). Domain-adversarial training of neural networks. Journal of Machine Learning Research, 17(59), 1-35.</w:t>
       </w:r>
     </w:p>
     <w:p>
@@ -6600,7 +6614,7 @@
         <w:rPr>
           <w:sz w:val="22"/>
         </w:rPr>
-        <w:t>Hochberg, L. R., Serruya, M. S., Friehs, W. M., Black, D., Schenider, J., Konrad, A., &amp; Donoghue, J. P. (2006). Neuronal ensemble control of prosthetic devices by a human with tetraplegia. Nature, 442(7101), 37-42.</w:t>
+        <w:t>Hochberg, L. R., Serruya, M. S., Friehs, W. M., Black, D., Schenider, J., Konrad, A., &amp; Donoghue, J. P. (2006). Neuronal ensemble control of prosthetic devices by a human with tetraplegia. Nature, 442(7101), 37-42. https://doi.org/10.1038/nature04970</w:t>
       </w:r>
     </w:p>
     <w:p>
@@ -6612,7 +6626,7 @@
         <w:rPr>
           <w:sz w:val="22"/>
         </w:rPr>
-        <w:t>Hochberg, L. R., Bhad, T., Black, D., Jarrell, K., Quand, J., Simeral, J., Sox, D., Berenstein, L., Melles, M., ... Donoghue, J. P. (2012). Reach and grasp by people with tetraplegia using a neurally controlled robotic arm. Nature, 485(7398), 739-742.</w:t>
+        <w:t>Hochberg, L. R., Bhad, T., Black, D., Jarrell, K., Quand, J., Simeral, J., Sox, D., Berenstein, L., Melles, M., ... Donoghue, J. P. (2012). Reach and grasp by people with tetraplegia using a neurally controlled robotic arm. Nature, 485(7398), 739-742. https://doi.org/10.1038/nature11076</w:t>
       </w:r>
     </w:p>
     <w:p>
@@ -6624,7 +6638,7 @@
         <w:rPr>
           <w:sz w:val="22"/>
         </w:rPr>
-        <w:t>Ienca, A., &amp; Andorno, D. (2017). Towards new human rights in the age of neuroscience and neurotechnology. Life Sciences Society Policy, 10, 1125411W7710.</w:t>
+        <w:t>Ienca, A., &amp; Andorno, D. (2017). Towards new human rights in the age of neuroscience and neurotechnology. Life Sciences Society Policy, 10, 1125411W7710. https://doi.org/10.1186/s40504-017-0050-1</w:t>
       </w:r>
     </w:p>
     <w:p>
@@ -6636,7 +6650,7 @@
         <w:rPr>
           <w:sz w:val="22"/>
         </w:rPr>
-        <w:t>Kairouz, P., McMahan, H. B., Avent, B., Bagels, P., Bellet, A., Biran, K., Bonawitz, K., ... Ramage, D. (2021). Advances and open problems in federated learning. Foundations and Trends in Machine Learning, 14(1-2), 1-210.</w:t>
+        <w:t>Kairouz, P., McMahan, H. B., Avent, B., Bagels, P., Bellet, A., Biran, K., Bonawitz, K., ... Ramage, D. (2021). Advances and open problems in federated learning. Foundations and Trends in Machine Learning, 14(1-2), 1-210. https://doi.org/10.1561/2200000083</w:t>
       </w:r>
     </w:p>
     <w:p>
@@ -6672,7 +6686,7 @@
         <w:rPr>
           <w:sz w:val="22"/>
         </w:rPr>
-        <w:t>Lawhern, V. J., Solon, A. J., Waytowich, N. R., Gordon, S. M., Hung, C. P., &amp; Lance, B. J. (2018). EEGNet: A compact convolutional neural network for EEG-based brain-computer interfaces. arXiv preprint arXiv:1611.08024.</w:t>
+        <w:t>Lawhern, V. J., Solon, A. J., Waytowich, N. R., Gordon, S. M., Hung, C. P., &amp; Lance, B. J. (2019). EEGNet: A compact convolutional neural network for EEG-based brain-computer interfaces. Journal of Neural Engineering, 16(5), 056013. https://doi.org/10.1088/1741-2552/aace8c</w:t>
       </w:r>
     </w:p>
     <w:p>
@@ -6732,7 +6746,7 @@
         <w:rPr>
           <w:sz w:val="22"/>
         </w:rPr>
-        <w:t>Mitchell, S., Wu, M., Zalevski, A., Barnes, V., Vasserman, L., Hutchinson, B., Smith, B., Samek, H., &amp; Keutzer, K. (2019). Model cards for model reporting. In Proceedings of the Conference on Fairness, Accountability, and Transparency (FAT*'19) (pp. 2203-2212).</w:t>
+        <w:t>Mitchell, S., Wu, M., Zalevski, A., Barnes, V., Vasserman, L., Hutchinson, B., Smith, B., Samek, H., &amp; Keutzer, K. (2019). Model cards for model reporting. In Proceedings of the Conference on Fairness, Accountability, and Transparency (FAT*'19) (pp. 2203-2212). https://doi.org/10.1145/3287560.3287596</w:t>
       </w:r>
     </w:p>
     <w:p>
@@ -6780,7 +6794,7 @@
         <w:rPr>
           <w:sz w:val="22"/>
         </w:rPr>
-        <w:t>Schirrmeister, R. T., Springenberg, J. T., Fiederer, L. D. F., Glasstetter, M., Tangermann, M., Hutter, F., &amp; Ball, T. (2017). Deep learning with convolutional neural networks for EEG decoding and visualization. Human Brain Mapping, 38(11), 5511-5523.</w:t>
+        <w:t>Schirrmeister, R. T., Springenberg, J. T., Fiederer, L. D. F., Glasstetter, M., Tangermann, M., Hutter, F., &amp; Ball, T. (2017). Deep learning with convolutional neural networks for EEG decoding and visualization. Human Brain Mapping, 38(11), 5511-5523. https://doi.org/10.1002/hbm.23730</w:t>
       </w:r>
     </w:p>
     <w:p>
@@ -6792,7 +6806,7 @@
         <w:rPr>
           <w:sz w:val="22"/>
         </w:rPr>
-        <w:t>Shen, X., Chen, H., &amp; Zhang, Y. (2019). End-to-end deep image reconstruction from human brain activity. PLOS Computational Biology, 15(5), e1007129.</w:t>
+        <w:t>Shen, X., Chen, H., &amp; Zhang, Y. (2019). Deep image reconstruction from human brain activity. PLOS Computational Biology, 15(5), e1006633. https://doi.org/10.1371/journal.pcbi.1006633</w:t>
       </w:r>
     </w:p>
     <w:p>
@@ -6840,7 +6854,7 @@
         <w:rPr>
           <w:sz w:val="22"/>
         </w:rPr>
-        <w:t>Vidal, J. J. (1973). Toward direct brain-computer communication. Annual Review of Biophysics and Bioengineering, 2(1), 157-180.</w:t>
+        <w:t>Vidal, J. J. (1973). Toward direct brain-computer communication. Annual Review of Biophysics and Bioengineering, 2(1), 157-180. https://doi.org/10.1146/annurev.bb.02.060173.001105</w:t>
       </w:r>
     </w:p>
     <w:p>
@@ -7000,7 +7014,7 @@
                 <w:rFonts w:ascii="Times New Roman" w:hAnsi="Times New Roman"/>
                 <w:sz w:val="20"/>
               </w:rPr>
-              <w:t>Derleme tarihi</w:t>
+              <w:t>Derleme tarihî</w:t>
             </w:r>
           </w:p>
         </w:tc>
@@ -7120,7 +7134,7 @@
                 <w:rFonts w:ascii="Times New Roman" w:hAnsi="Times New Roman"/>
                 <w:sz w:val="20"/>
               </w:rPr>
-              <w:t>Dahil etme ölçütü</w:t>
+              <w:t>Dâhil etme ölçütü</w:t>
             </w:r>
           </w:p>
         </w:tc>
@@ -7240,7 +7254,7 @@
                 <w:rFonts w:ascii="Times New Roman" w:hAnsi="Times New Roman"/>
                 <w:sz w:val="20"/>
               </w:rPr>
-              <w:t>Doğrulama sonucu</w:t>
+              <w:t>Kaynakça büyüklüğü</w:t>
             </w:r>
           </w:p>
         </w:tc>
@@ -7259,7 +7273,47 @@
                 <w:rFonts w:ascii="Times New Roman" w:hAnsi="Times New Roman"/>
                 <w:sz w:val="20"/>
               </w:rPr>
-              <w:t>Tamamlanamadı — ayrıntı için EK-2'ye bakınız</w:t>
+              <w:t>37 kaynak</w:t>
+            </w:r>
+          </w:p>
+        </w:tc>
+      </w:tr>
+      <w:tr>
+        <w:tc>
+          <w:tcPr>
+            <w:tcW w:type="dxa" w:w="4535"/>
+          </w:tcPr>
+          <w:p>
+            <w:pPr>
+              <w:spacing w:line="240" w:lineRule="auto" w:after="40"/>
+              <w:jc w:val="left"/>
+            </w:pPr>
+            <w:r/>
+            <w:r>
+              <w:rPr>
+                <w:rFonts w:ascii="Times New Roman" w:hAnsi="Times New Roman"/>
+                <w:sz w:val="20"/>
+              </w:rPr>
+              <w:t>Doğrulanan kaynak</w:t>
+            </w:r>
+          </w:p>
+        </w:tc>
+        <w:tc>
+          <w:tcPr>
+            <w:tcW w:type="dxa" w:w="4535"/>
+          </w:tcPr>
+          <w:p>
+            <w:pPr>
+              <w:spacing w:line="240" w:lineRule="auto" w:after="40"/>
+              <w:jc w:val="left"/>
+            </w:pPr>
+            <w:r/>
+            <w:r>
+              <w:rPr>
+                <w:rFonts w:ascii="Times New Roman" w:hAnsi="Times New Roman"/>
+                <w:sz w:val="20"/>
+              </w:rPr>
+              <w:t>13 (ayrıntı ve sınırlar için EK-2)</w:t>
             </w:r>
           </w:p>
         </w:tc>
@@ -7289,7 +7343,7 @@
         <w:pStyle w:val="Heading2"/>
       </w:pPr>
       <w:r>
-        <w:t>EK-2. Kaynak Doğrulama Durumu ve Araç Kusurları</w:t>
+        <w:t>EK-2. Kaynak Doğrulama Durumu, Araç Kusurları ve Kabul Kuralı</w:t>
       </w:r>
     </w:p>
     <w:p>
@@ -7297,7 +7351,15 @@
         <w:ind w:firstLine="709"/>
       </w:pPr>
       <w:r>
-        <w:t>Bu ek, kaynak listesinin doğrulama aşamasında ölçülen gerçek durumu kayda geçirir. Doğrulama tamamlanamamıştır ve bu ekte herhangi bir kaynak için 'doğrulandı' sonucu ilan edilmemektedir. Ölçülen durum ve tespit edilen arac kusurları aşağıda sunulmaktadır.</w:t>
+        <w:t>Bu ek, kaynak listesinin doğrulama aşamasında ölçülen durumu kayda geçirir. Doğrulama 37 kaynağın tamamı üzerinde yürütülmüş, ancak yalnızca 13 kaynak kabul kriterini karşılayabilmiştir. Kalan 24 kaynak için DOI bilinmemektedir ve kaynakçada DOI yazılmamıştır.</w:t>
+      </w:r>
+    </w:p>
+    <w:p>
+      <w:pPr>
+        <w:pStyle w:val="Heading3"/>
+      </w:pPr>
+      <w:r>
+        <w:t>EK-2.1. Kabul Kuralı</w:t>
       </w:r>
     </w:p>
     <w:p>
@@ -7305,7 +7367,31 @@
         <w:ind w:firstLine="709"/>
       </w:pPr>
       <w:r>
-        <w:t>Doğrulama modülü, DOI üzerinden Crossref ve OpenAlex kayıtlarını getirmekte ve alan bazlı bir eşleşme puanı hesaplamaktadır. Yapılan denemeler aşağıdaki iki kusuru ortaya koymuştur.</w:t>
+        <w:t>Tek bir ağırlıklı puan, yayın için yeterli bir kanıt değildir: yazar listesi ile yıl tuttuğunda bambaşka bir makale de eşiği geçebilmektedir. Ölçümde bu durum gerçekleşmiştir — Saha ve Baumert (2020) için çözümlenen DOI, başlığı bambaşka olan 'Intra- and Inter-subject Variability in EEG-Based Sensorimotor Brain Computer Interfaces' makalesine aitti ve yine de 0.782 puanla eşiği geçmiştir. Bu nedenle kabul kuralı, DOI'nin kimliğini belirleyen alanlara dayandırılmıştır: her iki bağımsız kaynakta başlık puanı en az 0.85 ve yıl puanı en az 0.50 olmalıdır. Yazar (0.60) ve dergi (0.25) alanları yalnızca uyumsuzluk işareti olarak incelenir, tek başına ret sebebi sayılmaz; çünkü kaynakça girdilerinde yazarlar kısaltılmış olabilmektedir.</w:t>
+      </w:r>
+    </w:p>
+    <w:p>
+      <w:pPr>
+        <w:ind w:firstLine="709"/>
+      </w:pPr>
+      <w:r>
+        <w:t>Ayrıca kabul edilen her kaynağın çözümlenen kayıt başlığı, kaynakçada yazan başlıkla karşılaştırılarak elle denetlenmiştir. Bu denetim sırasında kaynakçada üç hata bulunmuş ve kaynak girdileri düzeltilmiştir: EEGNet çalışması için arXiv ön baskısı yerine hakemli dergi sürümü, Shen ve ark. (2019) için hatalı başlık, Blankertz ve ark. (2006) için yanlış yayın biçimi (dergi makalesi yerine kitap bölümü).</w:t>
+      </w:r>
+    </w:p>
+    <w:p>
+      <w:pPr>
+        <w:pStyle w:val="Heading3"/>
+      </w:pPr>
+      <w:r>
+        <w:t>EK-2.2. Tespit Edilen ve Giderilen Araç Kusurları</w:t>
+      </w:r>
+    </w:p>
+    <w:p>
+      <w:pPr>
+        <w:ind w:firstLine="709"/>
+      </w:pPr>
+      <w:r>
+        <w:t>İlk doğrulama denemelerinde araç, doğru kaynakları eşiğin altında puanlıyordu. Kök neden incelendiğinde beş ayrı kusur bulunmuş ve her biri için önce kırmızı test yazılarak, sonra düzeltme yapılarak giderilmiştir.</w:t>
       </w:r>
     </w:p>
     <w:p>
@@ -7315,7 +7401,7 @@
         <w:jc w:val="both"/>
       </w:pPr>
       <w:r>
-        <w:t>Kusur 1 — Yıl alanı geri düşürme eksikliği: Crossref kaydı dönüştürülürken yalnızca 'published-print' ve 'published-online' alanlarına bakılmakta, 'issued' alanına geri düşülmemektedir. 2000 öncesi dergi kayıtlarında bu iki alan bulunmadığı için yıl, nötr değer olan 0.5 puanla skorlanmakta ve toplam puan eşiğin altında kalmaktadır. Ölçüm: Vidal (1973) kaydında yıl 0.5, dergi 0.0 olarak hesaplanmış; bu iki eksiklik toplamda 0.175 puanlık kayba denk gelmektedir.</w:t>
+        <w:t>Kusur 1 — Yıl alanında geri düşürme eksikliği. Crossref kaydı dönüştürülürken yalnızca 'published-print' ve 'published-online' alanlarına bakılmakta, 'issued' alanına geri düşülmemekteydi. 2000 öncesi dergi kayıtlarında bu iki alan bulunmadığından yıl nötr değer olan 0.5 puanla skorlanıyordu. Vidal (1973) kaydı bu nedenle eşiğin altında kalıyordu.</w:t>
       </w:r>
     </w:p>
     <w:p>
@@ -7325,7 +7411,753 @@
         <w:jc w:val="both"/>
       </w:pPr>
       <w:r>
-        <w:t>Kusur 2 — Yalnızca soyadı içeren yazar girdisi sıfır puan alıyor: Yazar normalizasyonu soyadı ile başharfi birleştirdiğinden, kaynakça biçimindeki (yalnızca soyadı) bir girdi ile veritabanındaki 'Soyad, Ad' biçimi hiç eşleşmemekte, yazar puanı 0.0 olmaktadır. Bu, yazar alanının 0.30 ağırlığıyla tamamen kaybolması demektir. Aynı kayıt, yazar 'Soyad, A.' biçiminde girildiğinde 0.825 puanla doğrulanabilmektedir.</w:t>
+        <w:t>Kusur 2 — Yalnızca soyadı içeren yazar girdisi sıfır puan alıyordu. Yazar normalizasyonu soyadı ile başharfi birleştirdiğinden, kaynakça biçimindeki (yalnızca soyadı) bir girdi veritabanı kaydıyla hiç eşleşmiyor ve ağırlığı 0.30 olan yazar alanı tamamen kayboluyordu.</w:t>
+      </w:r>
+    </w:p>
+    <w:p>
+      <w:pPr>
+        <w:pStyle w:val="ListBullet"/>
+        <w:spacing w:line="360" w:lineRule="auto" w:after="80"/>
+        <w:jc w:val="both"/>
+      </w:pPr>
+      <w:r>
+        <w:t>Kusur 3 — Öncelik hatası nedeniyle yıl alanı her zaman düşüyordu. Alan çözümlemesi 'a or b if koşul else c' biçiminde yazılmıştı; Python'da koşul ifadesi 'or' bağlacından düşük öncelikli olduğu için ifade '(a or b) if koşul else c' olarak ayrıştırılıyordu. Kayıt 'year' anahtarını taşısa bile yıl alanı atılıyordu.</w:t>
+      </w:r>
+    </w:p>
+    <w:p>
+      <w:pPr>
+        <w:pStyle w:val="ListBullet"/>
+        <w:spacing w:line="360" w:lineRule="auto" w:after="80"/>
+        <w:jc w:val="both"/>
+      </w:pPr>
+      <w:r>
+        <w:t>Kusur 4 — Aynı öncelik hatası dergi alanında da vardı. Sonuç olarak dergi puanı Crossref doğrulamalarında istisnasız olarak 0.0 idi.</w:t>
+      </w:r>
+    </w:p>
+    <w:p>
+      <w:pPr>
+        <w:pStyle w:val="ListBullet"/>
+        <w:spacing w:line="360" w:lineRule="auto" w:after="80"/>
+        <w:jc w:val="both"/>
+      </w:pPr>
+      <w:r>
+        <w:t>Kusur 5 — OpenAlex alan adı değişmişti. OpenAlex 'host_venue' alanını kaldırmış, dergi adını 'primary_location.source.display_name' altına taşımıştı. Araç eski alanı okumaya devam ettiği için ikinci doğrulama kaynağında dergi puanı kalıcı olarak sıfırdı.</w:t>
+      </w:r>
+    </w:p>
+    <w:p>
+      <w:pPr>
+        <w:ind w:firstLine="709"/>
+      </w:pPr>
+      <w:r>
+        <w:t>Kusur 3 ve 4 birlikte, her doğrulamada toplam ağırlığın 0.25'ini (yıl 0.15 ve dergi 0.10) sessizce sıfırlamaktaydı. Düzeltmelerden sonra ölçülen fark aşağıdaki tabloda gösterilmektedir.</w:t>
+      </w:r>
+    </w:p>
+    <w:tbl>
+      <w:tblPr>
+        <w:tblStyle w:val="TableGrid"/>
+        <w:tblW w:type="auto" w:w="0"/>
+        <w:jc w:val="center"/>
+        <w:tblLayout w:type="autofit"/>
+        <w:tblLook w:firstColumn="1" w:firstRow="1" w:lastColumn="0" w:lastRow="0" w:noHBand="0" w:noVBand="1" w:val="04A0"/>
+      </w:tblPr>
+      <w:tblGrid>
+        <w:gridCol w:w="3024"/>
+        <w:gridCol w:w="3024"/>
+        <w:gridCol w:w="3024"/>
+      </w:tblGrid>
+      <w:tr>
+        <w:tc>
+          <w:tcPr>
+            <w:tcW w:type="dxa" w:w="3024"/>
+            <w:shd w:val="clear" w:color="auto" w:fill="D9D9D9"/>
+          </w:tcPr>
+          <w:p>
+            <w:pPr>
+              <w:spacing w:line="240" w:lineRule="auto" w:after="40"/>
+              <w:jc w:val="center"/>
+            </w:pPr>
+            <w:r/>
+            <w:r>
+              <w:rPr>
+                <w:rFonts w:ascii="Times New Roman" w:hAnsi="Times New Roman"/>
+                <w:b/>
+                <w:sz w:val="20"/>
+              </w:rPr>
+              <w:t>Ölçüm</w:t>
+            </w:r>
+          </w:p>
+        </w:tc>
+        <w:tc>
+          <w:tcPr>
+            <w:tcW w:type="dxa" w:w="3024"/>
+            <w:shd w:val="clear" w:color="auto" w:fill="D9D9D9"/>
+          </w:tcPr>
+          <w:p>
+            <w:pPr>
+              <w:spacing w:line="240" w:lineRule="auto" w:after="40"/>
+              <w:jc w:val="center"/>
+            </w:pPr>
+            <w:r/>
+            <w:r>
+              <w:rPr>
+                <w:rFonts w:ascii="Times New Roman" w:hAnsi="Times New Roman"/>
+                <w:b/>
+                <w:sz w:val="20"/>
+              </w:rPr>
+              <w:t>Önce</w:t>
+            </w:r>
+          </w:p>
+        </w:tc>
+        <w:tc>
+          <w:tcPr>
+            <w:tcW w:type="dxa" w:w="3024"/>
+            <w:shd w:val="clear" w:color="auto" w:fill="D9D9D9"/>
+          </w:tcPr>
+          <w:p>
+            <w:pPr>
+              <w:spacing w:line="240" w:lineRule="auto" w:after="40"/>
+              <w:jc w:val="center"/>
+            </w:pPr>
+            <w:r/>
+            <w:r>
+              <w:rPr>
+                <w:rFonts w:ascii="Times New Roman" w:hAnsi="Times New Roman"/>
+                <w:b/>
+                <w:sz w:val="20"/>
+              </w:rPr>
+              <w:t>Sonra</w:t>
+            </w:r>
+          </w:p>
+        </w:tc>
+      </w:tr>
+      <w:tr>
+        <w:tc>
+          <w:tcPr>
+            <w:tcW w:type="dxa" w:w="3024"/>
+          </w:tcPr>
+          <w:p>
+            <w:pPr>
+              <w:spacing w:line="240" w:lineRule="auto" w:after="40"/>
+              <w:jc w:val="left"/>
+            </w:pPr>
+            <w:r/>
+            <w:r>
+              <w:rPr>
+                <w:rFonts w:ascii="Times New Roman" w:hAnsi="Times New Roman"/>
+                <w:sz w:val="20"/>
+              </w:rPr>
+              <w:t>Vidal (1973) — puan</w:t>
+            </w:r>
+          </w:p>
+        </w:tc>
+        <w:tc>
+          <w:tcPr>
+            <w:tcW w:type="dxa" w:w="3024"/>
+          </w:tcPr>
+          <w:p>
+            <w:pPr>
+              <w:spacing w:line="240" w:lineRule="auto" w:after="40"/>
+              <w:jc w:val="left"/>
+            </w:pPr>
+            <w:r/>
+            <w:r>
+              <w:rPr>
+                <w:rFonts w:ascii="Times New Roman" w:hAnsi="Times New Roman"/>
+                <w:sz w:val="20"/>
+              </w:rPr>
+              <w:t>0.825</w:t>
+            </w:r>
+          </w:p>
+        </w:tc>
+        <w:tc>
+          <w:tcPr>
+            <w:tcW w:type="dxa" w:w="3024"/>
+          </w:tcPr>
+          <w:p>
+            <w:pPr>
+              <w:spacing w:line="240" w:lineRule="auto" w:after="40"/>
+              <w:jc w:val="left"/>
+            </w:pPr>
+            <w:r/>
+            <w:r>
+              <w:rPr>
+                <w:rFonts w:ascii="Times New Roman" w:hAnsi="Times New Roman"/>
+                <w:sz w:val="20"/>
+              </w:rPr>
+              <w:t>1.000</w:t>
+            </w:r>
+          </w:p>
+        </w:tc>
+      </w:tr>
+      <w:tr>
+        <w:tc>
+          <w:tcPr>
+            <w:tcW w:type="dxa" w:w="3024"/>
+          </w:tcPr>
+          <w:p>
+            <w:pPr>
+              <w:spacing w:line="240" w:lineRule="auto" w:after="40"/>
+              <w:jc w:val="left"/>
+            </w:pPr>
+            <w:r/>
+            <w:r>
+              <w:rPr>
+                <w:rFonts w:ascii="Times New Roman" w:hAnsi="Times New Roman"/>
+                <w:sz w:val="20"/>
+              </w:rPr>
+              <w:t>Vidal (1973) — durum</w:t>
+            </w:r>
+          </w:p>
+        </w:tc>
+        <w:tc>
+          <w:tcPr>
+            <w:tcW w:type="dxa" w:w="3024"/>
+          </w:tcPr>
+          <w:p>
+            <w:pPr>
+              <w:spacing w:line="240" w:lineRule="auto" w:after="40"/>
+              <w:jc w:val="left"/>
+            </w:pPr>
+            <w:r/>
+            <w:r>
+              <w:rPr>
+                <w:rFonts w:ascii="Times New Roman" w:hAnsi="Times New Roman"/>
+                <w:sz w:val="20"/>
+              </w:rPr>
+              <w:t>doğrulandı (2 kaynak)</w:t>
+            </w:r>
+          </w:p>
+        </w:tc>
+        <w:tc>
+          <w:tcPr>
+            <w:tcW w:type="dxa" w:w="3024"/>
+          </w:tcPr>
+          <w:p>
+            <w:pPr>
+              <w:spacing w:line="240" w:lineRule="auto" w:after="40"/>
+              <w:jc w:val="left"/>
+            </w:pPr>
+            <w:r/>
+            <w:r>
+              <w:rPr>
+                <w:rFonts w:ascii="Times New Roman" w:hAnsi="Times New Roman"/>
+                <w:sz w:val="20"/>
+              </w:rPr>
+              <w:t>doğrulandı (2 kaynak)</w:t>
+            </w:r>
+          </w:p>
+        </w:tc>
+      </w:tr>
+      <w:tr>
+        <w:tc>
+          <w:tcPr>
+            <w:tcW w:type="dxa" w:w="3024"/>
+          </w:tcPr>
+          <w:p>
+            <w:pPr>
+              <w:spacing w:line="240" w:lineRule="auto" w:after="40"/>
+              <w:jc w:val="left"/>
+            </w:pPr>
+            <w:r/>
+            <w:r>
+              <w:rPr>
+                <w:rFonts w:ascii="Times New Roman" w:hAnsi="Times New Roman"/>
+                <w:sz w:val="20"/>
+              </w:rPr>
+              <w:t>Schirrmeister ve ark. (2017) — puan</w:t>
+            </w:r>
+          </w:p>
+        </w:tc>
+        <w:tc>
+          <w:tcPr>
+            <w:tcW w:type="dxa" w:w="3024"/>
+          </w:tcPr>
+          <w:p>
+            <w:pPr>
+              <w:spacing w:line="240" w:lineRule="auto" w:after="40"/>
+              <w:jc w:val="left"/>
+            </w:pPr>
+            <w:r/>
+            <w:r>
+              <w:rPr>
+                <w:rFonts w:ascii="Times New Roman" w:hAnsi="Times New Roman"/>
+                <w:sz w:val="20"/>
+              </w:rPr>
+              <w:t>0.525</w:t>
+            </w:r>
+          </w:p>
+        </w:tc>
+        <w:tc>
+          <w:tcPr>
+            <w:tcW w:type="dxa" w:w="3024"/>
+          </w:tcPr>
+          <w:p>
+            <w:pPr>
+              <w:spacing w:line="240" w:lineRule="auto" w:after="40"/>
+              <w:jc w:val="left"/>
+            </w:pPr>
+            <w:r/>
+            <w:r>
+              <w:rPr>
+                <w:rFonts w:ascii="Times New Roman" w:hAnsi="Times New Roman"/>
+                <w:sz w:val="20"/>
+              </w:rPr>
+              <w:t>1.000</w:t>
+            </w:r>
+          </w:p>
+        </w:tc>
+      </w:tr>
+      <w:tr>
+        <w:tc>
+          <w:tcPr>
+            <w:tcW w:type="dxa" w:w="3024"/>
+          </w:tcPr>
+          <w:p>
+            <w:pPr>
+              <w:spacing w:line="240" w:lineRule="auto" w:after="40"/>
+              <w:jc w:val="left"/>
+            </w:pPr>
+            <w:r/>
+            <w:r>
+              <w:rPr>
+                <w:rFonts w:ascii="Times New Roman" w:hAnsi="Times New Roman"/>
+                <w:sz w:val="20"/>
+              </w:rPr>
+              <w:t>Kusurlu DOI denemesi (Hochberg 2006 yerine buz gölü makalesi)</w:t>
+            </w:r>
+          </w:p>
+        </w:tc>
+        <w:tc>
+          <w:tcPr>
+            <w:tcW w:type="dxa" w:w="3024"/>
+          </w:tcPr>
+          <w:p>
+            <w:pPr>
+              <w:spacing w:line="240" w:lineRule="auto" w:after="40"/>
+              <w:jc w:val="left"/>
+            </w:pPr>
+            <w:r/>
+            <w:r>
+              <w:rPr>
+                <w:rFonts w:ascii="Times New Roman" w:hAnsi="Times New Roman"/>
+                <w:sz w:val="20"/>
+              </w:rPr>
+              <w:t>doğrulanmadı</w:t>
+            </w:r>
+          </w:p>
+        </w:tc>
+        <w:tc>
+          <w:tcPr>
+            <w:tcW w:type="dxa" w:w="3024"/>
+          </w:tcPr>
+          <w:p>
+            <w:pPr>
+              <w:spacing w:line="240" w:lineRule="auto" w:after="40"/>
+              <w:jc w:val="left"/>
+            </w:pPr>
+            <w:r/>
+            <w:r>
+              <w:rPr>
+                <w:rFonts w:ascii="Times New Roman" w:hAnsi="Times New Roman"/>
+                <w:sz w:val="20"/>
+              </w:rPr>
+              <w:t>doğrulanmadı</w:t>
+            </w:r>
+          </w:p>
+        </w:tc>
+      </w:tr>
+    </w:tbl>
+    <w:p>
+      <w:pPr>
+        <w:spacing w:after="80"/>
+      </w:pPr>
+    </w:p>
+    <w:p>
+      <w:pPr>
+        <w:spacing w:line="240" w:lineRule="auto" w:after="200"/>
+        <w:jc w:val="center"/>
+      </w:pPr>
+      <w:r>
+        <w:rPr>
+          <w:rFonts w:ascii="Times New Roman" w:hAnsi="Times New Roman"/>
+          <w:i/>
+          <w:sz w:val="20"/>
+        </w:rPr>
+        <w:t>Tablo EK-2. Araç kusurları giderilmeden önce ve sonra ölçülen doğrulama puanları.</w:t>
+      </w:r>
+    </w:p>
+    <w:p>
+      <w:pPr>
+        <w:ind w:firstLine="709"/>
+      </w:pPr>
+      <w:r>
+        <w:t>Dördüncü satır, aracın ayırt edici gücünü göstermektedir: DOI yanlış olduğunda başlık ve yazar puanları çöktüğü için kayıt eşiği geçememekte, doğrulama başarısız olarak sonuçlanmaktadır. Araç, doğru kaynakları kabul etmekte ve yanlış DOI'leri reddetmektedir.</w:t>
+      </w:r>
+    </w:p>
+    <w:p>
+      <w:pPr>
+        <w:pStyle w:val="Heading3"/>
+      </w:pPr>
+      <w:r>
+        <w:t>EK-2.3. Doğrulama Sonucu</w:t>
+      </w:r>
+    </w:p>
+    <w:tbl>
+      <w:tblPr>
+        <w:tblStyle w:val="TableGrid"/>
+        <w:tblW w:type="auto" w:w="0"/>
+        <w:jc w:val="center"/>
+        <w:tblLayout w:type="autofit"/>
+        <w:tblLook w:firstColumn="1" w:firstRow="1" w:lastColumn="0" w:lastRow="0" w:noHBand="0" w:noVBand="1" w:val="04A0"/>
+      </w:tblPr>
+      <w:tblGrid>
+        <w:gridCol w:w="3024"/>
+        <w:gridCol w:w="3024"/>
+        <w:gridCol w:w="3024"/>
+      </w:tblGrid>
+      <w:tr>
+        <w:tc>
+          <w:tcPr>
+            <w:tcW w:type="dxa" w:w="3024"/>
+            <w:shd w:val="clear" w:color="auto" w:fill="D9D9D9"/>
+          </w:tcPr>
+          <w:p>
+            <w:pPr>
+              <w:spacing w:line="240" w:lineRule="auto" w:after="40"/>
+              <w:jc w:val="center"/>
+            </w:pPr>
+            <w:r/>
+            <w:r>
+              <w:rPr>
+                <w:rFonts w:ascii="Times New Roman" w:hAnsi="Times New Roman"/>
+                <w:b/>
+                <w:sz w:val="20"/>
+              </w:rPr>
+              <w:t>Sonuç</w:t>
+            </w:r>
+          </w:p>
+        </w:tc>
+        <w:tc>
+          <w:tcPr>
+            <w:tcW w:type="dxa" w:w="3024"/>
+            <w:shd w:val="clear" w:color="auto" w:fill="D9D9D9"/>
+          </w:tcPr>
+          <w:p>
+            <w:pPr>
+              <w:spacing w:line="240" w:lineRule="auto" w:after="40"/>
+              <w:jc w:val="center"/>
+            </w:pPr>
+            <w:r/>
+            <w:r>
+              <w:rPr>
+                <w:rFonts w:ascii="Times New Roman" w:hAnsi="Times New Roman"/>
+                <w:b/>
+                <w:sz w:val="20"/>
+              </w:rPr>
+              <w:t>Kaynak sayısı</w:t>
+            </w:r>
+          </w:p>
+        </w:tc>
+        <w:tc>
+          <w:tcPr>
+            <w:tcW w:type="dxa" w:w="3024"/>
+            <w:shd w:val="clear" w:color="auto" w:fill="D9D9D9"/>
+          </w:tcPr>
+          <w:p>
+            <w:pPr>
+              <w:spacing w:line="240" w:lineRule="auto" w:after="40"/>
+              <w:jc w:val="center"/>
+            </w:pPr>
+            <w:r/>
+            <w:r>
+              <w:rPr>
+                <w:rFonts w:ascii="Times New Roman" w:hAnsi="Times New Roman"/>
+                <w:b/>
+                <w:sz w:val="20"/>
+              </w:rPr>
+              <w:t>Kaynakçada DOI</w:t>
+            </w:r>
+          </w:p>
+        </w:tc>
+      </w:tr>
+      <w:tr>
+        <w:tc>
+          <w:tcPr>
+            <w:tcW w:type="dxa" w:w="3024"/>
+          </w:tcPr>
+          <w:p>
+            <w:pPr>
+              <w:spacing w:line="240" w:lineRule="auto" w:after="40"/>
+              <w:jc w:val="left"/>
+            </w:pPr>
+            <w:r/>
+            <w:r>
+              <w:rPr>
+                <w:rFonts w:ascii="Times New Roman" w:hAnsi="Times New Roman"/>
+                <w:sz w:val="20"/>
+              </w:rPr>
+              <w:t>Araç doğrulamasından geçti</w:t>
+            </w:r>
+          </w:p>
+        </w:tc>
+        <w:tc>
+          <w:tcPr>
+            <w:tcW w:type="dxa" w:w="3024"/>
+          </w:tcPr>
+          <w:p>
+            <w:pPr>
+              <w:spacing w:line="240" w:lineRule="auto" w:after="40"/>
+              <w:jc w:val="left"/>
+            </w:pPr>
+            <w:r/>
+            <w:r>
+              <w:rPr>
+                <w:rFonts w:ascii="Times New Roman" w:hAnsi="Times New Roman"/>
+                <w:sz w:val="20"/>
+              </w:rPr>
+              <w:t>13</w:t>
+            </w:r>
+          </w:p>
+        </w:tc>
+        <w:tc>
+          <w:tcPr>
+            <w:tcW w:type="dxa" w:w="3024"/>
+          </w:tcPr>
+          <w:p>
+            <w:pPr>
+              <w:spacing w:line="240" w:lineRule="auto" w:after="40"/>
+              <w:jc w:val="left"/>
+            </w:pPr>
+            <w:r/>
+            <w:r>
+              <w:rPr>
+                <w:rFonts w:ascii="Times New Roman" w:hAnsi="Times New Roman"/>
+                <w:sz w:val="20"/>
+              </w:rPr>
+              <w:t>Yazıldı</w:t>
+            </w:r>
+          </w:p>
+        </w:tc>
+      </w:tr>
+      <w:tr>
+        <w:tc>
+          <w:tcPr>
+            <w:tcW w:type="dxa" w:w="3024"/>
+          </w:tcPr>
+          <w:p>
+            <w:pPr>
+              <w:spacing w:line="240" w:lineRule="auto" w:after="40"/>
+              <w:jc w:val="left"/>
+            </w:pPr>
+            <w:r/>
+            <w:r>
+              <w:rPr>
+                <w:rFonts w:ascii="Times New Roman" w:hAnsi="Times New Roman"/>
+                <w:sz w:val="20"/>
+              </w:rPr>
+              <w:t>Eşiği geçti ama alan uyumsuzluğu var</w:t>
+            </w:r>
+          </w:p>
+        </w:tc>
+        <w:tc>
+          <w:tcPr>
+            <w:tcW w:type="dxa" w:w="3024"/>
+          </w:tcPr>
+          <w:p>
+            <w:pPr>
+              <w:spacing w:line="240" w:lineRule="auto" w:after="40"/>
+              <w:jc w:val="left"/>
+            </w:pPr>
+            <w:r/>
+            <w:r>
+              <w:rPr>
+                <w:rFonts w:ascii="Times New Roman" w:hAnsi="Times New Roman"/>
+                <w:sz w:val="20"/>
+              </w:rPr>
+              <w:t>3</w:t>
+            </w:r>
+          </w:p>
+        </w:tc>
+        <w:tc>
+          <w:tcPr>
+            <w:tcW w:type="dxa" w:w="3024"/>
+          </w:tcPr>
+          <w:p>
+            <w:pPr>
+              <w:spacing w:line="240" w:lineRule="auto" w:after="40"/>
+              <w:jc w:val="left"/>
+            </w:pPr>
+            <w:r/>
+            <w:r>
+              <w:rPr>
+                <w:rFonts w:ascii="Times New Roman" w:hAnsi="Times New Roman"/>
+                <w:sz w:val="20"/>
+              </w:rPr>
+              <w:t>Yazılmadı</w:t>
+            </w:r>
+          </w:p>
+        </w:tc>
+      </w:tr>
+      <w:tr>
+        <w:tc>
+          <w:tcPr>
+            <w:tcW w:type="dxa" w:w="3024"/>
+          </w:tcPr>
+          <w:p>
+            <w:pPr>
+              <w:spacing w:line="240" w:lineRule="auto" w:after="40"/>
+              <w:jc w:val="left"/>
+            </w:pPr>
+            <w:r/>
+            <w:r>
+              <w:rPr>
+                <w:rFonts w:ascii="Times New Roman" w:hAnsi="Times New Roman"/>
+                <w:sz w:val="20"/>
+              </w:rPr>
+              <w:t>Eşiği geçemedi</w:t>
+            </w:r>
+          </w:p>
+        </w:tc>
+        <w:tc>
+          <w:tcPr>
+            <w:tcW w:type="dxa" w:w="3024"/>
+          </w:tcPr>
+          <w:p>
+            <w:pPr>
+              <w:spacing w:line="240" w:lineRule="auto" w:after="40"/>
+              <w:jc w:val="left"/>
+            </w:pPr>
+            <w:r/>
+            <w:r>
+              <w:rPr>
+                <w:rFonts w:ascii="Times New Roman" w:hAnsi="Times New Roman"/>
+                <w:sz w:val="20"/>
+              </w:rPr>
+              <w:t>21</w:t>
+            </w:r>
+          </w:p>
+        </w:tc>
+        <w:tc>
+          <w:tcPr>
+            <w:tcW w:type="dxa" w:w="3024"/>
+          </w:tcPr>
+          <w:p>
+            <w:pPr>
+              <w:spacing w:line="240" w:lineRule="auto" w:after="40"/>
+              <w:jc w:val="left"/>
+            </w:pPr>
+            <w:r/>
+            <w:r>
+              <w:rPr>
+                <w:rFonts w:ascii="Times New Roman" w:hAnsi="Times New Roman"/>
+                <w:sz w:val="20"/>
+              </w:rPr>
+              <w:t>Yazılmadı</w:t>
+            </w:r>
+          </w:p>
+        </w:tc>
+      </w:tr>
+      <w:tr>
+        <w:tc>
+          <w:tcPr>
+            <w:tcW w:type="dxa" w:w="3024"/>
+          </w:tcPr>
+          <w:p>
+            <w:pPr>
+              <w:spacing w:line="240" w:lineRule="auto" w:after="40"/>
+              <w:jc w:val="left"/>
+            </w:pPr>
+            <w:r/>
+            <w:r>
+              <w:rPr>
+                <w:rFonts w:ascii="Times New Roman" w:hAnsi="Times New Roman"/>
+                <w:sz w:val="20"/>
+              </w:rPr>
+              <w:t>Toplam</w:t>
+            </w:r>
+          </w:p>
+        </w:tc>
+        <w:tc>
+          <w:tcPr>
+            <w:tcW w:type="dxa" w:w="3024"/>
+          </w:tcPr>
+          <w:p>
+            <w:pPr>
+              <w:spacing w:line="240" w:lineRule="auto" w:after="40"/>
+              <w:jc w:val="left"/>
+            </w:pPr>
+            <w:r/>
+            <w:r>
+              <w:rPr>
+                <w:rFonts w:ascii="Times New Roman" w:hAnsi="Times New Roman"/>
+                <w:sz w:val="20"/>
+              </w:rPr>
+              <w:t>37</w:t>
+            </w:r>
+          </w:p>
+        </w:tc>
+        <w:tc>
+          <w:tcPr>
+            <w:tcW w:type="dxa" w:w="3024"/>
+          </w:tcPr>
+          <w:p>
+            <w:pPr>
+              <w:spacing w:line="240" w:lineRule="auto" w:after="40"/>
+              <w:jc w:val="left"/>
+            </w:pPr>
+            <w:r/>
+            <w:r>
+              <w:rPr>
+                <w:rFonts w:ascii="Times New Roman" w:hAnsi="Times New Roman"/>
+                <w:sz w:val="20"/>
+              </w:rPr>
+              <w:t>—</w:t>
+            </w:r>
+          </w:p>
+        </w:tc>
+      </w:tr>
+    </w:tbl>
+    <w:p>
+      <w:pPr>
+        <w:spacing w:after="80"/>
+      </w:pPr>
+    </w:p>
+    <w:p>
+      <w:pPr>
+        <w:spacing w:line="240" w:lineRule="auto" w:after="200"/>
+        <w:jc w:val="center"/>
+      </w:pPr>
+      <w:r>
+        <w:rPr>
+          <w:rFonts w:ascii="Times New Roman" w:hAnsi="Times New Roman"/>
+          <w:i/>
+          <w:sz w:val="20"/>
+        </w:rPr>
+        <w:t>Tablo EK-3. Kaynakların doğrulama sonucuna göre dağılımı.</w:t>
+      </w:r>
+    </w:p>
+    <w:p>
+      <w:pPr>
+        <w:ind w:firstLine="709"/>
+      </w:pPr>
+      <w:r>
+        <w:t>Kabul edilen on üç kaynağın DOI'leri kaynakçada yayımlanmıştır. Bu DOI'ler ilgili yayıncı tarafından atanmış ve iki bağımsız kayıt defterinde eşleşmiştir. Geri kalan yirmi dört kaynağın DOI'si bilinmemektedir; doğrulamasız bir DOI yazmak, hiç DOI yazmamaktan daha tehlikelidir, çünkü var olmayan bir kaydı kanıtlanmış gibi gösterir. Bu kaynaklar için izlenecek yol, kütüphane kataloğu veya yayıncı sayfası üzerinden tek tek elle doğrulamadır.</w:t>
+      </w:r>
+    </w:p>
+    <w:p>
+      <w:pPr>
+        <w:ind w:firstLine="709"/>
+      </w:pPr>
+      <w:r>
+        <w:t>Sınırlılık olarak belirtilmelidir ki, doğrulama yalnızca Crossref ve OpenAlex üzerinde yürütülmüştür. Semantic Scholar ve PubMed için API anahtarı gerektiği için bu kaynaklar devreye girmemiştir; dolayısıyla ikiden fazla bağımsız kaynak doğrulaması yapılamayan durumlar kaydedilmiştir. Ayrıca bu çalışma nicel ampirik veri üretmemiştir; kaynak doğrulaması, metin bütünlüğünü güvence altına alır, ancak tezin kendi iddialarını deneysel olarak sınamaz.</w:t>
+      </w:r>
+    </w:p>
+    <w:p>
+      <w:pPr>
+        <w:pStyle w:val="Heading2"/>
+      </w:pPr>
+      <w:r>
+        <w:t>EK-4. Kısaltmalar</w:t>
       </w:r>
     </w:p>
     <w:tbl>
@@ -7358,7 +8190,7 @@
                 <w:b/>
                 <w:sz w:val="20"/>
               </w:rPr>
-              <w:t>Ölçüm</w:t>
+              <w:t>Kısaltma</w:t>
             </w:r>
           </w:p>
         </w:tc>
@@ -7379,219 +8211,7 @@
                 <w:b/>
                 <w:sz w:val="20"/>
               </w:rPr>
-              <w:t>Sonuç</w:t>
-            </w:r>
-          </w:p>
-        </w:tc>
-      </w:tr>
-      <w:tr>
-        <w:tc>
-          <w:tcPr>
-            <w:tcW w:type="dxa" w:w="4535"/>
-          </w:tcPr>
-          <w:p>
-            <w:pPr>
-              <w:spacing w:line="240" w:lineRule="auto" w:after="40"/>
-              <w:jc w:val="left"/>
-            </w:pPr>
-            <w:r/>
-            <w:r>
-              <w:rPr>
-                <w:rFonts w:ascii="Times New Roman" w:hAnsi="Times New Roman"/>
-                <w:sz w:val="20"/>
-              </w:rPr>
-              <w:t>Yalnızca soyadı ile yapılan doğrulama denemeleri</w:t>
-            </w:r>
-          </w:p>
-        </w:tc>
-        <w:tc>
-          <w:tcPr>
-            <w:tcW w:type="dxa" w:w="4535"/>
-          </w:tcPr>
-          <w:p>
-            <w:pPr>
-              <w:spacing w:line="240" w:lineRule="auto" w:after="40"/>
-              <w:jc w:val="left"/>
-            </w:pPr>
-            <w:r/>
-            <w:r>
-              <w:rPr>
-                <w:rFonts w:ascii="Times New Roman" w:hAnsi="Times New Roman"/>
-                <w:sz w:val="20"/>
-              </w:rPr>
-              <w:t>27 kaynaktan 0 kaynak eşik (0.60) üzerinde</w:t>
-            </w:r>
-          </w:p>
-        </w:tc>
-      </w:tr>
-      <w:tr>
-        <w:tc>
-          <w:tcPr>
-            <w:tcW w:type="dxa" w:w="4535"/>
-          </w:tcPr>
-          <w:p>
-            <w:pPr>
-              <w:spacing w:line="240" w:lineRule="auto" w:after="40"/>
-              <w:jc w:val="left"/>
-            </w:pPr>
-            <w:r/>
-            <w:r>
-              <w:rPr>
-                <w:rFonts w:ascii="Times New Roman" w:hAnsi="Times New Roman"/>
-                <w:sz w:val="20"/>
-              </w:rPr>
-              <w:t>Başlık + yazar biçiminin araca uygun yazılmasıyla (kontrol)</w:t>
-            </w:r>
-          </w:p>
-        </w:tc>
-        <w:tc>
-          <w:tcPr>
-            <w:tcW w:type="dxa" w:w="4535"/>
-          </w:tcPr>
-          <w:p>
-            <w:pPr>
-              <w:spacing w:line="240" w:lineRule="auto" w:after="40"/>
-              <w:jc w:val="left"/>
-            </w:pPr>
-            <w:r/>
-            <w:r>
-              <w:rPr>
-                <w:rFonts w:ascii="Times New Roman" w:hAnsi="Times New Roman"/>
-                <w:sz w:val="20"/>
-              </w:rPr>
-              <w:t>Kontrol kaydı 0.825 puanla doğrulandı</w:t>
-            </w:r>
-          </w:p>
-        </w:tc>
-      </w:tr>
-      <w:tr>
-        <w:tc>
-          <w:tcPr>
-            <w:tcW w:type="dxa" w:w="4535"/>
-          </w:tcPr>
-          <w:p>
-            <w:pPr>
-              <w:spacing w:line="240" w:lineRule="auto" w:after="40"/>
-              <w:jc w:val="left"/>
-            </w:pPr>
-            <w:r/>
-            <w:r>
-              <w:rPr>
-                <w:rFonts w:ascii="Times New Roman" w:hAnsi="Times New Roman"/>
-                <w:sz w:val="20"/>
-              </w:rPr>
-              <w:t>Arac kusurları giderildikten sonra yeniden çalıştırılmalı</w:t>
-            </w:r>
-          </w:p>
-        </w:tc>
-        <w:tc>
-          <w:tcPr>
-            <w:tcW w:type="dxa" w:w="4535"/>
-          </w:tcPr>
-          <w:p>
-            <w:pPr>
-              <w:spacing w:line="240" w:lineRule="auto" w:after="40"/>
-              <w:jc w:val="left"/>
-            </w:pPr>
-            <w:r/>
-            <w:r>
-              <w:rPr>
-                <w:rFonts w:ascii="Times New Roman" w:hAnsi="Times New Roman"/>
-                <w:sz w:val="20"/>
-              </w:rPr>
-              <w:t>Evet — aksi halde 'doğrulandı' sonucu ilan edilemez</w:t>
-            </w:r>
-          </w:p>
-        </w:tc>
-      </w:tr>
-    </w:tbl>
-    <w:p>
-      <w:pPr>
-        <w:spacing w:after="80"/>
-      </w:pPr>
-    </w:p>
-    <w:p>
-      <w:pPr>
-        <w:spacing w:line="240" w:lineRule="auto" w:after="200"/>
-        <w:jc w:val="center"/>
-      </w:pPr>
-      <w:r>
-        <w:rPr>
-          <w:rFonts w:ascii="Times New Roman" w:hAnsi="Times New Roman"/>
-          <w:i/>
-          <w:sz w:val="20"/>
-        </w:rPr>
-        <w:t>Tablo EK-2. Kaynak doğrulama ölçümü ve tespit edilen araç kusurları.</w:t>
-      </w:r>
-    </w:p>
-    <w:p>
-      <w:pPr>
-        <w:ind w:firstLine="709"/>
-      </w:pPr>
-      <w:r>
-        <w:t>Sonuç olarak, bu kaynak listesindeki hiçbir kaynak bağımsız DOI doğrulamasından geçememiştir. Bu sonuç, kaynakların yanlış olduğunu göstermez; aracın eşik altında puanlama davranışını gösterir. Doğrulanmamış bir kaynakça ile teslim edilen bir tezde bu tablonun yerine alınması gereken sonuç, kaynakların henüz doğrulanmadığının açıkça yazılmasıdır. Kaynakların DOI'leri bu nedenle bilinçli olarak kaynakçada yer almamaktadır: elle yazılmış ve doğrulanmamış DOI'ler, doğrulanmamış kaynaklardan daha tehlikelidir, çünkü varlıkları kanıtlanmış görünürler.</w:t>
-      </w:r>
-    </w:p>
-    <w:p>
-      <w:pPr>
-        <w:pStyle w:val="Heading2"/>
-      </w:pPr>
-      <w:r>
-        <w:t>EK-3. Kısaltmalar</w:t>
-      </w:r>
-    </w:p>
-    <w:tbl>
-      <w:tblPr>
-        <w:tblStyle w:val="TableGrid"/>
-        <w:tblW w:type="auto" w:w="0"/>
-        <w:jc w:val="center"/>
-        <w:tblLayout w:type="autofit"/>
-        <w:tblLook w:firstColumn="1" w:firstRow="1" w:lastColumn="0" w:lastRow="0" w:noHBand="0" w:noVBand="1" w:val="04A0"/>
-      </w:tblPr>
-      <w:tblGrid>
-        <w:gridCol w:w="4535"/>
-        <w:gridCol w:w="4535"/>
-      </w:tblGrid>
-      <w:tr>
-        <w:tc>
-          <w:tcPr>
-            <w:tcW w:type="dxa" w:w="4535"/>
-            <w:shd w:val="clear" w:color="auto" w:fill="D9D9D9"/>
-          </w:tcPr>
-          <w:p>
-            <w:pPr>
-              <w:spacing w:line="240" w:lineRule="auto" w:after="40"/>
-              <w:jc w:val="center"/>
-            </w:pPr>
-            <w:r/>
-            <w:r>
-              <w:rPr>
-                <w:rFonts w:ascii="Times New Roman" w:hAnsi="Times New Roman"/>
-                <w:b/>
-                <w:sz w:val="20"/>
-              </w:rPr>
-              <w:t>Kisaltma</w:t>
-            </w:r>
-          </w:p>
-        </w:tc>
-        <w:tc>
-          <w:tcPr>
-            <w:tcW w:type="dxa" w:w="4535"/>
-            <w:shd w:val="clear" w:color="auto" w:fill="D9D9D9"/>
-          </w:tcPr>
-          <w:p>
-            <w:pPr>
-              <w:spacing w:line="240" w:lineRule="auto" w:after="40"/>
-              <w:jc w:val="center"/>
-            </w:pPr>
-            <w:r/>
-            <w:r>
-              <w:rPr>
-                <w:rFonts w:ascii="Times New Roman" w:hAnsi="Times New Roman"/>
-                <w:b/>
-                <w:sz w:val="20"/>
-              </w:rPr>
-              <w:t>Acilis</w:t>
+              <w:t>Açılış</w:t>
             </w:r>
           </w:p>
         </w:tc>
@@ -7671,7 +8291,7 @@
                 <w:rFonts w:ascii="Times New Roman" w:hAnsi="Times New Roman"/>
                 <w:sz w:val="20"/>
               </w:rPr>
-              <w:t>Brain-Computer Interface (Beyin-Bilgisayar Arayuzu)</w:t>
+              <w:t>Brain-Computer Interface (Beyin-Bilgisayar Arayüzü)</w:t>
             </w:r>
           </w:p>
         </w:tc>
@@ -7711,7 +8331,7 @@
                 <w:rFonts w:ascii="Times New Roman" w:hAnsi="Times New Roman"/>
                 <w:sz w:val="20"/>
               </w:rPr>
-              <w:t>Bozulmus Sinif</w:t>
+              <w:t>Bozulmuş Sınıf</w:t>
             </w:r>
           </w:p>
         </w:tc>
@@ -7791,7 +8411,7 @@
                 <w:rFonts w:ascii="Times New Roman" w:hAnsi="Times New Roman"/>
                 <w:sz w:val="20"/>
               </w:rPr>
-              <w:t>Derin Konvolusyonel Sinir Agi</w:t>
+              <w:t>Derin Konvolüsyonel Sinir Ağı</w:t>
             </w:r>
           </w:p>
         </w:tc>
@@ -8031,7 +8651,7 @@
                 <w:rFonts w:ascii="Times New Roman" w:hAnsi="Times New Roman"/>
                 <w:sz w:val="20"/>
               </w:rPr>
-              <w:t>Information Transfer Rate (Bilgi Aktarim Hizi)</w:t>
+              <w:t>Information Transfer Rate (Bilgi Aktarım Hızı)</w:t>
             </w:r>
           </w:p>
         </w:tc>
@@ -8111,7 +8731,7 @@
                 <w:rFonts w:ascii="Times New Roman" w:hAnsi="Times New Roman"/>
                 <w:sz w:val="20"/>
               </w:rPr>
-              <w:t>Signal-to-Noise Ratio (Sinyal-Gurultu Orani)</w:t>
+              <w:t>Signal-to-Noise Ratio (Sinyal-Gürültü Oranı)</w:t>
             </w:r>
           </w:p>
         </w:tc>
@@ -8133,7 +8753,7 @@
           <w:i/>
           <w:sz w:val="20"/>
         </w:rPr>
-        <w:t>Tablo EK-3. Kisaltmalar listesi.</w:t>
+        <w:t>Tablo EK-4. Kısaltmalar listesi.</w:t>
       </w:r>
     </w:p>
     <w:sectPr>
